--- a/docs/MuleWatch_Demo_Guide.docx
+++ b/docs/MuleWatch_Demo_Guide.docx
@@ -2324,7 +2324,7 @@
                 <w:sz w:val="19"/>
                 <w:szCs w:val="19"/>
               </w:rPr>
-              <w:t xml:space="preserve">Open on the projector laptop</w:t>
+              <w:t xml:space="preserve">Open on the projector laptop. If port 8000 is busy, run.sh prints the port it used (e.g. 8001)</w:t>
             </w:r>
           </w:p>
         </w:tc>
@@ -10904,7 +10904,7 @@
                 <w:sz w:val="19"/>
                 <w:szCs w:val="19"/>
               </w:rPr>
-              <w:t xml:space="preserve">Port 8000 already in use</w:t>
+              <w:t xml:space="preserve">Command center opened on 8001, not 8000</w:t>
             </w:r>
           </w:p>
         </w:tc>
@@ -10934,7 +10934,7 @@
                 <w:sz w:val="19"/>
                 <w:szCs w:val="19"/>
               </w:rPr>
-              <w:t xml:space="preserve">A previous run is still open</w:t>
+              <w:t xml:space="preserve">Another program on the laptop already uses port 8000; run.sh picks the next free port</w:t>
             </w:r>
           </w:p>
         </w:tc>
@@ -10958,6 +10958,14 @@
             <w:pPr>
               <w:spacing w:after="30" w:line="260"/>
             </w:pPr>
+            <w:r>
+              <w:rPr>
+                <w:rFonts w:ascii="Arial" w:cs="Arial" w:eastAsia="Arial" w:hAnsi="Arial"/>
+                <w:sz w:val="19"/>
+                <w:szCs w:val="19"/>
+              </w:rPr>
+              <w:t xml:space="preserve">Use the address run.sh prints, or choose one: </w:t>
+            </w:r>
             <w:r>
               <w:rPr>
                 <w:rFonts w:ascii="Consolas" w:cs="Consolas" w:eastAsia="Consolas" w:hAnsi="Consolas"/>
@@ -10966,15 +10974,209 @@
                 <w:szCs w:val="18"/>
                 <w:shd w:fill="EEF0F7" w:color="auto" w:val="clear"/>
               </w:rPr>
+              <w:t xml:space="preserve">./run.sh --port 8010</w:t>
+            </w:r>
+          </w:p>
+        </w:tc>
+      </w:tr>
+      <w:tr>
+        <w:trPr>
+          <w:cantSplit/>
+          <w:tblHeader w:val="false"/>
+        </w:trPr>
+        <w:tc>
+          <w:tcPr>
+            <w:tcW w:type="dxa" w:w="2700"/>
+            <w:tcBorders>
+              <w:top w:val="single" w:color="D5DBE7" w:sz="4"/>
+              <w:left w:val="single" w:color="D5DBE7" w:sz="4"/>
+              <w:bottom w:val="single" w:color="D5DBE7" w:sz="4"/>
+              <w:right w:val="single" w:color="D5DBE7" w:sz="4"/>
+            </w:tcBorders>
+            <w:tcMar>
+              <w:top w:type="dxa" w:w="70"/>
+              <w:left w:type="dxa" w:w="110"/>
+              <w:bottom w:type="dxa" w:w="70"/>
+              <w:right w:type="dxa" w:w="110"/>
+            </w:tcMar>
+          </w:tcPr>
+          <w:p>
+            <w:pPr>
+              <w:spacing w:after="30" w:line="260"/>
+            </w:pPr>
+            <w:r>
+              <w:rPr>
+                <w:rFonts w:ascii="Arial" w:cs="Arial" w:eastAsia="Arial" w:hAnsi="Arial"/>
+                <w:sz w:val="19"/>
+                <w:szCs w:val="19"/>
+              </w:rPr>
+              <w:t xml:space="preserve">Old MuleWatch still running in another terminal</w:t>
+            </w:r>
+          </w:p>
+        </w:tc>
+        <w:tc>
+          <w:tcPr>
+            <w:tcW w:type="dxa" w:w="2600"/>
+            <w:tcBorders>
+              <w:top w:val="single" w:color="D5DBE7" w:sz="4"/>
+              <w:left w:val="single" w:color="D5DBE7" w:sz="4"/>
+              <w:bottom w:val="single" w:color="D5DBE7" w:sz="4"/>
+              <w:right w:val="single" w:color="D5DBE7" w:sz="4"/>
+            </w:tcBorders>
+            <w:tcMar>
+              <w:top w:type="dxa" w:w="70"/>
+              <w:left w:type="dxa" w:w="110"/>
+              <w:bottom w:type="dxa" w:w="70"/>
+              <w:right w:type="dxa" w:w="110"/>
+            </w:tcMar>
+          </w:tcPr>
+          <w:p>
+            <w:pPr>
+              <w:spacing w:after="30" w:line="260"/>
+            </w:pPr>
+            <w:r>
+              <w:rPr>
+                <w:rFonts w:ascii="Arial" w:cs="Arial" w:eastAsia="Arial" w:hAnsi="Arial"/>
+                <w:sz w:val="19"/>
+                <w:szCs w:val="19"/>
+              </w:rPr>
+              <w:t xml:space="preserve">A previous run.sh was not stopped</w:t>
+            </w:r>
+          </w:p>
+        </w:tc>
+        <w:tc>
+          <w:tcPr>
+            <w:tcW w:type="dxa" w:w="4338"/>
+            <w:tcBorders>
+              <w:top w:val="single" w:color="D5DBE7" w:sz="4"/>
+              <w:left w:val="single" w:color="D5DBE7" w:sz="4"/>
+              <w:bottom w:val="single" w:color="D5DBE7" w:sz="4"/>
+              <w:right w:val="single" w:color="D5DBE7" w:sz="4"/>
+            </w:tcBorders>
+            <w:tcMar>
+              <w:top w:type="dxa" w:w="70"/>
+              <w:left w:type="dxa" w:w="110"/>
+              <w:bottom w:type="dxa" w:w="70"/>
+              <w:right w:type="dxa" w:w="110"/>
+            </w:tcMar>
+          </w:tcPr>
+          <w:p>
+            <w:pPr>
+              <w:spacing w:after="30" w:line="260"/>
+            </w:pPr>
+            <w:r>
+              <w:rPr>
+                <w:rFonts w:ascii="Arial" w:cs="Arial" w:eastAsia="Arial" w:hAnsi="Arial"/>
+                <w:sz w:val="19"/>
+                <w:szCs w:val="19"/>
+              </w:rPr>
+              <w:t xml:space="preserve">Press Ctrl+C in that terminal, or </w:t>
+            </w:r>
+            <w:r>
+              <w:rPr>
+                <w:rFonts w:ascii="Consolas" w:cs="Consolas" w:eastAsia="Consolas" w:hAnsi="Consolas"/>
+                <w:color w:val="1F2A7A"/>
+                <w:sz w:val="18"/>
+                <w:szCs w:val="18"/>
+                <w:shd w:fill="EEF0F7" w:color="auto" w:val="clear"/>
+              </w:rPr>
               <w:t xml:space="preserve">fuser -k 8000/tcp 8100/tcp</w:t>
             </w:r>
-            <w:r>
-              <w:rPr>
-                <w:rFonts w:ascii="Arial" w:cs="Arial" w:eastAsia="Arial" w:hAnsi="Arial"/>
-                <w:sz w:val="19"/>
-                <w:szCs w:val="19"/>
-              </w:rPr>
-              <w:t xml:space="preserve">, then start again</w:t>
+          </w:p>
+        </w:tc>
+      </w:tr>
+      <w:tr>
+        <w:trPr>
+          <w:cantSplit/>
+          <w:tblHeader w:val="false"/>
+        </w:trPr>
+        <w:tc>
+          <w:tcPr>
+            <w:tcW w:type="dxa" w:w="2700"/>
+            <w:tcBorders>
+              <w:top w:val="single" w:color="D5DBE7" w:sz="4"/>
+              <w:left w:val="single" w:color="D5DBE7" w:sz="4"/>
+              <w:bottom w:val="single" w:color="D5DBE7" w:sz="4"/>
+              <w:right w:val="single" w:color="D5DBE7" w:sz="4"/>
+            </w:tcBorders>
+            <w:tcMar>
+              <w:top w:type="dxa" w:w="70"/>
+              <w:left w:type="dxa" w:w="110"/>
+              <w:bottom w:type="dxa" w:w="70"/>
+              <w:right w:type="dxa" w:w="110"/>
+            </w:tcMar>
+          </w:tcPr>
+          <w:p>
+            <w:pPr>
+              <w:spacing w:after="30" w:line="260"/>
+            </w:pPr>
+            <w:r>
+              <w:rPr>
+                <w:rFonts w:ascii="Arial" w:cs="Arial" w:eastAsia="Arial" w:hAnsi="Arial"/>
+                <w:sz w:val="19"/>
+                <w:szCs w:val="19"/>
+              </w:rPr>
+              <w:t xml:space="preserve">Request takedown says the post is no longer on the forum</w:t>
+            </w:r>
+          </w:p>
+        </w:tc>
+        <w:tc>
+          <w:tcPr>
+            <w:tcW w:type="dxa" w:w="2600"/>
+            <w:tcBorders>
+              <w:top w:val="single" w:color="D5DBE7" w:sz="4"/>
+              <w:left w:val="single" w:color="D5DBE7" w:sz="4"/>
+              <w:bottom w:val="single" w:color="D5DBE7" w:sz="4"/>
+              <w:right w:val="single" w:color="D5DBE7" w:sz="4"/>
+            </w:tcBorders>
+            <w:tcMar>
+              <w:top w:type="dxa" w:w="70"/>
+              <w:left w:type="dxa" w:w="110"/>
+              <w:bottom w:type="dxa" w:w="70"/>
+              <w:right w:type="dxa" w:w="110"/>
+            </w:tcMar>
+          </w:tcPr>
+          <w:p>
+            <w:pPr>
+              <w:spacing w:after="30" w:line="260"/>
+            </w:pPr>
+            <w:r>
+              <w:rPr>
+                <w:rFonts w:ascii="Arial" w:cs="Arial" w:eastAsia="Arial" w:hAnsi="Arial"/>
+                <w:sz w:val="19"/>
+                <w:szCs w:val="19"/>
+              </w:rPr>
+              <w:t xml:space="preserve">The forum was reset after this case was captured</w:t>
+            </w:r>
+          </w:p>
+        </w:tc>
+        <w:tc>
+          <w:tcPr>
+            <w:tcW w:type="dxa" w:w="4338"/>
+            <w:tcBorders>
+              <w:top w:val="single" w:color="D5DBE7" w:sz="4"/>
+              <w:left w:val="single" w:color="D5DBE7" w:sz="4"/>
+              <w:bottom w:val="single" w:color="D5DBE7" w:sz="4"/>
+              <w:right w:val="single" w:color="D5DBE7" w:sz="4"/>
+            </w:tcBorders>
+            <w:tcMar>
+              <w:top w:type="dxa" w:w="70"/>
+              <w:left w:type="dxa" w:w="110"/>
+              <w:bottom w:type="dxa" w:w="70"/>
+              <w:right w:type="dxa" w:w="110"/>
+            </w:tcMar>
+          </w:tcPr>
+          <w:p>
+            <w:pPr>
+              <w:spacing w:after="30" w:line="260"/>
+            </w:pPr>
+            <w:r>
+              <w:rPr>
+                <w:rFonts w:ascii="Arial" w:cs="Arial" w:eastAsia="Arial" w:hAnsi="Arial"/>
+                <w:sz w:val="19"/>
+                <w:szCs w:val="19"/>
+              </w:rPr>
+              <w:t xml:space="preserve">Expected; take down a post that exists on the forum now</w:t>
             </w:r>
           </w:p>
         </w:tc>
@@ -11546,6 +11748,104 @@
                 <w:szCs w:val="19"/>
               </w:rPr>
               <w:t xml:space="preserve">Laptop, in ~/Projects/mulewatch</w:t>
+            </w:r>
+          </w:p>
+        </w:tc>
+      </w:tr>
+      <w:tr>
+        <w:trPr>
+          <w:cantSplit/>
+          <w:tblHeader w:val="false"/>
+        </w:trPr>
+        <w:tc>
+          <w:tcPr>
+            <w:tcW w:type="dxa" w:w="2600"/>
+            <w:tcBorders>
+              <w:top w:val="single" w:color="D5DBE7" w:sz="4"/>
+              <w:left w:val="single" w:color="D5DBE7" w:sz="4"/>
+              <w:bottom w:val="single" w:color="D5DBE7" w:sz="4"/>
+              <w:right w:val="single" w:color="D5DBE7" w:sz="4"/>
+            </w:tcBorders>
+            <w:tcMar>
+              <w:top w:type="dxa" w:w="70"/>
+              <w:left w:type="dxa" w:w="110"/>
+              <w:bottom w:type="dxa" w:w="70"/>
+              <w:right w:type="dxa" w:w="110"/>
+            </w:tcMar>
+          </w:tcPr>
+          <w:p>
+            <w:pPr>
+              <w:spacing w:after="30" w:line="260"/>
+            </w:pPr>
+            <w:r>
+              <w:rPr>
+                <w:rFonts w:ascii="Arial" w:cs="Arial" w:eastAsia="Arial" w:hAnsi="Arial"/>
+                <w:sz w:val="19"/>
+                <w:szCs w:val="19"/>
+              </w:rPr>
+              <w:t xml:space="preserve">Start on a specific port</w:t>
+            </w:r>
+          </w:p>
+        </w:tc>
+        <w:tc>
+          <w:tcPr>
+            <w:tcW w:type="dxa" w:w="4838"/>
+            <w:tcBorders>
+              <w:top w:val="single" w:color="D5DBE7" w:sz="4"/>
+              <w:left w:val="single" w:color="D5DBE7" w:sz="4"/>
+              <w:bottom w:val="single" w:color="D5DBE7" w:sz="4"/>
+              <w:right w:val="single" w:color="D5DBE7" w:sz="4"/>
+            </w:tcBorders>
+            <w:tcMar>
+              <w:top w:type="dxa" w:w="70"/>
+              <w:left w:type="dxa" w:w="110"/>
+              <w:bottom w:type="dxa" w:w="70"/>
+              <w:right w:type="dxa" w:w="110"/>
+            </w:tcMar>
+          </w:tcPr>
+          <w:p>
+            <w:pPr>
+              <w:spacing w:after="30" w:line="260"/>
+            </w:pPr>
+            <w:r>
+              <w:rPr>
+                <w:rFonts w:ascii="Consolas" w:cs="Consolas" w:eastAsia="Consolas" w:hAnsi="Consolas"/>
+                <w:color w:val="1F2A7A"/>
+                <w:sz w:val="18"/>
+                <w:szCs w:val="18"/>
+                <w:shd w:fill="EEF0F7" w:color="auto" w:val="clear"/>
+              </w:rPr>
+              <w:t xml:space="preserve">./run.sh --port 8010</w:t>
+            </w:r>
+          </w:p>
+        </w:tc>
+        <w:tc>
+          <w:tcPr>
+            <w:tcW w:type="dxa" w:w="2200"/>
+            <w:tcBorders>
+              <w:top w:val="single" w:color="D5DBE7" w:sz="4"/>
+              <w:left w:val="single" w:color="D5DBE7" w:sz="4"/>
+              <w:bottom w:val="single" w:color="D5DBE7" w:sz="4"/>
+              <w:right w:val="single" w:color="D5DBE7" w:sz="4"/>
+            </w:tcBorders>
+            <w:tcMar>
+              <w:top w:type="dxa" w:w="70"/>
+              <w:left w:type="dxa" w:w="110"/>
+              <w:bottom w:type="dxa" w:w="70"/>
+              <w:right w:type="dxa" w:w="110"/>
+            </w:tcMar>
+          </w:tcPr>
+          <w:p>
+            <w:pPr>
+              <w:spacing w:after="30" w:line="260"/>
+            </w:pPr>
+            <w:r>
+              <w:rPr>
+                <w:rFonts w:ascii="Arial" w:cs="Arial" w:eastAsia="Arial" w:hAnsi="Arial"/>
+                <w:sz w:val="19"/>
+                <w:szCs w:val="19"/>
+              </w:rPr>
+              <w:t xml:space="preserve">Laptop</w:t>
             </w:r>
           </w:p>
         </w:tc>

--- a/docs/MuleWatch_Demo_Guide.docx
+++ b/docs/MuleWatch_Demo_Guide.docx
@@ -1574,7 +1574,7 @@
                 <w:sz w:val="19"/>
                 <w:szCs w:val="19"/>
               </w:rPr>
-              <w:t xml:space="preserve">Live crawler every 3 s; reads schema.org JSON-LD that real forums publish; downloads attached images. Telegram public-channel crawler, Chrome extension and manual check page as extra inputs.</w:t>
+              <w:t xml:space="preserve">Live crawler every 3 s; reads schema.org JSON-LD that real forums publish; downloads attached images. Any single link (post, ad, Telegram post, web page, image) can be checked on demand or watched every minute. Telegram public-channel crawler and a Chrome extension as extra inputs.</w:t>
             </w:r>
           </w:p>
         </w:tc>
@@ -1604,7 +1604,7 @@
                 <w:sz w:val="19"/>
                 <w:szCs w:val="19"/>
               </w:rPr>
-              <w:t xml:space="preserve">Monitored sources page; Live intercepts feed</w:t>
+              <w:t xml:space="preserve">Monitored sources; Live intercepts; Check a post &gt; Link</w:t>
             </w:r>
           </w:p>
         </w:tc>
@@ -5947,7 +5947,7 @@
         <w:rPr>
           <w:rFonts w:ascii="Arial" w:cs="Arial" w:eastAsia="Arial" w:hAnsi="Arial"/>
         </w:rPr>
-        <w:t xml:space="preserve">Timings are approximate. Each step lists what to do, a suggested line to say, and what the judges will see.</w:t>
+        <w:t xml:space="preserve">Steps 7 and 8 are optional if time is short. Timings are approximate. Each step lists what to do, a suggested line to say, and what the judges will see.</w:t>
       </w:r>
     </w:p>
     <w:p>
@@ -8011,7 +8011,385 @@
         <w:rPr>
           <w:rFonts w:ascii="Arial" w:cs="Arial" w:eastAsia="Arial" w:hAnsi="Arial"/>
         </w:rPr>
-        <w:t xml:space="preserve">Step 7. Tricky cases and learning (30 s, if time allows)</w:t>
+        <w:t xml:space="preserve">Step 7. Check any link (30 s, optional)</w:t>
+      </w:r>
+    </w:p>
+    <w:tbl>
+      <w:tblPr>
+        <w:tblW w:type="dxa" w:w="9638"/>
+        <w:tblBorders>
+          <w:top w:val="single" w:color="auto" w:sz="4"/>
+          <w:left w:val="single" w:color="auto" w:sz="4"/>
+          <w:bottom w:val="single" w:color="auto" w:sz="4"/>
+          <w:right w:val="single" w:color="auto" w:sz="4"/>
+          <w:insideH w:val="single" w:color="auto" w:sz="4"/>
+          <w:insideV w:val="single" w:color="auto" w:sz="4"/>
+        </w:tblBorders>
+      </w:tblPr>
+      <w:tblGrid>
+        <w:gridCol w:w="1500"/>
+        <w:gridCol w:w="8138"/>
+      </w:tblGrid>
+      <w:tr>
+        <w:trPr>
+          <w:cantSplit/>
+        </w:trPr>
+        <w:tc>
+          <w:tcPr>
+            <w:tcW w:type="dxa" w:w="1500"/>
+            <w:tcBorders>
+              <w:top w:val="single" w:color="D5DBE7" w:sz="4"/>
+              <w:left w:val="single" w:color="D5DBE7" w:sz="4"/>
+              <w:bottom w:val="single" w:color="D5DBE7" w:sz="4"/>
+              <w:right w:val="single" w:color="D5DBE7" w:sz="4"/>
+            </w:tcBorders>
+            <w:shd w:fill="E8EBFA" w:color="auto" w:val="clear"/>
+            <w:tcMar>
+              <w:top w:type="dxa" w:w="70"/>
+              <w:left w:type="dxa" w:w="110"/>
+              <w:bottom w:type="dxa" w:w="70"/>
+              <w:right w:type="dxa" w:w="110"/>
+            </w:tcMar>
+          </w:tcPr>
+          <w:p>
+            <w:r>
+              <w:rPr>
+                <w:rFonts w:ascii="Arial" w:cs="Arial" w:eastAsia="Arial" w:hAnsi="Arial"/>
+                <w:b/>
+                <w:bCs/>
+                <w:sz w:val="19"/>
+                <w:szCs w:val="19"/>
+              </w:rPr>
+              <w:t xml:space="preserve">Do</w:t>
+            </w:r>
+          </w:p>
+        </w:tc>
+        <w:tc>
+          <w:tcPr>
+            <w:tcW w:type="dxa" w:w="8138"/>
+            <w:tcBorders>
+              <w:top w:val="single" w:color="D5DBE7" w:sz="4"/>
+              <w:left w:val="single" w:color="D5DBE7" w:sz="4"/>
+              <w:bottom w:val="single" w:color="D5DBE7" w:sz="4"/>
+              <w:right w:val="single" w:color="D5DBE7" w:sz="4"/>
+            </w:tcBorders>
+            <w:tcMar>
+              <w:top w:type="dxa" w:w="70"/>
+              <w:left w:type="dxa" w:w="110"/>
+              <w:bottom w:type="dxa" w:w="70"/>
+              <w:right w:type="dxa" w:w="110"/>
+            </w:tcMar>
+          </w:tcPr>
+          <w:p>
+            <w:pPr>
+              <w:spacing w:after="40" w:line="264"/>
+            </w:pPr>
+            <w:r>
+              <w:rPr>
+                <w:rFonts w:ascii="Arial" w:cs="Arial" w:eastAsia="Arial" w:hAnsi="Arial"/>
+                <w:sz w:val="19"/>
+                <w:szCs w:val="19"/>
+              </w:rPr>
+              <w:t xml:space="preserve">Open </w:t>
+            </w:r>
+            <w:r>
+              <w:rPr>
+                <w:rFonts w:ascii="Arial" w:cs="Arial" w:eastAsia="Arial" w:hAnsi="Arial"/>
+                <w:b/>
+                <w:bCs/>
+                <w:sz w:val="19"/>
+                <w:szCs w:val="19"/>
+              </w:rPr>
+              <w:t xml:space="preserve">Check a post</w:t>
+            </w:r>
+            <w:r>
+              <w:rPr>
+                <w:rFonts w:ascii="Arial" w:cs="Arial" w:eastAsia="Arial" w:hAnsi="Arial"/>
+                <w:sz w:val="19"/>
+                <w:szCs w:val="19"/>
+              </w:rPr>
+              <w:t xml:space="preserve">, keep the </w:t>
+            </w:r>
+            <w:r>
+              <w:rPr>
+                <w:rFonts w:ascii="Arial" w:cs="Arial" w:eastAsia="Arial" w:hAnsi="Arial"/>
+                <w:b/>
+                <w:bCs/>
+                <w:sz w:val="19"/>
+                <w:szCs w:val="19"/>
+              </w:rPr>
+              <w:t xml:space="preserve">Link</w:t>
+            </w:r>
+            <w:r>
+              <w:rPr>
+                <w:rFonts w:ascii="Arial" w:cs="Arial" w:eastAsia="Arial" w:hAnsi="Arial"/>
+                <w:sz w:val="19"/>
+                <w:szCs w:val="19"/>
+              </w:rPr>
+              <w:t xml:space="preserve"> tab, paste a link and click </w:t>
+            </w:r>
+            <w:r>
+              <w:rPr>
+                <w:rFonts w:ascii="Arial" w:cs="Arial" w:eastAsia="Arial" w:hAnsi="Arial"/>
+                <w:b/>
+                <w:bCs/>
+                <w:sz w:val="19"/>
+                <w:szCs w:val="19"/>
+              </w:rPr>
+              <w:t xml:space="preserve">Check post</w:t>
+            </w:r>
+            <w:r>
+              <w:rPr>
+                <w:rFonts w:ascii="Arial" w:cs="Arial" w:eastAsia="Arial" w:hAnsi="Arial"/>
+                <w:sz w:val="19"/>
+                <w:szCs w:val="19"/>
+              </w:rPr>
+              <w:t xml:space="preserve">. Good choices: a forum post link such as http://103.155.85.18:8100/p/5, a public Telegram post (t.me/channel/123), or any public ad page.</w:t>
+            </w:r>
+          </w:p>
+          <w:p>
+            <w:pPr>
+              <w:spacing w:after="40" w:line="264"/>
+            </w:pPr>
+            <w:r>
+              <w:rPr>
+                <w:rFonts w:ascii="Arial" w:cs="Arial" w:eastAsia="Arial" w:hAnsi="Arial"/>
+                <w:sz w:val="19"/>
+                <w:szCs w:val="19"/>
+              </w:rPr>
+              <w:t xml:space="preserve">Optionally right-click a link on any website and choose </w:t>
+            </w:r>
+            <w:r>
+              <w:rPr>
+                <w:rFonts w:ascii="Arial" w:cs="Arial" w:eastAsia="Arial" w:hAnsi="Arial"/>
+                <w:b/>
+                <w:bCs/>
+                <w:sz w:val="19"/>
+                <w:szCs w:val="19"/>
+              </w:rPr>
+              <w:t xml:space="preserve">Check this link with MuleWatch</w:t>
+            </w:r>
+            <w:r>
+              <w:rPr>
+                <w:rFonts w:ascii="Arial" w:cs="Arial" w:eastAsia="Arial" w:hAnsi="Arial"/>
+                <w:sz w:val="19"/>
+                <w:szCs w:val="19"/>
+              </w:rPr>
+              <w:t xml:space="preserve"> (Chrome extension).</w:t>
+            </w:r>
+          </w:p>
+        </w:tc>
+      </w:tr>
+      <w:tr>
+        <w:trPr>
+          <w:cantSplit/>
+        </w:trPr>
+        <w:tc>
+          <w:tcPr>
+            <w:tcW w:type="dxa" w:w="1500"/>
+            <w:tcBorders>
+              <w:top w:val="single" w:color="D5DBE7" w:sz="4"/>
+              <w:left w:val="single" w:color="D5DBE7" w:sz="4"/>
+              <w:bottom w:val="single" w:color="D5DBE7" w:sz="4"/>
+              <w:right w:val="single" w:color="D5DBE7" w:sz="4"/>
+            </w:tcBorders>
+            <w:shd w:fill="F1F8F4" w:color="auto" w:val="clear"/>
+            <w:tcMar>
+              <w:top w:type="dxa" w:w="70"/>
+              <w:left w:type="dxa" w:w="110"/>
+              <w:bottom w:type="dxa" w:w="70"/>
+              <w:right w:type="dxa" w:w="110"/>
+            </w:tcMar>
+          </w:tcPr>
+          <w:p>
+            <w:r>
+              <w:rPr>
+                <w:rFonts w:ascii="Arial" w:cs="Arial" w:eastAsia="Arial" w:hAnsi="Arial"/>
+                <w:b/>
+                <w:bCs/>
+                <w:sz w:val="19"/>
+                <w:szCs w:val="19"/>
+              </w:rPr>
+              <w:t xml:space="preserve">Say</w:t>
+            </w:r>
+          </w:p>
+        </w:tc>
+        <w:tc>
+          <w:tcPr>
+            <w:tcW w:type="dxa" w:w="8138"/>
+            <w:tcBorders>
+              <w:top w:val="single" w:color="D5DBE7" w:sz="4"/>
+              <w:left w:val="single" w:color="D5DBE7" w:sz="4"/>
+              <w:bottom w:val="single" w:color="D5DBE7" w:sz="4"/>
+              <w:right w:val="single" w:color="D5DBE7" w:sz="4"/>
+            </w:tcBorders>
+            <w:tcMar>
+              <w:top w:type="dxa" w:w="70"/>
+              <w:left w:type="dxa" w:w="110"/>
+              <w:bottom w:type="dxa" w:w="70"/>
+              <w:right w:type="dxa" w:w="110"/>
+            </w:tcMar>
+          </w:tcPr>
+          <w:p>
+            <w:pPr>
+              <w:spacing w:after="40" w:line="264"/>
+            </w:pPr>
+            <w:r>
+              <w:rPr>
+                <w:rFonts w:ascii="Arial" w:cs="Arial" w:eastAsia="Arial" w:hAnsi="Arial"/>
+                <w:sz w:val="19"/>
+                <w:szCs w:val="19"/>
+              </w:rPr>
+              <w:t xml:space="preserve">"Investigators don't only watch feeds; they get tip-offs. Paste any link and MuleWatch reads the page, its preview data and its pictures, and tells you in seconds whether it's selling accounts, and whether it's linked to a known seller."</w:t>
+            </w:r>
+          </w:p>
+        </w:tc>
+      </w:tr>
+      <w:tr>
+        <w:trPr>
+          <w:cantSplit/>
+        </w:trPr>
+        <w:tc>
+          <w:tcPr>
+            <w:tcW w:type="dxa" w:w="1500"/>
+            <w:tcBorders>
+              <w:top w:val="single" w:color="D5DBE7" w:sz="4"/>
+              <w:left w:val="single" w:color="D5DBE7" w:sz="4"/>
+              <w:bottom w:val="single" w:color="D5DBE7" w:sz="4"/>
+              <w:right w:val="single" w:color="D5DBE7" w:sz="4"/>
+            </w:tcBorders>
+            <w:shd w:fill="FDF3E7" w:color="auto" w:val="clear"/>
+            <w:tcMar>
+              <w:top w:type="dxa" w:w="70"/>
+              <w:left w:type="dxa" w:w="110"/>
+              <w:bottom w:type="dxa" w:w="70"/>
+              <w:right w:type="dxa" w:w="110"/>
+            </w:tcMar>
+          </w:tcPr>
+          <w:p>
+            <w:r>
+              <w:rPr>
+                <w:rFonts w:ascii="Arial" w:cs="Arial" w:eastAsia="Arial" w:hAnsi="Arial"/>
+                <w:b/>
+                <w:bCs/>
+                <w:sz w:val="19"/>
+                <w:szCs w:val="19"/>
+              </w:rPr>
+              <w:t xml:space="preserve">Judges see</w:t>
+            </w:r>
+          </w:p>
+        </w:tc>
+        <w:tc>
+          <w:tcPr>
+            <w:tcW w:type="dxa" w:w="8138"/>
+            <w:tcBorders>
+              <w:top w:val="single" w:color="D5DBE7" w:sz="4"/>
+              <w:left w:val="single" w:color="D5DBE7" w:sz="4"/>
+              <w:bottom w:val="single" w:color="D5DBE7" w:sz="4"/>
+              <w:right w:val="single" w:color="D5DBE7" w:sz="4"/>
+            </w:tcBorders>
+            <w:tcMar>
+              <w:top w:type="dxa" w:w="70"/>
+              <w:left w:type="dxa" w:w="110"/>
+              <w:bottom w:type="dxa" w:w="70"/>
+              <w:right w:type="dxa" w:w="110"/>
+            </w:tcMar>
+          </w:tcPr>
+          <w:p>
+            <w:pPr>
+              <w:spacing w:after="40" w:line="264"/>
+            </w:pPr>
+            <w:r>
+              <w:rPr>
+                <w:rFonts w:ascii="Arial" w:cs="Arial" w:eastAsia="Arial" w:hAnsi="Arial"/>
+                <w:sz w:val="19"/>
+                <w:szCs w:val="19"/>
+              </w:rPr>
+              <w:t xml:space="preserve">A note saying where the content was read from, the verdict and score, "linked to N other posts" when it shares a phone, UPI or Telegram handle with a known ring, and the same evidence view as a case.</w:t>
+            </w:r>
+          </w:p>
+        </w:tc>
+      </w:tr>
+    </w:tbl>
+    <w:p>
+      <w:pPr>
+        <w:spacing w:after="160"/>
+      </w:pPr>
+    </w:p>
+    <w:p>
+      <w:pPr>
+        <w:keepNext/>
+        <w:spacing w:after="40" w:before="80"/>
+        <w:jc w:val="center"/>
+      </w:pPr>
+      <w:r>
+        <w:drawing>
+          <wp:inline distT="0" distB="0" distL="0" distR="0">
+            <wp:extent cx="5334000" cy="3648075"/>
+            <wp:effectExtent t="0" r="0" b="0" l="0"/>
+            <wp:docPr id="1" name="analyze_crop.png" descr="Checking a single link: content read from the page and its image, scored and linked to a known ring" title="Checking a single link: content read from the page and its image, scored and linked to a known ring"/>
+            <wp:cNvGraphicFramePr>
+              <a:graphicFrameLocks xmlns:a="http://schemas.openxmlformats.org/drawingml/2006/main" noChangeAspect="1"/>
+            </wp:cNvGraphicFramePr>
+            <a:graphic xmlns:a="http://schemas.openxmlformats.org/drawingml/2006/main">
+              <a:graphicData uri="http://schemas.openxmlformats.org/drawingml/2006/picture">
+                <pic:pic xmlns:pic="http://schemas.openxmlformats.org/drawingml/2006/picture">
+                  <pic:nvPicPr>
+                    <pic:cNvPr id="0" name="" descr=""/>
+                    <pic:cNvPicPr>
+                      <a:picLocks noChangeAspect="1" noChangeArrowheads="1"/>
+                    </pic:cNvPicPr>
+                  </pic:nvPicPr>
+                  <pic:blipFill>
+                    <a:blip r:embed="rId15" cstate="none"/>
+                    <a:srcRect/>
+                    <a:stretch>
+                      <a:fillRect/>
+                    </a:stretch>
+                  </pic:blipFill>
+                  <pic:spPr bwMode="auto">
+                    <a:xfrm>
+                      <a:off x="0" y="0"/>
+                      <a:ext cx="5334000" cy="3648075"/>
+                    </a:xfrm>
+                    <a:prstGeom prst="rect">
+                      <a:avLst/>
+                    </a:prstGeom>
+                  </pic:spPr>
+                </pic:pic>
+              </a:graphicData>
+            </a:graphic>
+          </wp:inline>
+        </w:drawing>
+      </w:r>
+    </w:p>
+    <w:p>
+      <w:pPr>
+        <w:spacing w:after="200"/>
+        <w:jc w:val="center"/>
+      </w:pPr>
+      <w:r>
+        <w:rPr>
+          <w:rFonts w:ascii="Arial" w:cs="Arial" w:eastAsia="Arial" w:hAnsi="Arial"/>
+          <w:i/>
+          <w:iCs/>
+          <w:color w:val="5B6478"/>
+          <w:sz w:val="18"/>
+          <w:szCs w:val="18"/>
+        </w:rPr>
+        <w:t xml:space="preserve">Checking a single link: content read from the page and its image, scored and linked to a known ring</w:t>
+      </w:r>
+    </w:p>
+    <w:p>
+      <w:pPr>
+        <w:pStyle w:val="Heading3"/>
+        <w:keepNext/>
+      </w:pPr>
+      <w:r>
+        <w:rPr>
+          <w:rFonts w:ascii="Arial" w:cs="Arial" w:eastAsia="Arial" w:hAnsi="Arial"/>
+        </w:rPr>
+        <w:t xml:space="preserve">Step 8. Tricky cases and learning (30 s, if time allows)</w:t>
       </w:r>
     </w:p>
     <w:tbl>
@@ -9490,6 +9868,162 @@
                 <w:sz w:val="19"/>
                 <w:szCs w:val="19"/>
               </w:rPr>
+              <w:t xml:space="preserve">H</w:t>
+            </w:r>
+          </w:p>
+        </w:tc>
+        <w:tc>
+          <w:tcPr>
+            <w:tcW w:type="dxa" w:w="1500"/>
+            <w:tcBorders>
+              <w:top w:val="single" w:color="D5DBE7" w:sz="4"/>
+              <w:left w:val="single" w:color="D5DBE7" w:sz="4"/>
+              <w:bottom w:val="single" w:color="D5DBE7" w:sz="4"/>
+              <w:right w:val="single" w:color="D5DBE7" w:sz="4"/>
+            </w:tcBorders>
+            <w:tcMar>
+              <w:top w:type="dxa" w:w="70"/>
+              <w:left w:type="dxa" w:w="110"/>
+              <w:bottom w:type="dxa" w:w="70"/>
+              <w:right w:type="dxa" w:w="110"/>
+            </w:tcMar>
+          </w:tcPr>
+          <w:p>
+            <w:pPr>
+              <w:spacing w:after="30" w:line="260"/>
+            </w:pPr>
+            <w:r>
+              <w:rPr>
+                <w:rFonts w:ascii="Arial" w:cs="Arial" w:eastAsia="Arial" w:hAnsi="Arial"/>
+                <w:sz w:val="19"/>
+                <w:szCs w:val="19"/>
+              </w:rPr>
+              <w:t xml:space="preserve">Check a post &gt; Link</w:t>
+            </w:r>
+          </w:p>
+        </w:tc>
+        <w:tc>
+          <w:tcPr>
+            <w:tcW w:type="dxa" w:w="2100"/>
+            <w:tcBorders>
+              <w:top w:val="single" w:color="D5DBE7" w:sz="4"/>
+              <w:left w:val="single" w:color="D5DBE7" w:sz="4"/>
+              <w:bottom w:val="single" w:color="D5DBE7" w:sz="4"/>
+              <w:right w:val="single" w:color="D5DBE7" w:sz="4"/>
+            </w:tcBorders>
+            <w:tcMar>
+              <w:top w:type="dxa" w:w="70"/>
+              <w:left w:type="dxa" w:w="110"/>
+              <w:bottom w:type="dxa" w:w="70"/>
+              <w:right w:type="dxa" w:w="110"/>
+            </w:tcMar>
+          </w:tcPr>
+          <w:p>
+            <w:pPr>
+              <w:spacing w:after="30" w:line="260"/>
+            </w:pPr>
+            <w:r>
+              <w:rPr>
+                <w:rFonts w:ascii="Arial" w:cs="Arial" w:eastAsia="Arial" w:hAnsi="Arial"/>
+                <w:sz w:val="19"/>
+                <w:szCs w:val="19"/>
+              </w:rPr>
+              <w:t xml:space="preserve">(any link)</w:t>
+            </w:r>
+          </w:p>
+        </w:tc>
+        <w:tc>
+          <w:tcPr>
+            <w:tcW w:type="dxa" w:w="3538"/>
+            <w:tcBorders>
+              <w:top w:val="single" w:color="D5DBE7" w:sz="4"/>
+              <w:left w:val="single" w:color="D5DBE7" w:sz="4"/>
+              <w:bottom w:val="single" w:color="D5DBE7" w:sz="4"/>
+              <w:right w:val="single" w:color="D5DBE7" w:sz="4"/>
+            </w:tcBorders>
+            <w:tcMar>
+              <w:top w:type="dxa" w:w="70"/>
+              <w:left w:type="dxa" w:w="110"/>
+              <w:bottom w:type="dxa" w:w="70"/>
+              <w:right w:type="dxa" w:w="110"/>
+            </w:tcMar>
+          </w:tcPr>
+          <w:p>
+            <w:pPr>
+              <w:spacing w:after="30" w:line="260"/>
+            </w:pPr>
+            <w:r>
+              <w:rPr>
+                <w:rFonts w:ascii="Arial" w:cs="Arial" w:eastAsia="Arial" w:hAnsi="Arial"/>
+                <w:sz w:val="19"/>
+                <w:szCs w:val="19"/>
+              </w:rPr>
+              <w:t xml:space="preserve">http://103.155.85.18:8100/p/5  or a public t.me/channel/123 post  or any public ad page</w:t>
+            </w:r>
+          </w:p>
+        </w:tc>
+        <w:tc>
+          <w:tcPr>
+            <w:tcW w:type="dxa" w:w="2000"/>
+            <w:tcBorders>
+              <w:top w:val="single" w:color="D5DBE7" w:sz="4"/>
+              <w:left w:val="single" w:color="D5DBE7" w:sz="4"/>
+              <w:bottom w:val="single" w:color="D5DBE7" w:sz="4"/>
+              <w:right w:val="single" w:color="D5DBE7" w:sz="4"/>
+            </w:tcBorders>
+            <w:tcMar>
+              <w:top w:type="dxa" w:w="70"/>
+              <w:left w:type="dxa" w:w="110"/>
+              <w:bottom w:type="dxa" w:w="70"/>
+              <w:right w:type="dxa" w:w="110"/>
+            </w:tcMar>
+          </w:tcPr>
+          <w:p>
+            <w:pPr>
+              <w:spacing w:after="30" w:line="260"/>
+            </w:pPr>
+            <w:r>
+              <w:rPr>
+                <w:rFonts w:ascii="Arial" w:cs="Arial" w:eastAsia="Arial" w:hAnsi="Arial"/>
+                <w:sz w:val="19"/>
+                <w:szCs w:val="19"/>
+              </w:rPr>
+              <w:t xml:space="preserve">Score and evidence for that page; linked to a ring if it shares identifiers</w:t>
+            </w:r>
+          </w:p>
+        </w:tc>
+      </w:tr>
+      <w:tr>
+        <w:trPr>
+          <w:cantSplit/>
+          <w:tblHeader w:val="false"/>
+        </w:trPr>
+        <w:tc>
+          <w:tcPr>
+            <w:tcW w:type="dxa" w:w="500"/>
+            <w:tcBorders>
+              <w:top w:val="single" w:color="D5DBE7" w:sz="4"/>
+              <w:left w:val="single" w:color="D5DBE7" w:sz="4"/>
+              <w:bottom w:val="single" w:color="D5DBE7" w:sz="4"/>
+              <w:right w:val="single" w:color="D5DBE7" w:sz="4"/>
+            </w:tcBorders>
+            <w:tcMar>
+              <w:top w:type="dxa" w:w="70"/>
+              <w:left w:type="dxa" w:w="110"/>
+              <w:bottom w:type="dxa" w:w="70"/>
+              <w:right w:type="dxa" w:w="110"/>
+            </w:tcMar>
+          </w:tcPr>
+          <w:p>
+            <w:pPr>
+              <w:spacing w:after="30" w:line="260"/>
+            </w:pPr>
+            <w:r>
+              <w:rPr>
+                <w:rFonts w:ascii="Arial" w:cs="Arial" w:eastAsia="Arial" w:hAnsi="Arial"/>
+                <w:sz w:val="19"/>
+                <w:szCs w:val="19"/>
+              </w:rPr>
               <w:t xml:space="preserve">G</w:t>
             </w:r>
           </w:p>
@@ -11116,6 +11650,198 @@
                 <w:sz w:val="19"/>
                 <w:szCs w:val="19"/>
               </w:rPr>
+              <w:t xml:space="preserve">Link check says login required, or shows little text</w:t>
+            </w:r>
+          </w:p>
+        </w:tc>
+        <w:tc>
+          <w:tcPr>
+            <w:tcW w:type="dxa" w:w="2600"/>
+            <w:tcBorders>
+              <w:top w:val="single" w:color="D5DBE7" w:sz="4"/>
+              <w:left w:val="single" w:color="D5DBE7" w:sz="4"/>
+              <w:bottom w:val="single" w:color="D5DBE7" w:sz="4"/>
+              <w:right w:val="single" w:color="D5DBE7" w:sz="4"/>
+            </w:tcBorders>
+            <w:tcMar>
+              <w:top w:type="dxa" w:w="70"/>
+              <w:left w:type="dxa" w:w="110"/>
+              <w:bottom w:type="dxa" w:w="70"/>
+              <w:right w:type="dxa" w:w="110"/>
+            </w:tcMar>
+          </w:tcPr>
+          <w:p>
+            <w:pPr>
+              <w:spacing w:after="30" w:line="260"/>
+            </w:pPr>
+            <w:r>
+              <w:rPr>
+                <w:rFonts w:ascii="Arial" w:cs="Arial" w:eastAsia="Arial" w:hAnsi="Arial"/>
+                <w:sz w:val="19"/>
+                <w:szCs w:val="19"/>
+              </w:rPr>
+              <w:t xml:space="preserve">Facebook, Instagram and WhatsApp hide posts from logged-out visitors</w:t>
+            </w:r>
+          </w:p>
+        </w:tc>
+        <w:tc>
+          <w:tcPr>
+            <w:tcW w:type="dxa" w:w="4338"/>
+            <w:tcBorders>
+              <w:top w:val="single" w:color="D5DBE7" w:sz="4"/>
+              <w:left w:val="single" w:color="D5DBE7" w:sz="4"/>
+              <w:bottom w:val="single" w:color="D5DBE7" w:sz="4"/>
+              <w:right w:val="single" w:color="D5DBE7" w:sz="4"/>
+            </w:tcBorders>
+            <w:tcMar>
+              <w:top w:type="dxa" w:w="70"/>
+              <w:left w:type="dxa" w:w="110"/>
+              <w:bottom w:type="dxa" w:w="70"/>
+              <w:right w:type="dxa" w:w="110"/>
+            </w:tcMar>
+          </w:tcPr>
+          <w:p>
+            <w:pPr>
+              <w:spacing w:after="30" w:line="260"/>
+            </w:pPr>
+            <w:r>
+              <w:rPr>
+                <w:rFonts w:ascii="Arial" w:cs="Arial" w:eastAsia="Arial" w:hAnsi="Arial"/>
+                <w:sz w:val="19"/>
+                <w:szCs w:val="19"/>
+              </w:rPr>
+              <w:t xml:space="preserve">Open the post in Chrome and use the extension's Check this page, or paste the text and a screenshot</w:t>
+            </w:r>
+          </w:p>
+        </w:tc>
+      </w:tr>
+      <w:tr>
+        <w:trPr>
+          <w:cantSplit/>
+          <w:tblHeader w:val="false"/>
+        </w:trPr>
+        <w:tc>
+          <w:tcPr>
+            <w:tcW w:type="dxa" w:w="2700"/>
+            <w:tcBorders>
+              <w:top w:val="single" w:color="D5DBE7" w:sz="4"/>
+              <w:left w:val="single" w:color="D5DBE7" w:sz="4"/>
+              <w:bottom w:val="single" w:color="D5DBE7" w:sz="4"/>
+              <w:right w:val="single" w:color="D5DBE7" w:sz="4"/>
+            </w:tcBorders>
+            <w:tcMar>
+              <w:top w:type="dxa" w:w="70"/>
+              <w:left w:type="dxa" w:w="110"/>
+              <w:bottom w:type="dxa" w:w="70"/>
+              <w:right w:type="dxa" w:w="110"/>
+            </w:tcMar>
+          </w:tcPr>
+          <w:p>
+            <w:pPr>
+              <w:spacing w:after="30" w:line="260"/>
+            </w:pPr>
+            <w:r>
+              <w:rPr>
+                <w:rFonts w:ascii="Arial" w:cs="Arial" w:eastAsia="Arial" w:hAnsi="Arial"/>
+                <w:sz w:val="19"/>
+                <w:szCs w:val="19"/>
+              </w:rPr>
+              <w:t xml:space="preserve">Link check refuses a local address</w:t>
+            </w:r>
+          </w:p>
+        </w:tc>
+        <w:tc>
+          <w:tcPr>
+            <w:tcW w:type="dxa" w:w="2600"/>
+            <w:tcBorders>
+              <w:top w:val="single" w:color="D5DBE7" w:sz="4"/>
+              <w:left w:val="single" w:color="D5DBE7" w:sz="4"/>
+              <w:bottom w:val="single" w:color="D5DBE7" w:sz="4"/>
+              <w:right w:val="single" w:color="D5DBE7" w:sz="4"/>
+            </w:tcBorders>
+            <w:tcMar>
+              <w:top w:type="dxa" w:w="70"/>
+              <w:left w:type="dxa" w:w="110"/>
+              <w:bottom w:type="dxa" w:w="70"/>
+              <w:right w:type="dxa" w:w="110"/>
+            </w:tcMar>
+          </w:tcPr>
+          <w:p>
+            <w:pPr>
+              <w:spacing w:after="30" w:line="260"/>
+            </w:pPr>
+            <w:r>
+              <w:rPr>
+                <w:rFonts w:ascii="Arial" w:cs="Arial" w:eastAsia="Arial" w:hAnsi="Arial"/>
+                <w:sz w:val="19"/>
+                <w:szCs w:val="19"/>
+              </w:rPr>
+              <w:t xml:space="preserve">Links into private networks are blocked for safety (only the demo forum is allowed)</w:t>
+            </w:r>
+          </w:p>
+        </w:tc>
+        <w:tc>
+          <w:tcPr>
+            <w:tcW w:type="dxa" w:w="4338"/>
+            <w:tcBorders>
+              <w:top w:val="single" w:color="D5DBE7" w:sz="4"/>
+              <w:left w:val="single" w:color="D5DBE7" w:sz="4"/>
+              <w:bottom w:val="single" w:color="D5DBE7" w:sz="4"/>
+              <w:right w:val="single" w:color="D5DBE7" w:sz="4"/>
+            </w:tcBorders>
+            <w:tcMar>
+              <w:top w:type="dxa" w:w="70"/>
+              <w:left w:type="dxa" w:w="110"/>
+              <w:bottom w:type="dxa" w:w="70"/>
+              <w:right w:type="dxa" w:w="110"/>
+            </w:tcMar>
+          </w:tcPr>
+          <w:p>
+            <w:pPr>
+              <w:spacing w:after="30" w:line="260"/>
+            </w:pPr>
+            <w:r>
+              <w:rPr>
+                <w:rFonts w:ascii="Arial" w:cs="Arial" w:eastAsia="Arial" w:hAnsi="Arial"/>
+                <w:sz w:val="19"/>
+                <w:szCs w:val="19"/>
+              </w:rPr>
+              <w:t xml:space="preserve">Use the public address of the page</w:t>
+            </w:r>
+          </w:p>
+        </w:tc>
+      </w:tr>
+      <w:tr>
+        <w:trPr>
+          <w:cantSplit/>
+          <w:tblHeader w:val="false"/>
+        </w:trPr>
+        <w:tc>
+          <w:tcPr>
+            <w:tcW w:type="dxa" w:w="2700"/>
+            <w:tcBorders>
+              <w:top w:val="single" w:color="D5DBE7" w:sz="4"/>
+              <w:left w:val="single" w:color="D5DBE7" w:sz="4"/>
+              <w:bottom w:val="single" w:color="D5DBE7" w:sz="4"/>
+              <w:right w:val="single" w:color="D5DBE7" w:sz="4"/>
+            </w:tcBorders>
+            <w:tcMar>
+              <w:top w:type="dxa" w:w="70"/>
+              <w:left w:type="dxa" w:w="110"/>
+              <w:bottom w:type="dxa" w:w="70"/>
+              <w:right w:type="dxa" w:w="110"/>
+            </w:tcMar>
+          </w:tcPr>
+          <w:p>
+            <w:pPr>
+              <w:spacing w:after="30" w:line="260"/>
+            </w:pPr>
+            <w:r>
+              <w:rPr>
+                <w:rFonts w:ascii="Arial" w:cs="Arial" w:eastAsia="Arial" w:hAnsi="Arial"/>
+                <w:sz w:val="19"/>
+                <w:szCs w:val="19"/>
+              </w:rPr>
               <w:t xml:space="preserve">Request takedown says the post is no longer on the forum</w:t>
             </w:r>
           </w:p>
@@ -11816,6 +12542,104 @@
                 <w:shd w:fill="EEF0F7" w:color="auto" w:val="clear"/>
               </w:rPr>
               <w:t xml:space="preserve">./run.sh --port 8010</w:t>
+            </w:r>
+          </w:p>
+        </w:tc>
+        <w:tc>
+          <w:tcPr>
+            <w:tcW w:type="dxa" w:w="2200"/>
+            <w:tcBorders>
+              <w:top w:val="single" w:color="D5DBE7" w:sz="4"/>
+              <w:left w:val="single" w:color="D5DBE7" w:sz="4"/>
+              <w:bottom w:val="single" w:color="D5DBE7" w:sz="4"/>
+              <w:right w:val="single" w:color="D5DBE7" w:sz="4"/>
+            </w:tcBorders>
+            <w:tcMar>
+              <w:top w:type="dxa" w:w="70"/>
+              <w:left w:type="dxa" w:w="110"/>
+              <w:bottom w:type="dxa" w:w="70"/>
+              <w:right w:type="dxa" w:w="110"/>
+            </w:tcMar>
+          </w:tcPr>
+          <w:p>
+            <w:pPr>
+              <w:spacing w:after="30" w:line="260"/>
+            </w:pPr>
+            <w:r>
+              <w:rPr>
+                <w:rFonts w:ascii="Arial" w:cs="Arial" w:eastAsia="Arial" w:hAnsi="Arial"/>
+                <w:sz w:val="19"/>
+                <w:szCs w:val="19"/>
+              </w:rPr>
+              <w:t xml:space="preserve">Laptop</w:t>
+            </w:r>
+          </w:p>
+        </w:tc>
+      </w:tr>
+      <w:tr>
+        <w:trPr>
+          <w:cantSplit/>
+          <w:tblHeader w:val="false"/>
+        </w:trPr>
+        <w:tc>
+          <w:tcPr>
+            <w:tcW w:type="dxa" w:w="2600"/>
+            <w:tcBorders>
+              <w:top w:val="single" w:color="D5DBE7" w:sz="4"/>
+              <w:left w:val="single" w:color="D5DBE7" w:sz="4"/>
+              <w:bottom w:val="single" w:color="D5DBE7" w:sz="4"/>
+              <w:right w:val="single" w:color="D5DBE7" w:sz="4"/>
+            </w:tcBorders>
+            <w:tcMar>
+              <w:top w:type="dxa" w:w="70"/>
+              <w:left w:type="dxa" w:w="110"/>
+              <w:bottom w:type="dxa" w:w="70"/>
+              <w:right w:type="dxa" w:w="110"/>
+            </w:tcMar>
+          </w:tcPr>
+          <w:p>
+            <w:pPr>
+              <w:spacing w:after="30" w:line="260"/>
+            </w:pPr>
+            <w:r>
+              <w:rPr>
+                <w:rFonts w:ascii="Arial" w:cs="Arial" w:eastAsia="Arial" w:hAnsi="Arial"/>
+                <w:sz w:val="19"/>
+                <w:szCs w:val="19"/>
+              </w:rPr>
+              <w:t xml:space="preserve">Check a link from the terminal</w:t>
+            </w:r>
+          </w:p>
+        </w:tc>
+        <w:tc>
+          <w:tcPr>
+            <w:tcW w:type="dxa" w:w="4838"/>
+            <w:tcBorders>
+              <w:top w:val="single" w:color="D5DBE7" w:sz="4"/>
+              <w:left w:val="single" w:color="D5DBE7" w:sz="4"/>
+              <w:bottom w:val="single" w:color="D5DBE7" w:sz="4"/>
+              <w:right w:val="single" w:color="D5DBE7" w:sz="4"/>
+            </w:tcBorders>
+            <w:tcMar>
+              <w:top w:type="dxa" w:w="70"/>
+              <w:left w:type="dxa" w:w="110"/>
+              <w:bottom w:type="dxa" w:w="70"/>
+              <w:right w:type="dxa" w:w="110"/>
+            </w:tcMar>
+          </w:tcPr>
+          <w:p>
+            <w:pPr>
+              <w:spacing w:after="30" w:line="260"/>
+            </w:pPr>
+            <w:r>
+              <w:rPr>
+                <w:rFonts w:ascii="Consolas" w:cs="Consolas" w:eastAsia="Consolas" w:hAnsi="Consolas"/>
+                <w:color w:val="1F2A7A"/>
+                <w:sz w:val="18"/>
+                <w:szCs w:val="18"/>
+                <w:shd w:fill="EEF0F7" w:color="auto" w:val="clear"/>
+              </w:rPr>
+              <w:t xml:space="preserve">curl -X POST localhost:8000/api/analyze/url -H 'Content-Type: application/json' -d '{"url":"https://t.me/channel/123","save":false}'</w:t>
             </w:r>
           </w:p>
         </w:tc>

--- a/docs/MuleWatch_Demo_Guide.docx
+++ b/docs/MuleWatch_Demo_Guide.docx
@@ -1574,7 +1574,7 @@
                 <w:sz w:val="19"/>
                 <w:szCs w:val="19"/>
               </w:rPr>
-              <w:t xml:space="preserve">Live crawler every 3 s; reads schema.org JSON-LD that real forums publish; downloads attached images. Any single link (post, ad, Telegram post, web page, image) can be checked on demand or watched every minute. Telegram public-channel crawler and a Chrome extension as extra inputs.</w:t>
+              <w:t xml:space="preserve">Live crawler every 3 s reads every new post and every new comment from the schema.org JSON-LD that real forums publish, and downloads attached images. Any single link (post, ad, Telegram post, web page, image) can be checked on demand or watched every minute. Telegram public-channel crawler and a Chrome extension as extra inputs.</w:t>
             </w:r>
           </w:p>
         </w:tc>
@@ -4254,7 +4254,7 @@
         <w:rPr>
           <w:rFonts w:ascii="Arial" w:cs="Arial" w:eastAsia="Arial" w:hAnsi="Arial"/>
         </w:rPr>
-        <w:t xml:space="preserve">, seeds the 50 posts, creates a systemd service called </w:t>
+        <w:t xml:space="preserve">, seeds the 50 posts and their comments, creates a systemd service called </w:t>
       </w:r>
       <w:r>
         <w:rPr>
@@ -5343,7 +5343,7 @@
                 <w:sz w:val="19"/>
                 <w:szCs w:val="19"/>
               </w:rPr>
-              <w:t xml:space="preserve">50 posts scanned, 16 critical, 4 seller rings</w:t>
+              <w:t xml:space="preserve">67 posts and comments scanned, 18 critical, 1 high, 4 seller rings</w:t>
             </w:r>
           </w:p>
         </w:tc>
@@ -5373,7 +5373,7 @@
                 <w:sz w:val="19"/>
                 <w:szCs w:val="19"/>
               </w:rPr>
-              <w:t xml:space="preserve">Wait one minute; if posts scanned is above 50, reset the forum (4.1)</w:t>
+              <w:t xml:space="preserve">Wait one minute; if the scanned count is above 67, reset the forum (4.1)</w:t>
             </w:r>
           </w:p>
         </w:tc>
@@ -6121,7 +6121,7 @@
                 <w:sz w:val="19"/>
                 <w:szCs w:val="19"/>
               </w:rPr>
-              <w:t xml:space="preserve">"Money-mule accounts are bought and rented openly on social media. MuleWatch watches public platforms in real time. It has already scanned 50 posts on this forum, flagged 16 as critical, and found 4 seller networks, without a single false alarm on the 34 normal posts."</w:t>
+              <w:t xml:space="preserve">"Money-mule accounts are bought and rented openly on social media. MuleWatch watches public platforms in real time. It has already scanned 50 posts and 17 comments on this forum, flagged 19 of them, and found 4 seller networks, without a single false alarm on the 48 normal ones. It even caught sellers hiding their ads in the comments of ordinary posts."</w:t>
             </w:r>
           </w:p>
         </w:tc>
@@ -6186,7 +6186,7 @@
                 <w:sz w:val="19"/>
                 <w:szCs w:val="19"/>
               </w:rPr>
-              <w:t xml:space="preserve">Dashboard with 50 scanned, 16 critical, 4 rings; red Critical rows in the live feed.</w:t>
+              <w:t xml:space="preserve">Dashboard with 67 scanned, 18 critical, 1 high, 4 rings; red Critical rows in the live feed, some tagged comment.</w:t>
             </w:r>
           </w:p>
         </w:tc>
@@ -6931,6 +6931,271 @@
         <w:rPr>
           <w:rFonts w:ascii="Arial" w:cs="Arial" w:eastAsia="Arial" w:hAnsi="Arial"/>
         </w:rPr>
+        <w:t xml:space="preserve">Step 3b. A scam hidden in a comment (30 s)</w:t>
+      </w:r>
+    </w:p>
+    <w:tbl>
+      <w:tblPr>
+        <w:tblW w:type="dxa" w:w="9638"/>
+        <w:tblBorders>
+          <w:top w:val="single" w:color="auto" w:sz="4"/>
+          <w:left w:val="single" w:color="auto" w:sz="4"/>
+          <w:bottom w:val="single" w:color="auto" w:sz="4"/>
+          <w:right w:val="single" w:color="auto" w:sz="4"/>
+          <w:insideH w:val="single" w:color="auto" w:sz="4"/>
+          <w:insideV w:val="single" w:color="auto" w:sz="4"/>
+        </w:tblBorders>
+      </w:tblPr>
+      <w:tblGrid>
+        <w:gridCol w:w="1500"/>
+        <w:gridCol w:w="8138"/>
+      </w:tblGrid>
+      <w:tr>
+        <w:trPr>
+          <w:cantSplit/>
+        </w:trPr>
+        <w:tc>
+          <w:tcPr>
+            <w:tcW w:type="dxa" w:w="1500"/>
+            <w:tcBorders>
+              <w:top w:val="single" w:color="D5DBE7" w:sz="4"/>
+              <w:left w:val="single" w:color="D5DBE7" w:sz="4"/>
+              <w:bottom w:val="single" w:color="D5DBE7" w:sz="4"/>
+              <w:right w:val="single" w:color="D5DBE7" w:sz="4"/>
+            </w:tcBorders>
+            <w:shd w:fill="E8EBFA" w:color="auto" w:val="clear"/>
+            <w:tcMar>
+              <w:top w:type="dxa" w:w="70"/>
+              <w:left w:type="dxa" w:w="110"/>
+              <w:bottom w:type="dxa" w:w="70"/>
+              <w:right w:type="dxa" w:w="110"/>
+            </w:tcMar>
+          </w:tcPr>
+          <w:p>
+            <w:r>
+              <w:rPr>
+                <w:rFonts w:ascii="Arial" w:cs="Arial" w:eastAsia="Arial" w:hAnsi="Arial"/>
+                <w:b/>
+                <w:bCs/>
+                <w:sz w:val="19"/>
+                <w:szCs w:val="19"/>
+              </w:rPr>
+              <w:t xml:space="preserve">Do</w:t>
+            </w:r>
+          </w:p>
+        </w:tc>
+        <w:tc>
+          <w:tcPr>
+            <w:tcW w:type="dxa" w:w="8138"/>
+            <w:tcBorders>
+              <w:top w:val="single" w:color="D5DBE7" w:sz="4"/>
+              <w:left w:val="single" w:color="D5DBE7" w:sz="4"/>
+              <w:bottom w:val="single" w:color="D5DBE7" w:sz="4"/>
+              <w:right w:val="single" w:color="D5DBE7" w:sz="4"/>
+            </w:tcBorders>
+            <w:tcMar>
+              <w:top w:type="dxa" w:w="70"/>
+              <w:left w:type="dxa" w:w="110"/>
+              <w:bottom w:type="dxa" w:w="70"/>
+              <w:right w:type="dxa" w:w="110"/>
+            </w:tcMar>
+          </w:tcPr>
+          <w:p>
+            <w:pPr>
+              <w:spacing w:after="40" w:line="264"/>
+            </w:pPr>
+            <w:r>
+              <w:rPr>
+                <w:rFonts w:ascii="Arial" w:cs="Arial" w:eastAsia="Arial" w:hAnsi="Arial"/>
+                <w:sz w:val="19"/>
+                <w:szCs w:val="19"/>
+              </w:rPr>
+              <w:t xml:space="preserve">Ask the judge to open any ordinary post (for example the wallet post) and add the comment from sample I in section 6.</w:t>
+            </w:r>
+          </w:p>
+        </w:tc>
+      </w:tr>
+      <w:tr>
+        <w:trPr>
+          <w:cantSplit/>
+        </w:trPr>
+        <w:tc>
+          <w:tcPr>
+            <w:tcW w:type="dxa" w:w="1500"/>
+            <w:tcBorders>
+              <w:top w:val="single" w:color="D5DBE7" w:sz="4"/>
+              <w:left w:val="single" w:color="D5DBE7" w:sz="4"/>
+              <w:bottom w:val="single" w:color="D5DBE7" w:sz="4"/>
+              <w:right w:val="single" w:color="D5DBE7" w:sz="4"/>
+            </w:tcBorders>
+            <w:shd w:fill="F1F8F4" w:color="auto" w:val="clear"/>
+            <w:tcMar>
+              <w:top w:type="dxa" w:w="70"/>
+              <w:left w:type="dxa" w:w="110"/>
+              <w:bottom w:type="dxa" w:w="70"/>
+              <w:right w:type="dxa" w:w="110"/>
+            </w:tcMar>
+          </w:tcPr>
+          <w:p>
+            <w:r>
+              <w:rPr>
+                <w:rFonts w:ascii="Arial" w:cs="Arial" w:eastAsia="Arial" w:hAnsi="Arial"/>
+                <w:b/>
+                <w:bCs/>
+                <w:sz w:val="19"/>
+                <w:szCs w:val="19"/>
+              </w:rPr>
+              <w:t xml:space="preserve">Say</w:t>
+            </w:r>
+          </w:p>
+        </w:tc>
+        <w:tc>
+          <w:tcPr>
+            <w:tcW w:type="dxa" w:w="8138"/>
+            <w:tcBorders>
+              <w:top w:val="single" w:color="D5DBE7" w:sz="4"/>
+              <w:left w:val="single" w:color="D5DBE7" w:sz="4"/>
+              <w:bottom w:val="single" w:color="D5DBE7" w:sz="4"/>
+              <w:right w:val="single" w:color="D5DBE7" w:sz="4"/>
+            </w:tcBorders>
+            <w:tcMar>
+              <w:top w:type="dxa" w:w="70"/>
+              <w:left w:type="dxa" w:w="110"/>
+              <w:bottom w:type="dxa" w:w="70"/>
+              <w:right w:type="dxa" w:w="110"/>
+            </w:tcMar>
+          </w:tcPr>
+          <w:p>
+            <w:pPr>
+              <w:spacing w:after="40" w:line="264"/>
+            </w:pPr>
+            <w:r>
+              <w:rPr>
+                <w:rFonts w:ascii="Arial" w:cs="Arial" w:eastAsia="Arial" w:hAnsi="Arial"/>
+                <w:sz w:val="19"/>
+                <w:szCs w:val="19"/>
+              </w:rPr>
+              <w:t xml:space="preserve">"Sellers know feeds are watched, so they hide in the comments of harmless posts. MuleWatch reads every comment too."</w:t>
+            </w:r>
+          </w:p>
+        </w:tc>
+      </w:tr>
+      <w:tr>
+        <w:trPr>
+          <w:cantSplit/>
+        </w:trPr>
+        <w:tc>
+          <w:tcPr>
+            <w:tcW w:type="dxa" w:w="1500"/>
+            <w:tcBorders>
+              <w:top w:val="single" w:color="D5DBE7" w:sz="4"/>
+              <w:left w:val="single" w:color="D5DBE7" w:sz="4"/>
+              <w:bottom w:val="single" w:color="D5DBE7" w:sz="4"/>
+              <w:right w:val="single" w:color="D5DBE7" w:sz="4"/>
+            </w:tcBorders>
+            <w:shd w:fill="FDF3E7" w:color="auto" w:val="clear"/>
+            <w:tcMar>
+              <w:top w:type="dxa" w:w="70"/>
+              <w:left w:type="dxa" w:w="110"/>
+              <w:bottom w:type="dxa" w:w="70"/>
+              <w:right w:type="dxa" w:w="110"/>
+            </w:tcMar>
+          </w:tcPr>
+          <w:p>
+            <w:r>
+              <w:rPr>
+                <w:rFonts w:ascii="Arial" w:cs="Arial" w:eastAsia="Arial" w:hAnsi="Arial"/>
+                <w:b/>
+                <w:bCs/>
+                <w:sz w:val="19"/>
+                <w:szCs w:val="19"/>
+              </w:rPr>
+              <w:t xml:space="preserve">Judges see</w:t>
+            </w:r>
+          </w:p>
+        </w:tc>
+        <w:tc>
+          <w:tcPr>
+            <w:tcW w:type="dxa" w:w="8138"/>
+            <w:tcBorders>
+              <w:top w:val="single" w:color="D5DBE7" w:sz="4"/>
+              <w:left w:val="single" w:color="D5DBE7" w:sz="4"/>
+              <w:bottom w:val="single" w:color="D5DBE7" w:sz="4"/>
+              <w:right w:val="single" w:color="D5DBE7" w:sz="4"/>
+            </w:tcBorders>
+            <w:tcMar>
+              <w:top w:type="dxa" w:w="70"/>
+              <w:left w:type="dxa" w:w="110"/>
+              <w:bottom w:type="dxa" w:w="70"/>
+              <w:right w:type="dxa" w:w="110"/>
+            </w:tcMar>
+          </w:tcPr>
+          <w:p>
+            <w:pPr>
+              <w:spacing w:after="40" w:line="264"/>
+            </w:pPr>
+            <w:r>
+              <w:rPr>
+                <w:rFonts w:ascii="Arial" w:cs="Arial" w:eastAsia="Arial" w:hAnsi="Arial"/>
+                <w:sz w:val="19"/>
+                <w:szCs w:val="19"/>
+              </w:rPr>
+              <w:t xml:space="preserve">A </w:t>
+            </w:r>
+            <w:r>
+              <w:rPr>
+                <w:rFonts w:ascii="Arial" w:cs="Arial" w:eastAsia="Arial" w:hAnsi="Arial"/>
+                <w:b/>
+                <w:bCs/>
+                <w:sz w:val="19"/>
+                <w:szCs w:val="19"/>
+              </w:rPr>
+              <w:t xml:space="preserve">High</w:t>
+            </w:r>
+            <w:r>
+              <w:rPr>
+                <w:rFonts w:ascii="Arial" w:cs="Arial" w:eastAsia="Arial" w:hAnsi="Arial"/>
+                <w:sz w:val="19"/>
+                <w:szCs w:val="19"/>
+              </w:rPr>
+              <w:t xml:space="preserve"> alert within a few seconds, tagged </w:t>
+            </w:r>
+            <w:r>
+              <w:rPr>
+                <w:rFonts w:ascii="Arial" w:cs="Arial" w:eastAsia="Arial" w:hAnsi="Arial"/>
+                <w:b/>
+                <w:bCs/>
+                <w:sz w:val="19"/>
+                <w:szCs w:val="19"/>
+              </w:rPr>
+              <w:t xml:space="preserve">comment</w:t>
+            </w:r>
+            <w:r>
+              <w:rPr>
+                <w:rFonts w:ascii="Arial" w:cs="Arial" w:eastAsia="Arial" w:hAnsi="Arial"/>
+                <w:sz w:val="19"/>
+                <w:szCs w:val="19"/>
+              </w:rPr>
+              <w:t xml:space="preserve">, with the reason Easy-money lure. Request takedown hides just that comment on the forum.</w:t>
+            </w:r>
+          </w:p>
+        </w:tc>
+      </w:tr>
+    </w:tbl>
+    <w:p>
+      <w:pPr>
+        <w:spacing w:after="160"/>
+      </w:pPr>
+    </w:p>
+    <w:p>
+      <w:pPr>
+        <w:pStyle w:val="Heading3"/>
+        <w:keepNext/>
+      </w:pPr>
+      <w:r>
+        <w:rPr>
+          <w:rFonts w:ascii="Arial" w:cs="Arial" w:eastAsia="Arial" w:hAnsi="Arial"/>
+        </w:rPr>
         <w:t xml:space="preserve">Step 4. Open the case and explain the evidence (60 s)</w:t>
       </w:r>
     </w:p>
@@ -9868,6 +10133,162 @@
                 <w:sz w:val="19"/>
                 <w:szCs w:val="19"/>
               </w:rPr>
+              <w:t xml:space="preserve">I</w:t>
+            </w:r>
+          </w:p>
+        </w:tc>
+        <w:tc>
+          <w:tcPr>
+            <w:tcW w:type="dxa" w:w="1500"/>
+            <w:tcBorders>
+              <w:top w:val="single" w:color="D5DBE7" w:sz="4"/>
+              <w:left w:val="single" w:color="D5DBE7" w:sz="4"/>
+              <w:bottom w:val="single" w:color="D5DBE7" w:sz="4"/>
+              <w:right w:val="single" w:color="D5DBE7" w:sz="4"/>
+            </w:tcBorders>
+            <w:tcMar>
+              <w:top w:type="dxa" w:w="70"/>
+              <w:left w:type="dxa" w:w="110"/>
+              <w:bottom w:type="dxa" w:w="70"/>
+              <w:right w:type="dxa" w:w="110"/>
+            </w:tcMar>
+          </w:tcPr>
+          <w:p>
+            <w:pPr>
+              <w:spacing w:after="30" w:line="260"/>
+            </w:pPr>
+            <w:r>
+              <w:rPr>
+                <w:rFonts w:ascii="Arial" w:cs="Arial" w:eastAsia="Arial" w:hAnsi="Arial"/>
+                <w:sz w:val="19"/>
+                <w:szCs w:val="19"/>
+              </w:rPr>
+              <w:t xml:space="preserve">A comment under any post</w:t>
+            </w:r>
+          </w:p>
+        </w:tc>
+        <w:tc>
+          <w:tcPr>
+            <w:tcW w:type="dxa" w:w="2100"/>
+            <w:tcBorders>
+              <w:top w:val="single" w:color="D5DBE7" w:sz="4"/>
+              <w:left w:val="single" w:color="D5DBE7" w:sz="4"/>
+              <w:bottom w:val="single" w:color="D5DBE7" w:sz="4"/>
+              <w:right w:val="single" w:color="D5DBE7" w:sz="4"/>
+            </w:tcBorders>
+            <w:tcMar>
+              <w:top w:type="dxa" w:w="70"/>
+              <w:left w:type="dxa" w:w="110"/>
+              <w:bottom w:type="dxa" w:w="70"/>
+              <w:right w:type="dxa" w:w="110"/>
+            </w:tcMar>
+          </w:tcPr>
+          <w:p>
+            <w:pPr>
+              <w:spacing w:after="30" w:line="260"/>
+            </w:pPr>
+            <w:r>
+              <w:rPr>
+                <w:rFonts w:ascii="Arial" w:cs="Arial" w:eastAsia="Arial" w:hAnsi="Arial"/>
+                <w:sz w:val="19"/>
+                <w:szCs w:val="19"/>
+              </w:rPr>
+              <w:t xml:space="preserve">(comment)</w:t>
+            </w:r>
+          </w:p>
+        </w:tc>
+        <w:tc>
+          <w:tcPr>
+            <w:tcW w:type="dxa" w:w="3538"/>
+            <w:tcBorders>
+              <w:top w:val="single" w:color="D5DBE7" w:sz="4"/>
+              <w:left w:val="single" w:color="D5DBE7" w:sz="4"/>
+              <w:bottom w:val="single" w:color="D5DBE7" w:sz="4"/>
+              <w:right w:val="single" w:color="D5DBE7" w:sz="4"/>
+            </w:tcBorders>
+            <w:tcMar>
+              <w:top w:type="dxa" w:w="70"/>
+              <w:left w:type="dxa" w:w="110"/>
+              <w:bottom w:type="dxa" w:w="70"/>
+              <w:right w:type="dxa" w:w="110"/>
+            </w:tcMar>
+          </w:tcPr>
+          <w:p>
+            <w:pPr>
+              <w:spacing w:after="30" w:line="260"/>
+            </w:pPr>
+            <w:r>
+              <w:rPr>
+                <w:rFonts w:ascii="Arial" w:cs="Arial" w:eastAsia="Arial" w:hAnsi="Arial"/>
+                <w:sz w:val="19"/>
+                <w:szCs w:val="19"/>
+              </w:rPr>
+              <w:t xml:space="preserve">Contact 7678246551 to earn money</w:t>
+            </w:r>
+          </w:p>
+        </w:tc>
+        <w:tc>
+          <w:tcPr>
+            <w:tcW w:type="dxa" w:w="2000"/>
+            <w:tcBorders>
+              <w:top w:val="single" w:color="D5DBE7" w:sz="4"/>
+              <w:left w:val="single" w:color="D5DBE7" w:sz="4"/>
+              <w:bottom w:val="single" w:color="D5DBE7" w:sz="4"/>
+              <w:right w:val="single" w:color="D5DBE7" w:sz="4"/>
+            </w:tcBorders>
+            <w:tcMar>
+              <w:top w:type="dxa" w:w="70"/>
+              <w:left w:type="dxa" w:w="110"/>
+              <w:bottom w:type="dxa" w:w="70"/>
+              <w:right w:type="dxa" w:w="110"/>
+            </w:tcMar>
+          </w:tcPr>
+          <w:p>
+            <w:pPr>
+              <w:spacing w:after="30" w:line="260"/>
+            </w:pPr>
+            <w:r>
+              <w:rPr>
+                <w:rFonts w:ascii="Arial" w:cs="Arial" w:eastAsia="Arial" w:hAnsi="Arial"/>
+                <w:sz w:val="19"/>
+                <w:szCs w:val="19"/>
+              </w:rPr>
+              <w:t xml:space="preserve">High, tagged comment; Request takedown hides only the comment</w:t>
+            </w:r>
+          </w:p>
+        </w:tc>
+      </w:tr>
+      <w:tr>
+        <w:trPr>
+          <w:cantSplit/>
+          <w:tblHeader w:val="false"/>
+        </w:trPr>
+        <w:tc>
+          <w:tcPr>
+            <w:tcW w:type="dxa" w:w="500"/>
+            <w:tcBorders>
+              <w:top w:val="single" w:color="D5DBE7" w:sz="4"/>
+              <w:left w:val="single" w:color="D5DBE7" w:sz="4"/>
+              <w:bottom w:val="single" w:color="D5DBE7" w:sz="4"/>
+              <w:right w:val="single" w:color="D5DBE7" w:sz="4"/>
+            </w:tcBorders>
+            <w:tcMar>
+              <w:top w:type="dxa" w:w="70"/>
+              <w:left w:type="dxa" w:w="110"/>
+              <w:bottom w:type="dxa" w:w="70"/>
+              <w:right w:type="dxa" w:w="110"/>
+            </w:tcMar>
+          </w:tcPr>
+          <w:p>
+            <w:pPr>
+              <w:spacing w:after="30" w:line="260"/>
+            </w:pPr>
+            <w:r>
+              <w:rPr>
+                <w:rFonts w:ascii="Arial" w:cs="Arial" w:eastAsia="Arial" w:hAnsi="Arial"/>
+                <w:sz w:val="19"/>
+                <w:szCs w:val="19"/>
+              </w:rPr>
               <w:t xml:space="preserve">H</w:t>
             </w:r>
           </w:p>
@@ -12058,7 +12479,7 @@
         <w:rPr>
           <w:rFonts w:ascii="Arial" w:cs="Arial" w:eastAsia="Arial" w:hAnsi="Arial"/>
         </w:rPr>
-        <w:t xml:space="preserve">On the 50 forum posts, which the model never saw during training (16 mule or card ads, 34 normal or tricky), it caught all 16 with no false alarms. Run </w:t>
+        <w:t xml:space="preserve">On the 50 forum posts and 17 comments, which the model never saw during training (19 mule, card or easy-money items, 48 normal or tricky), it caught all 19 with no false alarms. Run </w:t>
       </w:r>
       <w:r>
         <w:rPr>

--- a/docs/MuleWatch_Demo_Guide.docx
+++ b/docs/MuleWatch_Demo_Guide.docx
@@ -2054,7 +2054,7 @@
                 <w:sz w:val="19"/>
                 <w:szCs w:val="19"/>
               </w:rPr>
-              <w:t xml:space="preserve">Real-time alert toast with sound, optional Telegram push to phone, case management with verdicts, watchlist, takedown request to the platform.</w:t>
+              <w:t xml:space="preserve">Real-time alert toast with sound, optional Telegram push to phone, a Telegram citizen reporting bot whose reports become cases, case management with verdicts, watchlist, takedown request to the platform.</w:t>
             </w:r>
           </w:p>
         </w:tc>
@@ -4465,7 +4465,18 @@
         <w:rPr>
           <w:rFonts w:ascii="Arial" w:cs="Arial" w:eastAsia="Arial" w:hAnsi="Arial"/>
         </w:rPr>
-        <w:t xml:space="preserve">3.4 Optional: alerts on your phone through Telegram</w:t>
+        <w:t xml:space="preserve">3.4 Telegram bot: citizen reporting and phone alerts</w:t>
+      </w:r>
+    </w:p>
+    <w:p>
+      <w:pPr>
+        <w:spacing w:after="120" w:line="288"/>
+      </w:pPr>
+      <w:r>
+        <w:rPr>
+          <w:rFonts w:ascii="Arial" w:cs="Arial" w:eastAsia="Arial" w:hAnsi="Arial"/>
+        </w:rPr>
+        <w:t xml:space="preserve">One Telegram bot does two jobs: anyone can forward a suspicious message, link or screenshot to it and get an instant verdict (each report becomes a case on the command center), and it can push Critical alerts to your phone.</w:t>
       </w:r>
     </w:p>
     <w:p>
@@ -4495,7 +4506,7 @@
         <w:rPr>
           <w:rFonts w:ascii="Arial" w:cs="Arial" w:eastAsia="Arial" w:hAnsi="Arial"/>
         </w:rPr>
-        <w:t xml:space="preserve">, send </w:t>
+        <w:t xml:space="preserve"> and send </w:t>
       </w:r>
       <w:r>
         <w:rPr>
@@ -4511,7 +4522,71 @@
         <w:rPr>
           <w:rFonts w:ascii="Arial" w:cs="Arial" w:eastAsia="Arial" w:hAnsi="Arial"/>
         </w:rPr>
-        <w:t xml:space="preserve">, choose a name and username, and copy the token it gives you.</w:t>
+        <w:t xml:space="preserve">. Name: </w:t>
+      </w:r>
+      <w:r>
+        <w:rPr>
+          <w:rFonts w:ascii="Consolas" w:cs="Consolas" w:eastAsia="Consolas" w:hAnsi="Consolas"/>
+          <w:color w:val="1F2A7A"/>
+          <w:sz w:val="20"/>
+          <w:szCs w:val="20"/>
+          <w:shd w:fill="EEF0F7" w:color="auto" w:val="clear"/>
+        </w:rPr>
+        <w:t xml:space="preserve">MuleWatch Report</w:t>
+      </w:r>
+      <w:r>
+        <w:rPr>
+          <w:rFonts w:ascii="Arial" w:cs="Arial" w:eastAsia="Arial" w:hAnsi="Arial"/>
+        </w:rPr>
+        <w:t xml:space="preserve">. Username: something ending in </w:t>
+      </w:r>
+      <w:r>
+        <w:rPr>
+          <w:rFonts w:ascii="Consolas" w:cs="Consolas" w:eastAsia="Consolas" w:hAnsi="Consolas"/>
+          <w:color w:val="1F2A7A"/>
+          <w:sz w:val="20"/>
+          <w:szCs w:val="20"/>
+          <w:shd w:fill="EEF0F7" w:color="auto" w:val="clear"/>
+        </w:rPr>
+        <w:t xml:space="preserve">bot</w:t>
+      </w:r>
+      <w:r>
+        <w:rPr>
+          <w:rFonts w:ascii="Arial" w:cs="Arial" w:eastAsia="Arial" w:hAnsi="Arial"/>
+        </w:rPr>
+        <w:t xml:space="preserve">, e.g. </w:t>
+      </w:r>
+      <w:r>
+        <w:rPr>
+          <w:rFonts w:ascii="Consolas" w:cs="Consolas" w:eastAsia="Consolas" w:hAnsi="Consolas"/>
+          <w:color w:val="1F2A7A"/>
+          <w:sz w:val="20"/>
+          <w:szCs w:val="20"/>
+          <w:shd w:fill="EEF0F7" w:color="auto" w:val="clear"/>
+        </w:rPr>
+        <w:t xml:space="preserve">SKITMuleWatchBot</w:t>
+      </w:r>
+      <w:r>
+        <w:rPr>
+          <w:rFonts w:ascii="Arial" w:cs="Arial" w:eastAsia="Arial" w:hAnsi="Arial"/>
+        </w:rPr>
+        <w:t xml:space="preserve"> (</w:t>
+      </w:r>
+      <w:r>
+        <w:rPr>
+          <w:rFonts w:ascii="Consolas" w:cs="Consolas" w:eastAsia="Consolas" w:hAnsi="Consolas"/>
+          <w:color w:val="1F2A7A"/>
+          <w:sz w:val="20"/>
+          <w:szCs w:val="20"/>
+          <w:shd w:fill="EEF0F7" w:color="auto" w:val="clear"/>
+        </w:rPr>
+        <w:t xml:space="preserve">MuleWatchBot</w:t>
+      </w:r>
+      <w:r>
+        <w:rPr>
+          <w:rFonts w:ascii="Arial" w:cs="Arial" w:eastAsia="Arial" w:hAnsi="Arial"/>
+        </w:rPr>
+        <w:t xml:space="preserve"> may already be taken). Copy the token it gives you.</w:t>
       </w:r>
     </w:p>
     <w:p>
@@ -4527,7 +4602,23 @@
         <w:rPr>
           <w:rFonts w:ascii="Arial" w:cs="Arial" w:eastAsia="Arial" w:hAnsi="Arial"/>
         </w:rPr>
-        <w:t xml:space="preserve">Open your new bot and send it any message (for example: hi).</w:t>
+        <w:t xml:space="preserve">Optional: in @BotFather send </w:t>
+      </w:r>
+      <w:r>
+        <w:rPr>
+          <w:rFonts w:ascii="Consolas" w:cs="Consolas" w:eastAsia="Consolas" w:hAnsi="Consolas"/>
+          <w:color w:val="1F2A7A"/>
+          <w:sz w:val="20"/>
+          <w:szCs w:val="20"/>
+          <w:shd w:fill="EEF0F7" w:color="auto" w:val="clear"/>
+        </w:rPr>
+        <w:t xml:space="preserve">/setdescription</w:t>
+      </w:r>
+      <w:r>
+        <w:rPr>
+          <w:rFonts w:ascii="Arial" w:cs="Arial" w:eastAsia="Arial" w:hAnsi="Arial"/>
+        </w:rPr>
+        <w:t xml:space="preserve"> and paste: Forward a suspicious message, link or screenshot about bank accounts or ATM cards for sale and get an instant check.</w:t>
       </w:r>
     </w:p>
     <w:p>
@@ -4543,7 +4634,7 @@
         <w:rPr>
           <w:rFonts w:ascii="Arial" w:cs="Arial" w:eastAsia="Arial" w:hAnsi="Arial"/>
         </w:rPr>
-        <w:t xml:space="preserve">In a browser open </w:t>
+        <w:t xml:space="preserve">Put the token in </w:t>
       </w:r>
       <w:r>
         <w:rPr>
@@ -4553,13 +4644,13 @@
           <w:szCs w:val="20"/>
           <w:shd w:fill="EEF0F7" w:color="auto" w:val="clear"/>
         </w:rPr>
-        <w:t xml:space="preserve">https://api.telegram.org/bot&lt;TOKEN&gt;/getUpdates</w:t>
-      </w:r>
-      <w:r>
-        <w:rPr>
-          <w:rFonts w:ascii="Arial" w:cs="Arial" w:eastAsia="Arial" w:hAnsi="Arial"/>
-        </w:rPr>
-        <w:t xml:space="preserve"> and copy the number after </w:t>
+        <w:t xml:space="preserve">.env</w:t>
+      </w:r>
+      <w:r>
+        <w:rPr>
+          <w:rFonts w:ascii="Arial" w:cs="Arial" w:eastAsia="Arial" w:hAnsi="Arial"/>
+        </w:rPr>
+        <w:t xml:space="preserve"> as </w:t>
       </w:r>
       <w:r>
         <w:rPr>
@@ -4569,7 +4660,23 @@
           <w:szCs w:val="20"/>
           <w:shd w:fill="EEF0F7" w:color="auto" w:val="clear"/>
         </w:rPr>
-        <w:t xml:space="preserve">"chat":{"id":</w:t>
+        <w:t xml:space="preserve">TELEGRAM_BOT_TOKEN=...</w:t>
+      </w:r>
+      <w:r>
+        <w:rPr>
+          <w:rFonts w:ascii="Arial" w:cs="Arial" w:eastAsia="Arial" w:hAnsi="Arial"/>
+        </w:rPr>
+        <w:t xml:space="preserve"> and restart </w:t>
+      </w:r>
+      <w:r>
+        <w:rPr>
+          <w:rFonts w:ascii="Consolas" w:cs="Consolas" w:eastAsia="Consolas" w:hAnsi="Consolas"/>
+          <w:color w:val="1F2A7A"/>
+          <w:sz w:val="20"/>
+          <w:szCs w:val="20"/>
+          <w:shd w:fill="EEF0F7" w:color="auto" w:val="clear"/>
+        </w:rPr>
+        <w:t xml:space="preserve">./run.sh</w:t>
       </w:r>
       <w:r>
         <w:rPr>
@@ -4591,71 +4698,35 @@
         <w:rPr>
           <w:rFonts w:ascii="Arial" w:cs="Arial" w:eastAsia="Arial" w:hAnsi="Arial"/>
         </w:rPr>
-        <w:t xml:space="preserve">Put both values in </w:t>
-      </w:r>
-      <w:r>
-        <w:rPr>
-          <w:rFonts w:ascii="Consolas" w:cs="Consolas" w:eastAsia="Consolas" w:hAnsi="Consolas"/>
-          <w:color w:val="1F2A7A"/>
-          <w:sz w:val="20"/>
-          <w:szCs w:val="20"/>
-          <w:shd w:fill="EEF0F7" w:color="auto" w:val="clear"/>
-        </w:rPr>
-        <w:t xml:space="preserve">.env</w:t>
-      </w:r>
-      <w:r>
-        <w:rPr>
-          <w:rFonts w:ascii="Arial" w:cs="Arial" w:eastAsia="Arial" w:hAnsi="Arial"/>
-        </w:rPr>
-        <w:t xml:space="preserve"> as </w:t>
-      </w:r>
-      <w:r>
-        <w:rPr>
-          <w:rFonts w:ascii="Consolas" w:cs="Consolas" w:eastAsia="Consolas" w:hAnsi="Consolas"/>
-          <w:color w:val="1F2A7A"/>
-          <w:sz w:val="20"/>
-          <w:szCs w:val="20"/>
-          <w:shd w:fill="EEF0F7" w:color="auto" w:val="clear"/>
-        </w:rPr>
-        <w:t xml:space="preserve">TELEGRAM_BOT_TOKEN</w:t>
-      </w:r>
-      <w:r>
-        <w:rPr>
-          <w:rFonts w:ascii="Arial" w:cs="Arial" w:eastAsia="Arial" w:hAnsi="Arial"/>
-        </w:rPr>
-        <w:t xml:space="preserve"> and </w:t>
-      </w:r>
-      <w:r>
-        <w:rPr>
-          <w:rFonts w:ascii="Consolas" w:cs="Consolas" w:eastAsia="Consolas" w:hAnsi="Consolas"/>
-          <w:color w:val="1F2A7A"/>
-          <w:sz w:val="20"/>
-          <w:szCs w:val="20"/>
-          <w:shd w:fill="EEF0F7" w:color="auto" w:val="clear"/>
-        </w:rPr>
-        <w:t xml:space="preserve">TELEGRAM_CHAT_ID</w:t>
-      </w:r>
-      <w:r>
-        <w:rPr>
-          <w:rFonts w:ascii="Arial" w:cs="Arial" w:eastAsia="Arial" w:hAnsi="Arial"/>
-        </w:rPr>
-        <w:t xml:space="preserve">, then restart </w:t>
-      </w:r>
-      <w:r>
-        <w:rPr>
-          <w:rFonts w:ascii="Consolas" w:cs="Consolas" w:eastAsia="Consolas" w:hAnsi="Consolas"/>
-          <w:color w:val="1F2A7A"/>
-          <w:sz w:val="20"/>
-          <w:szCs w:val="20"/>
-          <w:shd w:fill="EEF0F7" w:color="auto" w:val="clear"/>
-        </w:rPr>
-        <w:t xml:space="preserve">./run.sh</w:t>
-      </w:r>
-      <w:r>
-        <w:rPr>
-          <w:rFonts w:ascii="Arial" w:cs="Arial" w:eastAsia="Arial" w:hAnsi="Arial"/>
-        </w:rPr>
-        <w:t xml:space="preserve">.</w:t>
+        <w:t xml:space="preserve">Open </w:t>
+      </w:r>
+      <w:r>
+        <w:rPr>
+          <w:rFonts w:ascii="Arial" w:cs="Arial" w:eastAsia="Arial" w:hAnsi="Arial"/>
+          <w:b/>
+          <w:bCs/>
+        </w:rPr>
+        <w:t xml:space="preserve">Monitored sources</w:t>
+      </w:r>
+      <w:r>
+        <w:rPr>
+          <w:rFonts w:ascii="Arial" w:cs="Arial" w:eastAsia="Arial" w:hAnsi="Arial"/>
+        </w:rPr>
+        <w:t xml:space="preserve">: the Citizen reporting bot panel should say </w:t>
+      </w:r>
+      <w:r>
+        <w:rPr>
+          <w:rFonts w:ascii="Arial" w:cs="Arial" w:eastAsia="Arial" w:hAnsi="Arial"/>
+          <w:b/>
+          <w:bCs/>
+        </w:rPr>
+        <w:t xml:space="preserve">Online</w:t>
+      </w:r>
+      <w:r>
+        <w:rPr>
+          <w:rFonts w:ascii="Arial" w:cs="Arial" w:eastAsia="Arial" w:hAnsi="Arial"/>
+        </w:rPr>
+        <w:t xml:space="preserve"> and show a QR code. The same QR appears on the command center for judges to scan.</w:t>
       </w:r>
     </w:p>
     <w:p>
@@ -4671,21 +4742,146 @@
         <w:rPr>
           <w:rFonts w:ascii="Arial" w:cs="Arial" w:eastAsia="Arial" w:hAnsi="Arial"/>
         </w:rPr>
-        <w:t xml:space="preserve">The Monitored sources page now shows </w:t>
-      </w:r>
-      <w:r>
-        <w:rPr>
-          <w:rFonts w:ascii="Arial" w:cs="Arial" w:eastAsia="Arial" w:hAnsi="Arial"/>
-          <w:b/>
-          <w:bCs/>
-        </w:rPr>
-        <w:t xml:space="preserve">Telegram push is on</w:t>
-      </w:r>
-      <w:r>
-        <w:rPr>
-          <w:rFonts w:ascii="Arial" w:cs="Arial" w:eastAsia="Arial" w:hAnsi="Arial"/>
-        </w:rPr>
-        <w:t xml:space="preserve">. Critical alerts arrive on your phone. The first crawl of a source does not push old posts.</w:t>
+        <w:t xml:space="preserve">For phone alerts too: send your bot any message, open </w:t>
+      </w:r>
+      <w:r>
+        <w:rPr>
+          <w:rFonts w:ascii="Consolas" w:cs="Consolas" w:eastAsia="Consolas" w:hAnsi="Consolas"/>
+          <w:color w:val="1F2A7A"/>
+          <w:sz w:val="20"/>
+          <w:szCs w:val="20"/>
+          <w:shd w:fill="EEF0F7" w:color="auto" w:val="clear"/>
+        </w:rPr>
+        <w:t xml:space="preserve">https://api.telegram.org/bot&lt;TOKEN&gt;/getUpdates</w:t>
+      </w:r>
+      <w:r>
+        <w:rPr>
+          <w:rFonts w:ascii="Arial" w:cs="Arial" w:eastAsia="Arial" w:hAnsi="Arial"/>
+        </w:rPr>
+        <w:t xml:space="preserve"> in a browser, copy the number after </w:t>
+      </w:r>
+      <w:r>
+        <w:rPr>
+          <w:rFonts w:ascii="Consolas" w:cs="Consolas" w:eastAsia="Consolas" w:hAnsi="Consolas"/>
+          <w:color w:val="1F2A7A"/>
+          <w:sz w:val="20"/>
+          <w:szCs w:val="20"/>
+          <w:shd w:fill="EEF0F7" w:color="auto" w:val="clear"/>
+        </w:rPr>
+        <w:t xml:space="preserve">"chat":{"id":</w:t>
+      </w:r>
+      <w:r>
+        <w:rPr>
+          <w:rFonts w:ascii="Arial" w:cs="Arial" w:eastAsia="Arial" w:hAnsi="Arial"/>
+        </w:rPr>
+        <w:t xml:space="preserve"> into </w:t>
+      </w:r>
+      <w:r>
+        <w:rPr>
+          <w:rFonts w:ascii="Consolas" w:cs="Consolas" w:eastAsia="Consolas" w:hAnsi="Consolas"/>
+          <w:color w:val="1F2A7A"/>
+          <w:sz w:val="20"/>
+          <w:szCs w:val="20"/>
+          <w:shd w:fill="EEF0F7" w:color="auto" w:val="clear"/>
+        </w:rPr>
+        <w:t xml:space="preserve">.env</w:t>
+      </w:r>
+      <w:r>
+        <w:rPr>
+          <w:rFonts w:ascii="Arial" w:cs="Arial" w:eastAsia="Arial" w:hAnsi="Arial"/>
+        </w:rPr>
+        <w:t xml:space="preserve"> as </w:t>
+      </w:r>
+      <w:r>
+        <w:rPr>
+          <w:rFonts w:ascii="Consolas" w:cs="Consolas" w:eastAsia="Consolas" w:hAnsi="Consolas"/>
+          <w:color w:val="1F2A7A"/>
+          <w:sz w:val="20"/>
+          <w:szCs w:val="20"/>
+          <w:shd w:fill="EEF0F7" w:color="auto" w:val="clear"/>
+        </w:rPr>
+        <w:t xml:space="preserve">TELEGRAM_CHAT_ID</w:t>
+      </w:r>
+      <w:r>
+        <w:rPr>
+          <w:rFonts w:ascii="Arial" w:cs="Arial" w:eastAsia="Arial" w:hAnsi="Arial"/>
+        </w:rPr>
+        <w:t xml:space="preserve">, and restart.</w:t>
+      </w:r>
+    </w:p>
+    <w:p>
+      <w:pPr>
+        <w:spacing w:after="120" w:line="288"/>
+      </w:pPr>
+      <w:r>
+        <w:rPr>
+          <w:rFonts w:ascii="Arial" w:cs="Arial" w:eastAsia="Arial" w:hAnsi="Arial"/>
+        </w:rPr>
+        <w:t xml:space="preserve">The bot runs from the laptop (no public address needed). Only one copy of MuleWatch can use a bot token at a time; if the panel says Not connected with a Conflict error, close the other copy.</w:t>
+      </w:r>
+    </w:p>
+    <w:p>
+      <w:pPr>
+        <w:keepNext/>
+        <w:spacing w:after="40" w:before="80"/>
+        <w:jc w:val="center"/>
+      </w:pPr>
+      <w:r>
+        <w:drawing>
+          <wp:inline distT="0" distB="0" distL="0" distR="0">
+            <wp:extent cx="5334000" cy="1990725"/>
+            <wp:effectExtent t="0" r="0" b="0" l="0"/>
+            <wp:docPr id="1" name="bot_panel.png" descr="Citizen reporting bot panel: QR code, report counts and the latest reports" title="Citizen reporting bot panel: QR code, report counts and the latest reports"/>
+            <wp:cNvGraphicFramePr>
+              <a:graphicFrameLocks xmlns:a="http://schemas.openxmlformats.org/drawingml/2006/main" noChangeAspect="1"/>
+            </wp:cNvGraphicFramePr>
+            <a:graphic xmlns:a="http://schemas.openxmlformats.org/drawingml/2006/main">
+              <a:graphicData uri="http://schemas.openxmlformats.org/drawingml/2006/picture">
+                <pic:pic xmlns:pic="http://schemas.openxmlformats.org/drawingml/2006/picture">
+                  <pic:nvPicPr>
+                    <pic:cNvPr id="0" name="" descr=""/>
+                    <pic:cNvPicPr>
+                      <a:picLocks noChangeAspect="1" noChangeArrowheads="1"/>
+                    </pic:cNvPicPr>
+                  </pic:nvPicPr>
+                  <pic:blipFill>
+                    <a:blip r:embed="rId9" cstate="none"/>
+                    <a:srcRect/>
+                    <a:stretch>
+                      <a:fillRect/>
+                    </a:stretch>
+                  </pic:blipFill>
+                  <pic:spPr bwMode="auto">
+                    <a:xfrm>
+                      <a:off x="0" y="0"/>
+                      <a:ext cx="5334000" cy="1990725"/>
+                    </a:xfrm>
+                    <a:prstGeom prst="rect">
+                      <a:avLst/>
+                    </a:prstGeom>
+                  </pic:spPr>
+                </pic:pic>
+              </a:graphicData>
+            </a:graphic>
+          </wp:inline>
+        </w:drawing>
+      </w:r>
+    </w:p>
+    <w:p>
+      <w:pPr>
+        <w:spacing w:after="200"/>
+        <w:jc w:val="center"/>
+      </w:pPr>
+      <w:r>
+        <w:rPr>
+          <w:rFonts w:ascii="Arial" w:cs="Arial" w:eastAsia="Arial" w:hAnsi="Arial"/>
+          <w:i/>
+          <w:iCs/>
+          <w:color w:val="5B6478"/>
+          <w:sz w:val="18"/>
+          <w:szCs w:val="18"/>
+        </w:rPr>
+        <w:t xml:space="preserve">Citizen reporting bot panel: QR code, report counts and the latest reports</w:t>
       </w:r>
     </w:p>
     <w:p>
@@ -5803,7 +5999,7 @@
                     </pic:cNvPicPr>
                   </pic:nvPicPr>
                   <pic:blipFill>
-                    <a:blip r:embed="rId9" cstate="none"/>
+                    <a:blip r:embed="rId10" cstate="none"/>
                     <a:srcRect/>
                     <a:stretch>
                       <a:fillRect/>
@@ -6209,420 +6405,6 @@
             <wp:extent cx="5715000" cy="3971925"/>
             <wp:effectExtent t="0" r="0" b="0" l="0"/>
             <wp:docPr id="1" name="dash.png" descr="Command center: live intercepts, seller rings and risk mix" title="Command center: live intercepts, seller rings and risk mix"/>
-            <wp:cNvGraphicFramePr>
-              <a:graphicFrameLocks xmlns:a="http://schemas.openxmlformats.org/drawingml/2006/main" noChangeAspect="1"/>
-            </wp:cNvGraphicFramePr>
-            <a:graphic xmlns:a="http://schemas.openxmlformats.org/drawingml/2006/main">
-              <a:graphicData uri="http://schemas.openxmlformats.org/drawingml/2006/picture">
-                <pic:pic xmlns:pic="http://schemas.openxmlformats.org/drawingml/2006/picture">
-                  <pic:nvPicPr>
-                    <pic:cNvPr id="0" name="" descr=""/>
-                    <pic:cNvPicPr>
-                      <a:picLocks noChangeAspect="1" noChangeArrowheads="1"/>
-                    </pic:cNvPicPr>
-                  </pic:nvPicPr>
-                  <pic:blipFill>
-                    <a:blip r:embed="rId10" cstate="none"/>
-                    <a:srcRect/>
-                    <a:stretch>
-                      <a:fillRect/>
-                    </a:stretch>
-                  </pic:blipFill>
-                  <pic:spPr bwMode="auto">
-                    <a:xfrm>
-                      <a:off x="0" y="0"/>
-                      <a:ext cx="5715000" cy="3971925"/>
-                    </a:xfrm>
-                    <a:prstGeom prst="rect">
-                      <a:avLst/>
-                    </a:prstGeom>
-                  </pic:spPr>
-                </pic:pic>
-              </a:graphicData>
-            </a:graphic>
-          </wp:inline>
-        </w:drawing>
-      </w:r>
-    </w:p>
-    <w:p>
-      <w:pPr>
-        <w:spacing w:after="200"/>
-        <w:jc w:val="center"/>
-      </w:pPr>
-      <w:r>
-        <w:rPr>
-          <w:rFonts w:ascii="Arial" w:cs="Arial" w:eastAsia="Arial" w:hAnsi="Arial"/>
-          <w:i/>
-          <w:iCs/>
-          <w:color w:val="5B6478"/>
-          <w:sz w:val="18"/>
-          <w:szCs w:val="18"/>
-        </w:rPr>
-        <w:t xml:space="preserve">Command center: live intercepts, seller rings and risk mix</w:t>
-      </w:r>
-    </w:p>
-    <w:p>
-      <w:pPr>
-        <w:pStyle w:val="Heading3"/>
-        <w:keepNext/>
-      </w:pPr>
-      <w:r>
-        <w:rPr>
-          <w:rFonts w:ascii="Arial" w:cs="Arial" w:eastAsia="Arial" w:hAnsi="Arial"/>
-        </w:rPr>
-        <w:t xml:space="preserve">Step 2. A judge posts a mule ad live (60 s)</w:t>
-      </w:r>
-    </w:p>
-    <w:tbl>
-      <w:tblPr>
-        <w:tblW w:type="dxa" w:w="9638"/>
-        <w:tblBorders>
-          <w:top w:val="single" w:color="auto" w:sz="4"/>
-          <w:left w:val="single" w:color="auto" w:sz="4"/>
-          <w:bottom w:val="single" w:color="auto" w:sz="4"/>
-          <w:right w:val="single" w:color="auto" w:sz="4"/>
-          <w:insideH w:val="single" w:color="auto" w:sz="4"/>
-          <w:insideV w:val="single" w:color="auto" w:sz="4"/>
-        </w:tblBorders>
-      </w:tblPr>
-      <w:tblGrid>
-        <w:gridCol w:w="1500"/>
-        <w:gridCol w:w="8138"/>
-      </w:tblGrid>
-      <w:tr>
-        <w:trPr>
-          <w:cantSplit/>
-        </w:trPr>
-        <w:tc>
-          <w:tcPr>
-            <w:tcW w:type="dxa" w:w="1500"/>
-            <w:tcBorders>
-              <w:top w:val="single" w:color="D5DBE7" w:sz="4"/>
-              <w:left w:val="single" w:color="D5DBE7" w:sz="4"/>
-              <w:bottom w:val="single" w:color="D5DBE7" w:sz="4"/>
-              <w:right w:val="single" w:color="D5DBE7" w:sz="4"/>
-            </w:tcBorders>
-            <w:shd w:fill="E8EBFA" w:color="auto" w:val="clear"/>
-            <w:tcMar>
-              <w:top w:type="dxa" w:w="70"/>
-              <w:left w:type="dxa" w:w="110"/>
-              <w:bottom w:type="dxa" w:w="70"/>
-              <w:right w:type="dxa" w:w="110"/>
-            </w:tcMar>
-          </w:tcPr>
-          <w:p>
-            <w:r>
-              <w:rPr>
-                <w:rFonts w:ascii="Arial" w:cs="Arial" w:eastAsia="Arial" w:hAnsi="Arial"/>
-                <w:b/>
-                <w:bCs/>
-                <w:sz w:val="19"/>
-                <w:szCs w:val="19"/>
-              </w:rPr>
-              <w:t xml:space="preserve">Do</w:t>
-            </w:r>
-          </w:p>
-        </w:tc>
-        <w:tc>
-          <w:tcPr>
-            <w:tcW w:type="dxa" w:w="8138"/>
-            <w:tcBorders>
-              <w:top w:val="single" w:color="D5DBE7" w:sz="4"/>
-              <w:left w:val="single" w:color="D5DBE7" w:sz="4"/>
-              <w:bottom w:val="single" w:color="D5DBE7" w:sz="4"/>
-              <w:right w:val="single" w:color="D5DBE7" w:sz="4"/>
-            </w:tcBorders>
-            <w:tcMar>
-              <w:top w:type="dxa" w:w="70"/>
-              <w:left w:type="dxa" w:w="110"/>
-              <w:bottom w:type="dxa" w:w="70"/>
-              <w:right w:type="dxa" w:w="110"/>
-            </w:tcMar>
-          </w:tcPr>
-          <w:p>
-            <w:pPr>
-              <w:spacing w:after="40" w:line="264"/>
-            </w:pPr>
-            <w:r>
-              <w:rPr>
-                <w:rFonts w:ascii="Arial" w:cs="Arial" w:eastAsia="Arial" w:hAnsi="Arial"/>
-                <w:sz w:val="19"/>
-                <w:szCs w:val="19"/>
-              </w:rPr>
-              <w:t xml:space="preserve">Hand a judge a phone with http://103.155.85.18:8100 open and logged in as </w:t>
-            </w:r>
-            <w:r>
-              <w:rPr>
-                <w:rFonts w:ascii="Arial" w:cs="Arial" w:eastAsia="Arial" w:hAnsi="Arial"/>
-                <w:b/>
-                <w:bCs/>
-                <w:sz w:val="19"/>
-                <w:szCs w:val="19"/>
-              </w:rPr>
-              <w:t xml:space="preserve">judge1</w:t>
-            </w:r>
-            <w:r>
-              <w:rPr>
-                <w:rFonts w:ascii="Arial" w:cs="Arial" w:eastAsia="Arial" w:hAnsi="Arial"/>
-                <w:sz w:val="19"/>
-                <w:szCs w:val="19"/>
-              </w:rPr>
-              <w:t xml:space="preserve">.</w:t>
-            </w:r>
-          </w:p>
-          <w:p>
-            <w:pPr>
-              <w:spacing w:after="40" w:line="264"/>
-            </w:pPr>
-            <w:r>
-              <w:rPr>
-                <w:rFonts w:ascii="Arial" w:cs="Arial" w:eastAsia="Arial" w:hAnsi="Arial"/>
-                <w:sz w:val="19"/>
-                <w:szCs w:val="19"/>
-              </w:rPr>
-              <w:t xml:space="preserve">Ask them to tap </w:t>
-            </w:r>
-            <w:r>
-              <w:rPr>
-                <w:rFonts w:ascii="Arial" w:cs="Arial" w:eastAsia="Arial" w:hAnsi="Arial"/>
-                <w:b/>
-                <w:bCs/>
-                <w:sz w:val="19"/>
-                <w:szCs w:val="19"/>
-              </w:rPr>
-              <w:t xml:space="preserve">Create post</w:t>
-            </w:r>
-            <w:r>
-              <w:rPr>
-                <w:rFonts w:ascii="Arial" w:cs="Arial" w:eastAsia="Arial" w:hAnsi="Arial"/>
-                <w:sz w:val="19"/>
-                <w:szCs w:val="19"/>
-              </w:rPr>
-              <w:t xml:space="preserve">, choose </w:t>
-            </w:r>
-            <w:r>
-              <w:rPr>
-                <w:rFonts w:ascii="Arial" w:cs="Arial" w:eastAsia="Arial" w:hAnsi="Arial"/>
-                <w:b/>
-                <w:bCs/>
-                <w:sz w:val="19"/>
-                <w:szCs w:val="19"/>
-              </w:rPr>
-              <w:t xml:space="preserve">c/GamingAdda</w:t>
-            </w:r>
-            <w:r>
-              <w:rPr>
-                <w:rFonts w:ascii="Arial" w:cs="Arial" w:eastAsia="Arial" w:hAnsi="Arial"/>
-                <w:sz w:val="19"/>
-                <w:szCs w:val="19"/>
-              </w:rPr>
-              <w:t xml:space="preserve">, and paste the text of sample A from section 6, then tap </w:t>
-            </w:r>
-            <w:r>
-              <w:rPr>
-                <w:rFonts w:ascii="Arial" w:cs="Arial" w:eastAsia="Arial" w:hAnsi="Arial"/>
-                <w:b/>
-                <w:bCs/>
-                <w:sz w:val="19"/>
-                <w:szCs w:val="19"/>
-              </w:rPr>
-              <w:t xml:space="preserve">Post</w:t>
-            </w:r>
-            <w:r>
-              <w:rPr>
-                <w:rFonts w:ascii="Arial" w:cs="Arial" w:eastAsia="Arial" w:hAnsi="Arial"/>
-                <w:sz w:val="19"/>
-                <w:szCs w:val="19"/>
-              </w:rPr>
-              <w:t xml:space="preserve">.</w:t>
-            </w:r>
-          </w:p>
-        </w:tc>
-      </w:tr>
-      <w:tr>
-        <w:trPr>
-          <w:cantSplit/>
-        </w:trPr>
-        <w:tc>
-          <w:tcPr>
-            <w:tcW w:type="dxa" w:w="1500"/>
-            <w:tcBorders>
-              <w:top w:val="single" w:color="D5DBE7" w:sz="4"/>
-              <w:left w:val="single" w:color="D5DBE7" w:sz="4"/>
-              <w:bottom w:val="single" w:color="D5DBE7" w:sz="4"/>
-              <w:right w:val="single" w:color="D5DBE7" w:sz="4"/>
-            </w:tcBorders>
-            <w:shd w:fill="F1F8F4" w:color="auto" w:val="clear"/>
-            <w:tcMar>
-              <w:top w:type="dxa" w:w="70"/>
-              <w:left w:type="dxa" w:w="110"/>
-              <w:bottom w:type="dxa" w:w="70"/>
-              <w:right w:type="dxa" w:w="110"/>
-            </w:tcMar>
-          </w:tcPr>
-          <w:p>
-            <w:r>
-              <w:rPr>
-                <w:rFonts w:ascii="Arial" w:cs="Arial" w:eastAsia="Arial" w:hAnsi="Arial"/>
-                <w:b/>
-                <w:bCs/>
-                <w:sz w:val="19"/>
-                <w:szCs w:val="19"/>
-              </w:rPr>
-              <w:t xml:space="preserve">Say</w:t>
-            </w:r>
-          </w:p>
-        </w:tc>
-        <w:tc>
-          <w:tcPr>
-            <w:tcW w:type="dxa" w:w="8138"/>
-            <w:tcBorders>
-              <w:top w:val="single" w:color="D5DBE7" w:sz="4"/>
-              <w:left w:val="single" w:color="D5DBE7" w:sz="4"/>
-              <w:bottom w:val="single" w:color="D5DBE7" w:sz="4"/>
-              <w:right w:val="single" w:color="D5DBE7" w:sz="4"/>
-            </w:tcBorders>
-            <w:tcMar>
-              <w:top w:type="dxa" w:w="70"/>
-              <w:left w:type="dxa" w:w="110"/>
-              <w:bottom w:type="dxa" w:w="70"/>
-              <w:right w:type="dxa" w:w="110"/>
-            </w:tcMar>
-          </w:tcPr>
-          <w:p>
-            <w:pPr>
-              <w:spacing w:after="40" w:line="264"/>
-            </w:pPr>
-            <w:r>
-              <w:rPr>
-                <w:rFonts w:ascii="Arial" w:cs="Arial" w:eastAsia="Arial" w:hAnsi="Arial"/>
-                <w:sz w:val="19"/>
-                <w:szCs w:val="19"/>
-              </w:rPr>
-              <w:t xml:space="preserve">"Please post this like a seller would. Watch the screen."</w:t>
-            </w:r>
-          </w:p>
-        </w:tc>
-      </w:tr>
-      <w:tr>
-        <w:trPr>
-          <w:cantSplit/>
-        </w:trPr>
-        <w:tc>
-          <w:tcPr>
-            <w:tcW w:type="dxa" w:w="1500"/>
-            <w:tcBorders>
-              <w:top w:val="single" w:color="D5DBE7" w:sz="4"/>
-              <w:left w:val="single" w:color="D5DBE7" w:sz="4"/>
-              <w:bottom w:val="single" w:color="D5DBE7" w:sz="4"/>
-              <w:right w:val="single" w:color="D5DBE7" w:sz="4"/>
-            </w:tcBorders>
-            <w:shd w:fill="FDF3E7" w:color="auto" w:val="clear"/>
-            <w:tcMar>
-              <w:top w:type="dxa" w:w="70"/>
-              <w:left w:type="dxa" w:w="110"/>
-              <w:bottom w:type="dxa" w:w="70"/>
-              <w:right w:type="dxa" w:w="110"/>
-            </w:tcMar>
-          </w:tcPr>
-          <w:p>
-            <w:r>
-              <w:rPr>
-                <w:rFonts w:ascii="Arial" w:cs="Arial" w:eastAsia="Arial" w:hAnsi="Arial"/>
-                <w:b/>
-                <w:bCs/>
-                <w:sz w:val="19"/>
-                <w:szCs w:val="19"/>
-              </w:rPr>
-              <w:t xml:space="preserve">Judges see</w:t>
-            </w:r>
-          </w:p>
-        </w:tc>
-        <w:tc>
-          <w:tcPr>
-            <w:tcW w:type="dxa" w:w="8138"/>
-            <w:tcBorders>
-              <w:top w:val="single" w:color="D5DBE7" w:sz="4"/>
-              <w:left w:val="single" w:color="D5DBE7" w:sz="4"/>
-              <w:bottom w:val="single" w:color="D5DBE7" w:sz="4"/>
-              <w:right w:val="single" w:color="D5DBE7" w:sz="4"/>
-            </w:tcBorders>
-            <w:tcMar>
-              <w:top w:type="dxa" w:w="70"/>
-              <w:left w:type="dxa" w:w="110"/>
-              <w:bottom w:type="dxa" w:w="70"/>
-              <w:right w:type="dxa" w:w="110"/>
-            </w:tcMar>
-          </w:tcPr>
-          <w:p>
-            <w:pPr>
-              <w:spacing w:after="40" w:line="264"/>
-            </w:pPr>
-            <w:r>
-              <w:rPr>
-                <w:rFonts w:ascii="Arial" w:cs="Arial" w:eastAsia="Arial" w:hAnsi="Arial"/>
-                <w:sz w:val="19"/>
-                <w:szCs w:val="19"/>
-              </w:rPr>
-              <w:t xml:space="preserve">Within about 3 seconds a red </w:t>
-            </w:r>
-            <w:r>
-              <w:rPr>
-                <w:rFonts w:ascii="Arial" w:cs="Arial" w:eastAsia="Arial" w:hAnsi="Arial"/>
-                <w:b/>
-                <w:bCs/>
-                <w:sz w:val="19"/>
-                <w:szCs w:val="19"/>
-              </w:rPr>
-              <w:t xml:space="preserve">Critical alert</w:t>
-            </w:r>
-            <w:r>
-              <w:rPr>
-                <w:rFonts w:ascii="Arial" w:cs="Arial" w:eastAsia="Arial" w:hAnsi="Arial"/>
-                <w:sz w:val="19"/>
-                <w:szCs w:val="19"/>
-              </w:rPr>
-              <w:t xml:space="preserve"> slides in at the top right with a chime, and the post appears at the top of the feed tagged </w:t>
-            </w:r>
-            <w:r>
-              <w:rPr>
-                <w:rFonts w:ascii="Arial" w:cs="Arial" w:eastAsia="Arial" w:hAnsi="Arial"/>
-                <w:b/>
-                <w:bCs/>
-                <w:sz w:val="19"/>
-                <w:szCs w:val="19"/>
-              </w:rPr>
-              <w:t xml:space="preserve">ring of 6</w:t>
-            </w:r>
-            <w:r>
-              <w:rPr>
-                <w:rFonts w:ascii="Arial" w:cs="Arial" w:eastAsia="Arial" w:hAnsi="Arial"/>
-                <w:sz w:val="19"/>
-                <w:szCs w:val="19"/>
-              </w:rPr>
-              <w:t xml:space="preserve">: it reused the Telegram handle of an existing seller network.</w:t>
-            </w:r>
-          </w:p>
-        </w:tc>
-      </w:tr>
-    </w:tbl>
-    <w:p>
-      <w:pPr>
-        <w:spacing w:after="160"/>
-      </w:pPr>
-    </w:p>
-    <w:p>
-      <w:pPr>
-        <w:keepNext/>
-        <w:spacing w:after="40" w:before="80"/>
-        <w:jc w:val="center"/>
-      </w:pPr>
-      <w:r>
-        <w:drawing>
-          <wp:inline distT="0" distB="0" distL="0" distR="0">
-            <wp:extent cx="5715000" cy="3771900"/>
-            <wp:effectExtent t="0" r="0" b="0" l="0"/>
-            <wp:docPr id="1" name="toast.png" descr="A Critical alert arriving in real time while the judge's post appears in the feed" title="A Critical alert arriving in real time while the judge's post appears in the feed"/>
             <wp:cNvGraphicFramePr>
               <a:graphicFrameLocks xmlns:a="http://schemas.openxmlformats.org/drawingml/2006/main" noChangeAspect="1"/>
             </wp:cNvGraphicFramePr>
@@ -6645,7 +6427,7 @@
                   <pic:spPr bwMode="auto">
                     <a:xfrm>
                       <a:off x="0" y="0"/>
-                      <a:ext cx="5715000" cy="3771900"/>
+                      <a:ext cx="5715000" cy="3971925"/>
                     </a:xfrm>
                     <a:prstGeom prst="rect">
                       <a:avLst/>
@@ -6672,7 +6454,7 @@
           <w:sz w:val="18"/>
           <w:szCs w:val="18"/>
         </w:rPr>
-        <w:t xml:space="preserve">A Critical alert arriving in real time while the judge's post appears in the feed</w:t>
+        <w:t xml:space="preserve">Command center: live intercepts, seller rings and risk mix</w:t>
       </w:r>
     </w:p>
     <w:p>
@@ -6684,7 +6466,7 @@
         <w:rPr>
           <w:rFonts w:ascii="Arial" w:cs="Arial" w:eastAsia="Arial" w:hAnsi="Arial"/>
         </w:rPr>
-        <w:t xml:space="preserve">Step 3. A harmless post stays quiet (30 s)</w:t>
+        <w:t xml:space="preserve">Step 2. A judge posts a mule ad live (60 s)</w:t>
       </w:r>
     </w:p>
     <w:tbl>
@@ -6763,7 +6545,92 @@
                 <w:sz w:val="19"/>
                 <w:szCs w:val="19"/>
               </w:rPr>
-              <w:t xml:space="preserve">Ask a second judge (judge2) to post sample B from section 6, an ordinary sale with a phone number.</w:t>
+              <w:t xml:space="preserve">Hand a judge a phone with http://103.155.85.18:8100 open and logged in as </w:t>
+            </w:r>
+            <w:r>
+              <w:rPr>
+                <w:rFonts w:ascii="Arial" w:cs="Arial" w:eastAsia="Arial" w:hAnsi="Arial"/>
+                <w:b/>
+                <w:bCs/>
+                <w:sz w:val="19"/>
+                <w:szCs w:val="19"/>
+              </w:rPr>
+              <w:t xml:space="preserve">judge1</w:t>
+            </w:r>
+            <w:r>
+              <w:rPr>
+                <w:rFonts w:ascii="Arial" w:cs="Arial" w:eastAsia="Arial" w:hAnsi="Arial"/>
+                <w:sz w:val="19"/>
+                <w:szCs w:val="19"/>
+              </w:rPr>
+              <w:t xml:space="preserve">.</w:t>
+            </w:r>
+          </w:p>
+          <w:p>
+            <w:pPr>
+              <w:spacing w:after="40" w:line="264"/>
+            </w:pPr>
+            <w:r>
+              <w:rPr>
+                <w:rFonts w:ascii="Arial" w:cs="Arial" w:eastAsia="Arial" w:hAnsi="Arial"/>
+                <w:sz w:val="19"/>
+                <w:szCs w:val="19"/>
+              </w:rPr>
+              <w:t xml:space="preserve">Ask them to tap </w:t>
+            </w:r>
+            <w:r>
+              <w:rPr>
+                <w:rFonts w:ascii="Arial" w:cs="Arial" w:eastAsia="Arial" w:hAnsi="Arial"/>
+                <w:b/>
+                <w:bCs/>
+                <w:sz w:val="19"/>
+                <w:szCs w:val="19"/>
+              </w:rPr>
+              <w:t xml:space="preserve">Create post</w:t>
+            </w:r>
+            <w:r>
+              <w:rPr>
+                <w:rFonts w:ascii="Arial" w:cs="Arial" w:eastAsia="Arial" w:hAnsi="Arial"/>
+                <w:sz w:val="19"/>
+                <w:szCs w:val="19"/>
+              </w:rPr>
+              <w:t xml:space="preserve">, choose </w:t>
+            </w:r>
+            <w:r>
+              <w:rPr>
+                <w:rFonts w:ascii="Arial" w:cs="Arial" w:eastAsia="Arial" w:hAnsi="Arial"/>
+                <w:b/>
+                <w:bCs/>
+                <w:sz w:val="19"/>
+                <w:szCs w:val="19"/>
+              </w:rPr>
+              <w:t xml:space="preserve">c/GamingAdda</w:t>
+            </w:r>
+            <w:r>
+              <w:rPr>
+                <w:rFonts w:ascii="Arial" w:cs="Arial" w:eastAsia="Arial" w:hAnsi="Arial"/>
+                <w:sz w:val="19"/>
+                <w:szCs w:val="19"/>
+              </w:rPr>
+              <w:t xml:space="preserve">, and paste the text of sample A from section 6, then tap </w:t>
+            </w:r>
+            <w:r>
+              <w:rPr>
+                <w:rFonts w:ascii="Arial" w:cs="Arial" w:eastAsia="Arial" w:hAnsi="Arial"/>
+                <w:b/>
+                <w:bCs/>
+                <w:sz w:val="19"/>
+                <w:szCs w:val="19"/>
+              </w:rPr>
+              <w:t xml:space="preserve">Post</w:t>
+            </w:r>
+            <w:r>
+              <w:rPr>
+                <w:rFonts w:ascii="Arial" w:cs="Arial" w:eastAsia="Arial" w:hAnsi="Arial"/>
+                <w:sz w:val="19"/>
+                <w:szCs w:val="19"/>
+              </w:rPr>
+              <w:t xml:space="preserve">.</w:t>
             </w:r>
           </w:p>
         </w:tc>
@@ -6828,7 +6695,7 @@
                 <w:sz w:val="19"/>
                 <w:szCs w:val="19"/>
               </w:rPr>
-              <w:t xml:space="preserve">"Phone numbers and prices alone don't make something suspicious. The system looks for the combination of banking instruments, sale or rent intent, and evasion cues."</w:t>
+              <w:t xml:space="preserve">"Please post this like a seller would. Watch the screen."</w:t>
             </w:r>
           </w:p>
         </w:tc>
@@ -6893,7 +6760,7 @@
                 <w:sz w:val="19"/>
                 <w:szCs w:val="19"/>
               </w:rPr>
-              <w:t xml:space="preserve">The post shows up in the feed only when Flagged only is switched off, marked </w:t>
+              <w:t xml:space="preserve">Within about 3 seconds a red </w:t>
             </w:r>
             <w:r>
               <w:rPr>
@@ -6903,75 +6770,16 @@
                 <w:sz w:val="19"/>
                 <w:szCs w:val="19"/>
               </w:rPr>
-              <w:t xml:space="preserve">Low</w:t>
-            </w:r>
-            <w:r>
-              <w:rPr>
-                <w:rFonts w:ascii="Arial" w:cs="Arial" w:eastAsia="Arial" w:hAnsi="Arial"/>
-                <w:sz w:val="19"/>
-                <w:szCs w:val="19"/>
-              </w:rPr>
-              <w:t xml:space="preserve">. No alert.</w:t>
-            </w:r>
-          </w:p>
-        </w:tc>
-      </w:tr>
-    </w:tbl>
-    <w:p>
-      <w:pPr>
-        <w:spacing w:after="160"/>
-      </w:pPr>
-    </w:p>
-    <w:p>
-      <w:pPr>
-        <w:pStyle w:val="Heading3"/>
-        <w:keepNext/>
-      </w:pPr>
-      <w:r>
-        <w:rPr>
-          <w:rFonts w:ascii="Arial" w:cs="Arial" w:eastAsia="Arial" w:hAnsi="Arial"/>
-        </w:rPr>
-        <w:t xml:space="preserve">Step 3b. A scam hidden in a comment (30 s)</w:t>
-      </w:r>
-    </w:p>
-    <w:tbl>
-      <w:tblPr>
-        <w:tblW w:type="dxa" w:w="9638"/>
-        <w:tblBorders>
-          <w:top w:val="single" w:color="auto" w:sz="4"/>
-          <w:left w:val="single" w:color="auto" w:sz="4"/>
-          <w:bottom w:val="single" w:color="auto" w:sz="4"/>
-          <w:right w:val="single" w:color="auto" w:sz="4"/>
-          <w:insideH w:val="single" w:color="auto" w:sz="4"/>
-          <w:insideV w:val="single" w:color="auto" w:sz="4"/>
-        </w:tblBorders>
-      </w:tblPr>
-      <w:tblGrid>
-        <w:gridCol w:w="1500"/>
-        <w:gridCol w:w="8138"/>
-      </w:tblGrid>
-      <w:tr>
-        <w:trPr>
-          <w:cantSplit/>
-        </w:trPr>
-        <w:tc>
-          <w:tcPr>
-            <w:tcW w:type="dxa" w:w="1500"/>
-            <w:tcBorders>
-              <w:top w:val="single" w:color="D5DBE7" w:sz="4"/>
-              <w:left w:val="single" w:color="D5DBE7" w:sz="4"/>
-              <w:bottom w:val="single" w:color="D5DBE7" w:sz="4"/>
-              <w:right w:val="single" w:color="D5DBE7" w:sz="4"/>
-            </w:tcBorders>
-            <w:shd w:fill="E8EBFA" w:color="auto" w:val="clear"/>
-            <w:tcMar>
-              <w:top w:type="dxa" w:w="70"/>
-              <w:left w:type="dxa" w:w="110"/>
-              <w:bottom w:type="dxa" w:w="70"/>
-              <w:right w:type="dxa" w:w="110"/>
-            </w:tcMar>
-          </w:tcPr>
-          <w:p>
+              <w:t xml:space="preserve">Critical alert</w:t>
+            </w:r>
+            <w:r>
+              <w:rPr>
+                <w:rFonts w:ascii="Arial" w:cs="Arial" w:eastAsia="Arial" w:hAnsi="Arial"/>
+                <w:sz w:val="19"/>
+                <w:szCs w:val="19"/>
+              </w:rPr>
+              <w:t xml:space="preserve"> slides in at the top right with a chime, and the post appears at the top of the feed tagged </w:t>
+            </w:r>
             <w:r>
               <w:rPr>
                 <w:rFonts w:ascii="Arial" w:cs="Arial" w:eastAsia="Arial" w:hAnsi="Arial"/>
@@ -6980,499 +6788,15 @@
                 <w:sz w:val="19"/>
                 <w:szCs w:val="19"/>
               </w:rPr>
-              <w:t xml:space="preserve">Do</w:t>
-            </w:r>
-          </w:p>
-        </w:tc>
-        <w:tc>
-          <w:tcPr>
-            <w:tcW w:type="dxa" w:w="8138"/>
-            <w:tcBorders>
-              <w:top w:val="single" w:color="D5DBE7" w:sz="4"/>
-              <w:left w:val="single" w:color="D5DBE7" w:sz="4"/>
-              <w:bottom w:val="single" w:color="D5DBE7" w:sz="4"/>
-              <w:right w:val="single" w:color="D5DBE7" w:sz="4"/>
-            </w:tcBorders>
-            <w:tcMar>
-              <w:top w:type="dxa" w:w="70"/>
-              <w:left w:type="dxa" w:w="110"/>
-              <w:bottom w:type="dxa" w:w="70"/>
-              <w:right w:type="dxa" w:w="110"/>
-            </w:tcMar>
-          </w:tcPr>
-          <w:p>
-            <w:pPr>
-              <w:spacing w:after="40" w:line="264"/>
-            </w:pPr>
-            <w:r>
-              <w:rPr>
-                <w:rFonts w:ascii="Arial" w:cs="Arial" w:eastAsia="Arial" w:hAnsi="Arial"/>
-                <w:sz w:val="19"/>
-                <w:szCs w:val="19"/>
-              </w:rPr>
-              <w:t xml:space="preserve">Ask the judge to open any ordinary post (for example the wallet post) and add the comment from sample I in section 6.</w:t>
-            </w:r>
-          </w:p>
-        </w:tc>
-      </w:tr>
-      <w:tr>
-        <w:trPr>
-          <w:cantSplit/>
-        </w:trPr>
-        <w:tc>
-          <w:tcPr>
-            <w:tcW w:type="dxa" w:w="1500"/>
-            <w:tcBorders>
-              <w:top w:val="single" w:color="D5DBE7" w:sz="4"/>
-              <w:left w:val="single" w:color="D5DBE7" w:sz="4"/>
-              <w:bottom w:val="single" w:color="D5DBE7" w:sz="4"/>
-              <w:right w:val="single" w:color="D5DBE7" w:sz="4"/>
-            </w:tcBorders>
-            <w:shd w:fill="F1F8F4" w:color="auto" w:val="clear"/>
-            <w:tcMar>
-              <w:top w:type="dxa" w:w="70"/>
-              <w:left w:type="dxa" w:w="110"/>
-              <w:bottom w:type="dxa" w:w="70"/>
-              <w:right w:type="dxa" w:w="110"/>
-            </w:tcMar>
-          </w:tcPr>
-          <w:p>
-            <w:r>
-              <w:rPr>
-                <w:rFonts w:ascii="Arial" w:cs="Arial" w:eastAsia="Arial" w:hAnsi="Arial"/>
-                <w:b/>
-                <w:bCs/>
-                <w:sz w:val="19"/>
-                <w:szCs w:val="19"/>
-              </w:rPr>
-              <w:t xml:space="preserve">Say</w:t>
-            </w:r>
-          </w:p>
-        </w:tc>
-        <w:tc>
-          <w:tcPr>
-            <w:tcW w:type="dxa" w:w="8138"/>
-            <w:tcBorders>
-              <w:top w:val="single" w:color="D5DBE7" w:sz="4"/>
-              <w:left w:val="single" w:color="D5DBE7" w:sz="4"/>
-              <w:bottom w:val="single" w:color="D5DBE7" w:sz="4"/>
-              <w:right w:val="single" w:color="D5DBE7" w:sz="4"/>
-            </w:tcBorders>
-            <w:tcMar>
-              <w:top w:type="dxa" w:w="70"/>
-              <w:left w:type="dxa" w:w="110"/>
-              <w:bottom w:type="dxa" w:w="70"/>
-              <w:right w:type="dxa" w:w="110"/>
-            </w:tcMar>
-          </w:tcPr>
-          <w:p>
-            <w:pPr>
-              <w:spacing w:after="40" w:line="264"/>
-            </w:pPr>
-            <w:r>
-              <w:rPr>
-                <w:rFonts w:ascii="Arial" w:cs="Arial" w:eastAsia="Arial" w:hAnsi="Arial"/>
-                <w:sz w:val="19"/>
-                <w:szCs w:val="19"/>
-              </w:rPr>
-              <w:t xml:space="preserve">"Sellers know feeds are watched, so they hide in the comments of harmless posts. MuleWatch reads every comment too."</w:t>
-            </w:r>
-          </w:p>
-        </w:tc>
-      </w:tr>
-      <w:tr>
-        <w:trPr>
-          <w:cantSplit/>
-        </w:trPr>
-        <w:tc>
-          <w:tcPr>
-            <w:tcW w:type="dxa" w:w="1500"/>
-            <w:tcBorders>
-              <w:top w:val="single" w:color="D5DBE7" w:sz="4"/>
-              <w:left w:val="single" w:color="D5DBE7" w:sz="4"/>
-              <w:bottom w:val="single" w:color="D5DBE7" w:sz="4"/>
-              <w:right w:val="single" w:color="D5DBE7" w:sz="4"/>
-            </w:tcBorders>
-            <w:shd w:fill="FDF3E7" w:color="auto" w:val="clear"/>
-            <w:tcMar>
-              <w:top w:type="dxa" w:w="70"/>
-              <w:left w:type="dxa" w:w="110"/>
-              <w:bottom w:type="dxa" w:w="70"/>
-              <w:right w:type="dxa" w:w="110"/>
-            </w:tcMar>
-          </w:tcPr>
-          <w:p>
-            <w:r>
-              <w:rPr>
-                <w:rFonts w:ascii="Arial" w:cs="Arial" w:eastAsia="Arial" w:hAnsi="Arial"/>
-                <w:b/>
-                <w:bCs/>
-                <w:sz w:val="19"/>
-                <w:szCs w:val="19"/>
-              </w:rPr>
-              <w:t xml:space="preserve">Judges see</w:t>
-            </w:r>
-          </w:p>
-        </w:tc>
-        <w:tc>
-          <w:tcPr>
-            <w:tcW w:type="dxa" w:w="8138"/>
-            <w:tcBorders>
-              <w:top w:val="single" w:color="D5DBE7" w:sz="4"/>
-              <w:left w:val="single" w:color="D5DBE7" w:sz="4"/>
-              <w:bottom w:val="single" w:color="D5DBE7" w:sz="4"/>
-              <w:right w:val="single" w:color="D5DBE7" w:sz="4"/>
-            </w:tcBorders>
-            <w:tcMar>
-              <w:top w:type="dxa" w:w="70"/>
-              <w:left w:type="dxa" w:w="110"/>
-              <w:bottom w:type="dxa" w:w="70"/>
-              <w:right w:type="dxa" w:w="110"/>
-            </w:tcMar>
-          </w:tcPr>
-          <w:p>
-            <w:pPr>
-              <w:spacing w:after="40" w:line="264"/>
-            </w:pPr>
-            <w:r>
-              <w:rPr>
-                <w:rFonts w:ascii="Arial" w:cs="Arial" w:eastAsia="Arial" w:hAnsi="Arial"/>
-                <w:sz w:val="19"/>
-                <w:szCs w:val="19"/>
-              </w:rPr>
-              <w:t xml:space="preserve">A </w:t>
-            </w:r>
-            <w:r>
-              <w:rPr>
-                <w:rFonts w:ascii="Arial" w:cs="Arial" w:eastAsia="Arial" w:hAnsi="Arial"/>
-                <w:b/>
-                <w:bCs/>
-                <w:sz w:val="19"/>
-                <w:szCs w:val="19"/>
-              </w:rPr>
-              <w:t xml:space="preserve">High</w:t>
-            </w:r>
-            <w:r>
-              <w:rPr>
-                <w:rFonts w:ascii="Arial" w:cs="Arial" w:eastAsia="Arial" w:hAnsi="Arial"/>
-                <w:sz w:val="19"/>
-                <w:szCs w:val="19"/>
-              </w:rPr>
-              <w:t xml:space="preserve"> alert within a few seconds, tagged </w:t>
-            </w:r>
-            <w:r>
-              <w:rPr>
-                <w:rFonts w:ascii="Arial" w:cs="Arial" w:eastAsia="Arial" w:hAnsi="Arial"/>
-                <w:b/>
-                <w:bCs/>
-                <w:sz w:val="19"/>
-                <w:szCs w:val="19"/>
-              </w:rPr>
-              <w:t xml:space="preserve">comment</w:t>
-            </w:r>
-            <w:r>
-              <w:rPr>
-                <w:rFonts w:ascii="Arial" w:cs="Arial" w:eastAsia="Arial" w:hAnsi="Arial"/>
-                <w:sz w:val="19"/>
-                <w:szCs w:val="19"/>
-              </w:rPr>
-              <w:t xml:space="preserve">, with the reason Easy-money lure. Request takedown hides just that comment on the forum.</w:t>
-            </w:r>
-          </w:p>
-        </w:tc>
-      </w:tr>
-    </w:tbl>
-    <w:p>
-      <w:pPr>
-        <w:spacing w:after="160"/>
-      </w:pPr>
-    </w:p>
-    <w:p>
-      <w:pPr>
-        <w:pStyle w:val="Heading3"/>
-        <w:keepNext/>
-      </w:pPr>
-      <w:r>
-        <w:rPr>
-          <w:rFonts w:ascii="Arial" w:cs="Arial" w:eastAsia="Arial" w:hAnsi="Arial"/>
-        </w:rPr>
-        <w:t xml:space="preserve">Step 4. Open the case and explain the evidence (60 s)</w:t>
-      </w:r>
-    </w:p>
-    <w:tbl>
-      <w:tblPr>
-        <w:tblW w:type="dxa" w:w="9638"/>
-        <w:tblBorders>
-          <w:top w:val="single" w:color="auto" w:sz="4"/>
-          <w:left w:val="single" w:color="auto" w:sz="4"/>
-          <w:bottom w:val="single" w:color="auto" w:sz="4"/>
-          <w:right w:val="single" w:color="auto" w:sz="4"/>
-          <w:insideH w:val="single" w:color="auto" w:sz="4"/>
-          <w:insideV w:val="single" w:color="auto" w:sz="4"/>
-        </w:tblBorders>
-      </w:tblPr>
-      <w:tblGrid>
-        <w:gridCol w:w="1500"/>
-        <w:gridCol w:w="8138"/>
-      </w:tblGrid>
-      <w:tr>
-        <w:trPr>
-          <w:cantSplit/>
-        </w:trPr>
-        <w:tc>
-          <w:tcPr>
-            <w:tcW w:type="dxa" w:w="1500"/>
-            <w:tcBorders>
-              <w:top w:val="single" w:color="D5DBE7" w:sz="4"/>
-              <w:left w:val="single" w:color="D5DBE7" w:sz="4"/>
-              <w:bottom w:val="single" w:color="D5DBE7" w:sz="4"/>
-              <w:right w:val="single" w:color="D5DBE7" w:sz="4"/>
-            </w:tcBorders>
-            <w:shd w:fill="E8EBFA" w:color="auto" w:val="clear"/>
-            <w:tcMar>
-              <w:top w:type="dxa" w:w="70"/>
-              <w:left w:type="dxa" w:w="110"/>
-              <w:bottom w:type="dxa" w:w="70"/>
-              <w:right w:type="dxa" w:w="110"/>
-            </w:tcMar>
-          </w:tcPr>
-          <w:p>
-            <w:r>
-              <w:rPr>
-                <w:rFonts w:ascii="Arial" w:cs="Arial" w:eastAsia="Arial" w:hAnsi="Arial"/>
-                <w:b/>
-                <w:bCs/>
-                <w:sz w:val="19"/>
-                <w:szCs w:val="19"/>
-              </w:rPr>
-              <w:t xml:space="preserve">Do</w:t>
-            </w:r>
-          </w:p>
-        </w:tc>
-        <w:tc>
-          <w:tcPr>
-            <w:tcW w:type="dxa" w:w="8138"/>
-            <w:tcBorders>
-              <w:top w:val="single" w:color="D5DBE7" w:sz="4"/>
-              <w:left w:val="single" w:color="D5DBE7" w:sz="4"/>
-              <w:bottom w:val="single" w:color="D5DBE7" w:sz="4"/>
-              <w:right w:val="single" w:color="D5DBE7" w:sz="4"/>
-            </w:tcBorders>
-            <w:tcMar>
-              <w:top w:type="dxa" w:w="70"/>
-              <w:left w:type="dxa" w:w="110"/>
-              <w:bottom w:type="dxa" w:w="70"/>
-              <w:right w:type="dxa" w:w="110"/>
-            </w:tcMar>
-          </w:tcPr>
-          <w:p>
-            <w:pPr>
-              <w:spacing w:after="40" w:line="264"/>
-            </w:pPr>
-            <w:r>
-              <w:rPr>
-                <w:rFonts w:ascii="Arial" w:cs="Arial" w:eastAsia="Arial" w:hAnsi="Arial"/>
-                <w:sz w:val="19"/>
-                <w:szCs w:val="19"/>
-              </w:rPr>
-              <w:t xml:space="preserve">Click </w:t>
-            </w:r>
-            <w:r>
-              <w:rPr>
-                <w:rFonts w:ascii="Arial" w:cs="Arial" w:eastAsia="Arial" w:hAnsi="Arial"/>
-                <w:b/>
-                <w:bCs/>
-                <w:sz w:val="19"/>
-                <w:szCs w:val="19"/>
-              </w:rPr>
-              <w:t xml:space="preserve">Open case</w:t>
-            </w:r>
-            <w:r>
-              <w:rPr>
-                <w:rFonts w:ascii="Arial" w:cs="Arial" w:eastAsia="Arial" w:hAnsi="Arial"/>
-                <w:sz w:val="19"/>
-                <w:szCs w:val="19"/>
-              </w:rPr>
-              <w:t xml:space="preserve"> on the alert (or the post in the feed).</w:t>
-            </w:r>
-          </w:p>
-          <w:p>
-            <w:pPr>
-              <w:spacing w:after="40" w:line="264"/>
-            </w:pPr>
-            <w:r>
-              <w:rPr>
-                <w:rFonts w:ascii="Arial" w:cs="Arial" w:eastAsia="Arial" w:hAnsi="Arial"/>
-                <w:sz w:val="19"/>
-                <w:szCs w:val="19"/>
-              </w:rPr>
-              <w:t xml:space="preserve">Point at the highlighted words, the identifiers, </w:t>
-            </w:r>
-            <w:r>
-              <w:rPr>
-                <w:rFonts w:ascii="Arial" w:cs="Arial" w:eastAsia="Arial" w:hAnsi="Arial"/>
-                <w:b/>
-                <w:bCs/>
-                <w:sz w:val="19"/>
-                <w:szCs w:val="19"/>
-              </w:rPr>
-              <w:t xml:space="preserve">Text read from the image</w:t>
-            </w:r>
-            <w:r>
-              <w:rPr>
-                <w:rFonts w:ascii="Arial" w:cs="Arial" w:eastAsia="Arial" w:hAnsi="Arial"/>
-                <w:sz w:val="19"/>
-                <w:szCs w:val="19"/>
-              </w:rPr>
-              <w:t xml:space="preserve">, </w:t>
-            </w:r>
-            <w:r>
-              <w:rPr>
-                <w:rFonts w:ascii="Arial" w:cs="Arial" w:eastAsia="Arial" w:hAnsi="Arial"/>
-                <w:b/>
-                <w:bCs/>
-                <w:sz w:val="19"/>
-                <w:szCs w:val="19"/>
-              </w:rPr>
-              <w:t xml:space="preserve">Why it was flagged</w:t>
-            </w:r>
-            <w:r>
-              <w:rPr>
-                <w:rFonts w:ascii="Arial" w:cs="Arial" w:eastAsia="Arial" w:hAnsi="Arial"/>
-                <w:sz w:val="19"/>
-                <w:szCs w:val="19"/>
-              </w:rPr>
-              <w:t xml:space="preserve"> and the score breakdown.</w:t>
-            </w:r>
-          </w:p>
-        </w:tc>
-      </w:tr>
-      <w:tr>
-        <w:trPr>
-          <w:cantSplit/>
-        </w:trPr>
-        <w:tc>
-          <w:tcPr>
-            <w:tcW w:type="dxa" w:w="1500"/>
-            <w:tcBorders>
-              <w:top w:val="single" w:color="D5DBE7" w:sz="4"/>
-              <w:left w:val="single" w:color="D5DBE7" w:sz="4"/>
-              <w:bottom w:val="single" w:color="D5DBE7" w:sz="4"/>
-              <w:right w:val="single" w:color="D5DBE7" w:sz="4"/>
-            </w:tcBorders>
-            <w:shd w:fill="F1F8F4" w:color="auto" w:val="clear"/>
-            <w:tcMar>
-              <w:top w:type="dxa" w:w="70"/>
-              <w:left w:type="dxa" w:w="110"/>
-              <w:bottom w:type="dxa" w:w="70"/>
-              <w:right w:type="dxa" w:w="110"/>
-            </w:tcMar>
-          </w:tcPr>
-          <w:p>
-            <w:r>
-              <w:rPr>
-                <w:rFonts w:ascii="Arial" w:cs="Arial" w:eastAsia="Arial" w:hAnsi="Arial"/>
-                <w:b/>
-                <w:bCs/>
-                <w:sz w:val="19"/>
-                <w:szCs w:val="19"/>
-              </w:rPr>
-              <w:t xml:space="preserve">Say</w:t>
-            </w:r>
-          </w:p>
-        </w:tc>
-        <w:tc>
-          <w:tcPr>
-            <w:tcW w:type="dxa" w:w="8138"/>
-            <w:tcBorders>
-              <w:top w:val="single" w:color="D5DBE7" w:sz="4"/>
-              <w:left w:val="single" w:color="D5DBE7" w:sz="4"/>
-              <w:bottom w:val="single" w:color="D5DBE7" w:sz="4"/>
-              <w:right w:val="single" w:color="D5DBE7" w:sz="4"/>
-            </w:tcBorders>
-            <w:tcMar>
-              <w:top w:type="dxa" w:w="70"/>
-              <w:left w:type="dxa" w:w="110"/>
-              <w:bottom w:type="dxa" w:w="70"/>
-              <w:right w:type="dxa" w:w="110"/>
-            </w:tcMar>
-          </w:tcPr>
-          <w:p>
-            <w:pPr>
-              <w:spacing w:after="40" w:line="264"/>
-            </w:pPr>
-            <w:r>
-              <w:rPr>
-                <w:rFonts w:ascii="Arial" w:cs="Arial" w:eastAsia="Arial" w:hAnsi="Arial"/>
-                <w:sz w:val="19"/>
-                <w:szCs w:val="19"/>
-              </w:rPr>
-              <w:t xml:space="preserve">"Every flag is explainable. Red is sale language, orange is evasion cues like KYC done, blue are identifiers. Here the image was read by OCR, so even image-only ads are caught. The score combines rules, a multilingual text model and image analysis."</w:t>
-            </w:r>
-          </w:p>
-        </w:tc>
-      </w:tr>
-      <w:tr>
-        <w:trPr>
-          <w:cantSplit/>
-        </w:trPr>
-        <w:tc>
-          <w:tcPr>
-            <w:tcW w:type="dxa" w:w="1500"/>
-            <w:tcBorders>
-              <w:top w:val="single" w:color="D5DBE7" w:sz="4"/>
-              <w:left w:val="single" w:color="D5DBE7" w:sz="4"/>
-              <w:bottom w:val="single" w:color="D5DBE7" w:sz="4"/>
-              <w:right w:val="single" w:color="D5DBE7" w:sz="4"/>
-            </w:tcBorders>
-            <w:shd w:fill="FDF3E7" w:color="auto" w:val="clear"/>
-            <w:tcMar>
-              <w:top w:type="dxa" w:w="70"/>
-              <w:left w:type="dxa" w:w="110"/>
-              <w:bottom w:type="dxa" w:w="70"/>
-              <w:right w:type="dxa" w:w="110"/>
-            </w:tcMar>
-          </w:tcPr>
-          <w:p>
-            <w:r>
-              <w:rPr>
-                <w:rFonts w:ascii="Arial" w:cs="Arial" w:eastAsia="Arial" w:hAnsi="Arial"/>
-                <w:b/>
-                <w:bCs/>
-                <w:sz w:val="19"/>
-                <w:szCs w:val="19"/>
-              </w:rPr>
-              <w:t xml:space="preserve">Judges see</w:t>
-            </w:r>
-          </w:p>
-        </w:tc>
-        <w:tc>
-          <w:tcPr>
-            <w:tcW w:type="dxa" w:w="8138"/>
-            <w:tcBorders>
-              <w:top w:val="single" w:color="D5DBE7" w:sz="4"/>
-              <w:left w:val="single" w:color="D5DBE7" w:sz="4"/>
-              <w:bottom w:val="single" w:color="D5DBE7" w:sz="4"/>
-              <w:right w:val="single" w:color="D5DBE7" w:sz="4"/>
-            </w:tcBorders>
-            <w:tcMar>
-              <w:top w:type="dxa" w:w="70"/>
-              <w:left w:type="dxa" w:w="110"/>
-              <w:bottom w:type="dxa" w:w="70"/>
-              <w:right w:type="dxa" w:w="110"/>
-            </w:tcMar>
-          </w:tcPr>
-          <w:p>
-            <w:pPr>
-              <w:spacing w:after="40" w:line="264"/>
-            </w:pPr>
-            <w:r>
-              <w:rPr>
-                <w:rFonts w:ascii="Arial" w:cs="Arial" w:eastAsia="Arial" w:hAnsi="Arial"/>
-                <w:sz w:val="19"/>
-                <w:szCs w:val="19"/>
-              </w:rPr>
-              <w:t xml:space="preserve">Score meter, colour-coded highlights, OCR text, reasons list and component scores. Linked posts on the right with why each one is linked.</w:t>
+              <w:t xml:space="preserve">ring of 6</w:t>
+            </w:r>
+            <w:r>
+              <w:rPr>
+                <w:rFonts w:ascii="Arial" w:cs="Arial" w:eastAsia="Arial" w:hAnsi="Arial"/>
+                <w:sz w:val="19"/>
+                <w:szCs w:val="19"/>
+              </w:rPr>
+              <w:t xml:space="preserve">: it reused the Telegram handle of an existing seller network.</w:t>
             </w:r>
           </w:p>
         </w:tc>
@@ -7492,9 +6816,9 @@
       <w:r>
         <w:drawing>
           <wp:inline distT="0" distB="0" distL="0" distR="0">
-            <wp:extent cx="5715000" cy="3810000"/>
+            <wp:extent cx="5715000" cy="3771900"/>
             <wp:effectExtent t="0" r="0" b="0" l="0"/>
-            <wp:docPr id="1" name="case_crop.png" descr="Case view: highlighted evidence, OCR text from the poster, linked posts" title="Case view: highlighted evidence, OCR text from the poster, linked posts"/>
+            <wp:docPr id="1" name="toast.png" descr="A Critical alert arriving in real time while the judge's post appears in the feed" title="A Critical alert arriving in real time while the judge's post appears in the feed"/>
             <wp:cNvGraphicFramePr>
               <a:graphicFrameLocks xmlns:a="http://schemas.openxmlformats.org/drawingml/2006/main" noChangeAspect="1"/>
             </wp:cNvGraphicFramePr>
@@ -7517,7 +6841,7 @@
                   <pic:spPr bwMode="auto">
                     <a:xfrm>
                       <a:off x="0" y="0"/>
-                      <a:ext cx="5715000" cy="3810000"/>
+                      <a:ext cx="5715000" cy="3771900"/>
                     </a:xfrm>
                     <a:prstGeom prst="rect">
                       <a:avLst/>
@@ -7544,7 +6868,7 @@
           <w:sz w:val="18"/>
           <w:szCs w:val="18"/>
         </w:rPr>
-        <w:t xml:space="preserve">Case view: highlighted evidence, OCR text from the poster, linked posts</w:t>
+        <w:t xml:space="preserve">A Critical alert arriving in real time while the judge's post appears in the feed</w:t>
       </w:r>
     </w:p>
     <w:p>
@@ -7556,7 +6880,7 @@
         <w:rPr>
           <w:rFonts w:ascii="Arial" w:cs="Arial" w:eastAsia="Arial" w:hAnsi="Arial"/>
         </w:rPr>
-        <w:t xml:space="preserve">Step 5. Show the seller network (45 s)</w:t>
+        <w:t xml:space="preserve">Step 3. A harmless post stays quiet (30 s)</w:t>
       </w:r>
     </w:p>
     <w:tbl>
@@ -7635,43 +6959,7 @@
                 <w:sz w:val="19"/>
                 <w:szCs w:val="19"/>
               </w:rPr>
-              <w:t xml:space="preserve">Click </w:t>
-            </w:r>
-            <w:r>
-              <w:rPr>
-                <w:rFonts w:ascii="Arial" w:cs="Arial" w:eastAsia="Arial" w:hAnsi="Arial"/>
-                <w:b/>
-                <w:bCs/>
-                <w:sz w:val="19"/>
-                <w:szCs w:val="19"/>
-              </w:rPr>
-              <w:t xml:space="preserve">Full network</w:t>
-            </w:r>
-            <w:r>
-              <w:rPr>
-                <w:rFonts w:ascii="Arial" w:cs="Arial" w:eastAsia="Arial" w:hAnsi="Arial"/>
-                <w:sz w:val="19"/>
-                <w:szCs w:val="19"/>
-              </w:rPr>
-              <w:t xml:space="preserve"> (or the </w:t>
-            </w:r>
-            <w:r>
-              <w:rPr>
-                <w:rFonts w:ascii="Arial" w:cs="Arial" w:eastAsia="Arial" w:hAnsi="Arial"/>
-                <w:b/>
-                <w:bCs/>
-                <w:sz w:val="19"/>
-                <w:szCs w:val="19"/>
-              </w:rPr>
-              <w:t xml:space="preserve">Seller network</w:t>
-            </w:r>
-            <w:r>
-              <w:rPr>
-                <w:rFonts w:ascii="Arial" w:cs="Arial" w:eastAsia="Arial" w:hAnsi="Arial"/>
-                <w:sz w:val="19"/>
-                <w:szCs w:val="19"/>
-              </w:rPr>
-              <w:t xml:space="preserve"> menu). Click the Telegram triangle or phone diamond.</w:t>
+              <w:t xml:space="preserve">Ask a second judge (judge2) to post sample B from section 6, an ordinary sale with a phone number.</w:t>
             </w:r>
           </w:p>
         </w:tc>
@@ -7736,7 +7024,7 @@
                 <w:sz w:val="19"/>
                 <w:szCs w:val="19"/>
               </w:rPr>
-              <w:t xml:space="preserve">"Six different accounts, one seller. They share a phone number and a Telegram handle, and two of them posted the same poster with a different crop and tint. MuleWatch links them automatically, so police can go after the network, not one post."</w:t>
+              <w:t xml:space="preserve">"Phone numbers and prices alone don't make something suspicious. The system looks for the combination of banking instruments, sale or rent intent, and evasion cues."</w:t>
             </w:r>
           </w:p>
         </w:tc>
@@ -7801,7 +7089,586 @@
                 <w:sz w:val="19"/>
                 <w:szCs w:val="19"/>
               </w:rPr>
-              <w:t xml:space="preserve">Graph: red posts connected to shared identifiers; dashed red lines for reposted images or copied text. Clicking a node shows every post that used it.</w:t>
+              <w:t xml:space="preserve">The post shows up in the feed only when Flagged only is switched off, marked </w:t>
+            </w:r>
+            <w:r>
+              <w:rPr>
+                <w:rFonts w:ascii="Arial" w:cs="Arial" w:eastAsia="Arial" w:hAnsi="Arial"/>
+                <w:b/>
+                <w:bCs/>
+                <w:sz w:val="19"/>
+                <w:szCs w:val="19"/>
+              </w:rPr>
+              <w:t xml:space="preserve">Low</w:t>
+            </w:r>
+            <w:r>
+              <w:rPr>
+                <w:rFonts w:ascii="Arial" w:cs="Arial" w:eastAsia="Arial" w:hAnsi="Arial"/>
+                <w:sz w:val="19"/>
+                <w:szCs w:val="19"/>
+              </w:rPr>
+              <w:t xml:space="preserve">. No alert.</w:t>
+            </w:r>
+          </w:p>
+        </w:tc>
+      </w:tr>
+    </w:tbl>
+    <w:p>
+      <w:pPr>
+        <w:spacing w:after="160"/>
+      </w:pPr>
+    </w:p>
+    <w:p>
+      <w:pPr>
+        <w:pStyle w:val="Heading3"/>
+        <w:keepNext/>
+      </w:pPr>
+      <w:r>
+        <w:rPr>
+          <w:rFonts w:ascii="Arial" w:cs="Arial" w:eastAsia="Arial" w:hAnsi="Arial"/>
+        </w:rPr>
+        <w:t xml:space="preserve">Step 3b. A scam hidden in a comment (30 s)</w:t>
+      </w:r>
+    </w:p>
+    <w:tbl>
+      <w:tblPr>
+        <w:tblW w:type="dxa" w:w="9638"/>
+        <w:tblBorders>
+          <w:top w:val="single" w:color="auto" w:sz="4"/>
+          <w:left w:val="single" w:color="auto" w:sz="4"/>
+          <w:bottom w:val="single" w:color="auto" w:sz="4"/>
+          <w:right w:val="single" w:color="auto" w:sz="4"/>
+          <w:insideH w:val="single" w:color="auto" w:sz="4"/>
+          <w:insideV w:val="single" w:color="auto" w:sz="4"/>
+        </w:tblBorders>
+      </w:tblPr>
+      <w:tblGrid>
+        <w:gridCol w:w="1500"/>
+        <w:gridCol w:w="8138"/>
+      </w:tblGrid>
+      <w:tr>
+        <w:trPr>
+          <w:cantSplit/>
+        </w:trPr>
+        <w:tc>
+          <w:tcPr>
+            <w:tcW w:type="dxa" w:w="1500"/>
+            <w:tcBorders>
+              <w:top w:val="single" w:color="D5DBE7" w:sz="4"/>
+              <w:left w:val="single" w:color="D5DBE7" w:sz="4"/>
+              <w:bottom w:val="single" w:color="D5DBE7" w:sz="4"/>
+              <w:right w:val="single" w:color="D5DBE7" w:sz="4"/>
+            </w:tcBorders>
+            <w:shd w:fill="E8EBFA" w:color="auto" w:val="clear"/>
+            <w:tcMar>
+              <w:top w:type="dxa" w:w="70"/>
+              <w:left w:type="dxa" w:w="110"/>
+              <w:bottom w:type="dxa" w:w="70"/>
+              <w:right w:type="dxa" w:w="110"/>
+            </w:tcMar>
+          </w:tcPr>
+          <w:p>
+            <w:r>
+              <w:rPr>
+                <w:rFonts w:ascii="Arial" w:cs="Arial" w:eastAsia="Arial" w:hAnsi="Arial"/>
+                <w:b/>
+                <w:bCs/>
+                <w:sz w:val="19"/>
+                <w:szCs w:val="19"/>
+              </w:rPr>
+              <w:t xml:space="preserve">Do</w:t>
+            </w:r>
+          </w:p>
+        </w:tc>
+        <w:tc>
+          <w:tcPr>
+            <w:tcW w:type="dxa" w:w="8138"/>
+            <w:tcBorders>
+              <w:top w:val="single" w:color="D5DBE7" w:sz="4"/>
+              <w:left w:val="single" w:color="D5DBE7" w:sz="4"/>
+              <w:bottom w:val="single" w:color="D5DBE7" w:sz="4"/>
+              <w:right w:val="single" w:color="D5DBE7" w:sz="4"/>
+            </w:tcBorders>
+            <w:tcMar>
+              <w:top w:type="dxa" w:w="70"/>
+              <w:left w:type="dxa" w:w="110"/>
+              <w:bottom w:type="dxa" w:w="70"/>
+              <w:right w:type="dxa" w:w="110"/>
+            </w:tcMar>
+          </w:tcPr>
+          <w:p>
+            <w:pPr>
+              <w:spacing w:after="40" w:line="264"/>
+            </w:pPr>
+            <w:r>
+              <w:rPr>
+                <w:rFonts w:ascii="Arial" w:cs="Arial" w:eastAsia="Arial" w:hAnsi="Arial"/>
+                <w:sz w:val="19"/>
+                <w:szCs w:val="19"/>
+              </w:rPr>
+              <w:t xml:space="preserve">Ask the judge to open any ordinary post (for example the wallet post) and add the comment from sample I in section 6.</w:t>
+            </w:r>
+          </w:p>
+        </w:tc>
+      </w:tr>
+      <w:tr>
+        <w:trPr>
+          <w:cantSplit/>
+        </w:trPr>
+        <w:tc>
+          <w:tcPr>
+            <w:tcW w:type="dxa" w:w="1500"/>
+            <w:tcBorders>
+              <w:top w:val="single" w:color="D5DBE7" w:sz="4"/>
+              <w:left w:val="single" w:color="D5DBE7" w:sz="4"/>
+              <w:bottom w:val="single" w:color="D5DBE7" w:sz="4"/>
+              <w:right w:val="single" w:color="D5DBE7" w:sz="4"/>
+            </w:tcBorders>
+            <w:shd w:fill="F1F8F4" w:color="auto" w:val="clear"/>
+            <w:tcMar>
+              <w:top w:type="dxa" w:w="70"/>
+              <w:left w:type="dxa" w:w="110"/>
+              <w:bottom w:type="dxa" w:w="70"/>
+              <w:right w:type="dxa" w:w="110"/>
+            </w:tcMar>
+          </w:tcPr>
+          <w:p>
+            <w:r>
+              <w:rPr>
+                <w:rFonts w:ascii="Arial" w:cs="Arial" w:eastAsia="Arial" w:hAnsi="Arial"/>
+                <w:b/>
+                <w:bCs/>
+                <w:sz w:val="19"/>
+                <w:szCs w:val="19"/>
+              </w:rPr>
+              <w:t xml:space="preserve">Say</w:t>
+            </w:r>
+          </w:p>
+        </w:tc>
+        <w:tc>
+          <w:tcPr>
+            <w:tcW w:type="dxa" w:w="8138"/>
+            <w:tcBorders>
+              <w:top w:val="single" w:color="D5DBE7" w:sz="4"/>
+              <w:left w:val="single" w:color="D5DBE7" w:sz="4"/>
+              <w:bottom w:val="single" w:color="D5DBE7" w:sz="4"/>
+              <w:right w:val="single" w:color="D5DBE7" w:sz="4"/>
+            </w:tcBorders>
+            <w:tcMar>
+              <w:top w:type="dxa" w:w="70"/>
+              <w:left w:type="dxa" w:w="110"/>
+              <w:bottom w:type="dxa" w:w="70"/>
+              <w:right w:type="dxa" w:w="110"/>
+            </w:tcMar>
+          </w:tcPr>
+          <w:p>
+            <w:pPr>
+              <w:spacing w:after="40" w:line="264"/>
+            </w:pPr>
+            <w:r>
+              <w:rPr>
+                <w:rFonts w:ascii="Arial" w:cs="Arial" w:eastAsia="Arial" w:hAnsi="Arial"/>
+                <w:sz w:val="19"/>
+                <w:szCs w:val="19"/>
+              </w:rPr>
+              <w:t xml:space="preserve">"Sellers know feeds are watched, so they hide in the comments of harmless posts. MuleWatch reads every comment too."</w:t>
+            </w:r>
+          </w:p>
+        </w:tc>
+      </w:tr>
+      <w:tr>
+        <w:trPr>
+          <w:cantSplit/>
+        </w:trPr>
+        <w:tc>
+          <w:tcPr>
+            <w:tcW w:type="dxa" w:w="1500"/>
+            <w:tcBorders>
+              <w:top w:val="single" w:color="D5DBE7" w:sz="4"/>
+              <w:left w:val="single" w:color="D5DBE7" w:sz="4"/>
+              <w:bottom w:val="single" w:color="D5DBE7" w:sz="4"/>
+              <w:right w:val="single" w:color="D5DBE7" w:sz="4"/>
+            </w:tcBorders>
+            <w:shd w:fill="FDF3E7" w:color="auto" w:val="clear"/>
+            <w:tcMar>
+              <w:top w:type="dxa" w:w="70"/>
+              <w:left w:type="dxa" w:w="110"/>
+              <w:bottom w:type="dxa" w:w="70"/>
+              <w:right w:type="dxa" w:w="110"/>
+            </w:tcMar>
+          </w:tcPr>
+          <w:p>
+            <w:r>
+              <w:rPr>
+                <w:rFonts w:ascii="Arial" w:cs="Arial" w:eastAsia="Arial" w:hAnsi="Arial"/>
+                <w:b/>
+                <w:bCs/>
+                <w:sz w:val="19"/>
+                <w:szCs w:val="19"/>
+              </w:rPr>
+              <w:t xml:space="preserve">Judges see</w:t>
+            </w:r>
+          </w:p>
+        </w:tc>
+        <w:tc>
+          <w:tcPr>
+            <w:tcW w:type="dxa" w:w="8138"/>
+            <w:tcBorders>
+              <w:top w:val="single" w:color="D5DBE7" w:sz="4"/>
+              <w:left w:val="single" w:color="D5DBE7" w:sz="4"/>
+              <w:bottom w:val="single" w:color="D5DBE7" w:sz="4"/>
+              <w:right w:val="single" w:color="D5DBE7" w:sz="4"/>
+            </w:tcBorders>
+            <w:tcMar>
+              <w:top w:type="dxa" w:w="70"/>
+              <w:left w:type="dxa" w:w="110"/>
+              <w:bottom w:type="dxa" w:w="70"/>
+              <w:right w:type="dxa" w:w="110"/>
+            </w:tcMar>
+          </w:tcPr>
+          <w:p>
+            <w:pPr>
+              <w:spacing w:after="40" w:line="264"/>
+            </w:pPr>
+            <w:r>
+              <w:rPr>
+                <w:rFonts w:ascii="Arial" w:cs="Arial" w:eastAsia="Arial" w:hAnsi="Arial"/>
+                <w:sz w:val="19"/>
+                <w:szCs w:val="19"/>
+              </w:rPr>
+              <w:t xml:space="preserve">A </w:t>
+            </w:r>
+            <w:r>
+              <w:rPr>
+                <w:rFonts w:ascii="Arial" w:cs="Arial" w:eastAsia="Arial" w:hAnsi="Arial"/>
+                <w:b/>
+                <w:bCs/>
+                <w:sz w:val="19"/>
+                <w:szCs w:val="19"/>
+              </w:rPr>
+              <w:t xml:space="preserve">High</w:t>
+            </w:r>
+            <w:r>
+              <w:rPr>
+                <w:rFonts w:ascii="Arial" w:cs="Arial" w:eastAsia="Arial" w:hAnsi="Arial"/>
+                <w:sz w:val="19"/>
+                <w:szCs w:val="19"/>
+              </w:rPr>
+              <w:t xml:space="preserve"> alert within a few seconds, tagged </w:t>
+            </w:r>
+            <w:r>
+              <w:rPr>
+                <w:rFonts w:ascii="Arial" w:cs="Arial" w:eastAsia="Arial" w:hAnsi="Arial"/>
+                <w:b/>
+                <w:bCs/>
+                <w:sz w:val="19"/>
+                <w:szCs w:val="19"/>
+              </w:rPr>
+              <w:t xml:space="preserve">comment</w:t>
+            </w:r>
+            <w:r>
+              <w:rPr>
+                <w:rFonts w:ascii="Arial" w:cs="Arial" w:eastAsia="Arial" w:hAnsi="Arial"/>
+                <w:sz w:val="19"/>
+                <w:szCs w:val="19"/>
+              </w:rPr>
+              <w:t xml:space="preserve">, with the reason Easy-money lure. Request takedown hides just that comment on the forum.</w:t>
+            </w:r>
+          </w:p>
+        </w:tc>
+      </w:tr>
+    </w:tbl>
+    <w:p>
+      <w:pPr>
+        <w:spacing w:after="160"/>
+      </w:pPr>
+    </w:p>
+    <w:p>
+      <w:pPr>
+        <w:pStyle w:val="Heading3"/>
+        <w:keepNext/>
+      </w:pPr>
+      <w:r>
+        <w:rPr>
+          <w:rFonts w:ascii="Arial" w:cs="Arial" w:eastAsia="Arial" w:hAnsi="Arial"/>
+        </w:rPr>
+        <w:t xml:space="preserve">Step 4. Open the case and explain the evidence (60 s)</w:t>
+      </w:r>
+    </w:p>
+    <w:tbl>
+      <w:tblPr>
+        <w:tblW w:type="dxa" w:w="9638"/>
+        <w:tblBorders>
+          <w:top w:val="single" w:color="auto" w:sz="4"/>
+          <w:left w:val="single" w:color="auto" w:sz="4"/>
+          <w:bottom w:val="single" w:color="auto" w:sz="4"/>
+          <w:right w:val="single" w:color="auto" w:sz="4"/>
+          <w:insideH w:val="single" w:color="auto" w:sz="4"/>
+          <w:insideV w:val="single" w:color="auto" w:sz="4"/>
+        </w:tblBorders>
+      </w:tblPr>
+      <w:tblGrid>
+        <w:gridCol w:w="1500"/>
+        <w:gridCol w:w="8138"/>
+      </w:tblGrid>
+      <w:tr>
+        <w:trPr>
+          <w:cantSplit/>
+        </w:trPr>
+        <w:tc>
+          <w:tcPr>
+            <w:tcW w:type="dxa" w:w="1500"/>
+            <w:tcBorders>
+              <w:top w:val="single" w:color="D5DBE7" w:sz="4"/>
+              <w:left w:val="single" w:color="D5DBE7" w:sz="4"/>
+              <w:bottom w:val="single" w:color="D5DBE7" w:sz="4"/>
+              <w:right w:val="single" w:color="D5DBE7" w:sz="4"/>
+            </w:tcBorders>
+            <w:shd w:fill="E8EBFA" w:color="auto" w:val="clear"/>
+            <w:tcMar>
+              <w:top w:type="dxa" w:w="70"/>
+              <w:left w:type="dxa" w:w="110"/>
+              <w:bottom w:type="dxa" w:w="70"/>
+              <w:right w:type="dxa" w:w="110"/>
+            </w:tcMar>
+          </w:tcPr>
+          <w:p>
+            <w:r>
+              <w:rPr>
+                <w:rFonts w:ascii="Arial" w:cs="Arial" w:eastAsia="Arial" w:hAnsi="Arial"/>
+                <w:b/>
+                <w:bCs/>
+                <w:sz w:val="19"/>
+                <w:szCs w:val="19"/>
+              </w:rPr>
+              <w:t xml:space="preserve">Do</w:t>
+            </w:r>
+          </w:p>
+        </w:tc>
+        <w:tc>
+          <w:tcPr>
+            <w:tcW w:type="dxa" w:w="8138"/>
+            <w:tcBorders>
+              <w:top w:val="single" w:color="D5DBE7" w:sz="4"/>
+              <w:left w:val="single" w:color="D5DBE7" w:sz="4"/>
+              <w:bottom w:val="single" w:color="D5DBE7" w:sz="4"/>
+              <w:right w:val="single" w:color="D5DBE7" w:sz="4"/>
+            </w:tcBorders>
+            <w:tcMar>
+              <w:top w:type="dxa" w:w="70"/>
+              <w:left w:type="dxa" w:w="110"/>
+              <w:bottom w:type="dxa" w:w="70"/>
+              <w:right w:type="dxa" w:w="110"/>
+            </w:tcMar>
+          </w:tcPr>
+          <w:p>
+            <w:pPr>
+              <w:spacing w:after="40" w:line="264"/>
+            </w:pPr>
+            <w:r>
+              <w:rPr>
+                <w:rFonts w:ascii="Arial" w:cs="Arial" w:eastAsia="Arial" w:hAnsi="Arial"/>
+                <w:sz w:val="19"/>
+                <w:szCs w:val="19"/>
+              </w:rPr>
+              <w:t xml:space="preserve">Click </w:t>
+            </w:r>
+            <w:r>
+              <w:rPr>
+                <w:rFonts w:ascii="Arial" w:cs="Arial" w:eastAsia="Arial" w:hAnsi="Arial"/>
+                <w:b/>
+                <w:bCs/>
+                <w:sz w:val="19"/>
+                <w:szCs w:val="19"/>
+              </w:rPr>
+              <w:t xml:space="preserve">Open case</w:t>
+            </w:r>
+            <w:r>
+              <w:rPr>
+                <w:rFonts w:ascii="Arial" w:cs="Arial" w:eastAsia="Arial" w:hAnsi="Arial"/>
+                <w:sz w:val="19"/>
+                <w:szCs w:val="19"/>
+              </w:rPr>
+              <w:t xml:space="preserve"> on the alert (or the post in the feed).</w:t>
+            </w:r>
+          </w:p>
+          <w:p>
+            <w:pPr>
+              <w:spacing w:after="40" w:line="264"/>
+            </w:pPr>
+            <w:r>
+              <w:rPr>
+                <w:rFonts w:ascii="Arial" w:cs="Arial" w:eastAsia="Arial" w:hAnsi="Arial"/>
+                <w:sz w:val="19"/>
+                <w:szCs w:val="19"/>
+              </w:rPr>
+              <w:t xml:space="preserve">Point at the highlighted words, the identifiers, </w:t>
+            </w:r>
+            <w:r>
+              <w:rPr>
+                <w:rFonts w:ascii="Arial" w:cs="Arial" w:eastAsia="Arial" w:hAnsi="Arial"/>
+                <w:b/>
+                <w:bCs/>
+                <w:sz w:val="19"/>
+                <w:szCs w:val="19"/>
+              </w:rPr>
+              <w:t xml:space="preserve">Text read from the image</w:t>
+            </w:r>
+            <w:r>
+              <w:rPr>
+                <w:rFonts w:ascii="Arial" w:cs="Arial" w:eastAsia="Arial" w:hAnsi="Arial"/>
+                <w:sz w:val="19"/>
+                <w:szCs w:val="19"/>
+              </w:rPr>
+              <w:t xml:space="preserve">, </w:t>
+            </w:r>
+            <w:r>
+              <w:rPr>
+                <w:rFonts w:ascii="Arial" w:cs="Arial" w:eastAsia="Arial" w:hAnsi="Arial"/>
+                <w:b/>
+                <w:bCs/>
+                <w:sz w:val="19"/>
+                <w:szCs w:val="19"/>
+              </w:rPr>
+              <w:t xml:space="preserve">Why it was flagged</w:t>
+            </w:r>
+            <w:r>
+              <w:rPr>
+                <w:rFonts w:ascii="Arial" w:cs="Arial" w:eastAsia="Arial" w:hAnsi="Arial"/>
+                <w:sz w:val="19"/>
+                <w:szCs w:val="19"/>
+              </w:rPr>
+              <w:t xml:space="preserve"> and the score breakdown.</w:t>
+            </w:r>
+          </w:p>
+        </w:tc>
+      </w:tr>
+      <w:tr>
+        <w:trPr>
+          <w:cantSplit/>
+        </w:trPr>
+        <w:tc>
+          <w:tcPr>
+            <w:tcW w:type="dxa" w:w="1500"/>
+            <w:tcBorders>
+              <w:top w:val="single" w:color="D5DBE7" w:sz="4"/>
+              <w:left w:val="single" w:color="D5DBE7" w:sz="4"/>
+              <w:bottom w:val="single" w:color="D5DBE7" w:sz="4"/>
+              <w:right w:val="single" w:color="D5DBE7" w:sz="4"/>
+            </w:tcBorders>
+            <w:shd w:fill="F1F8F4" w:color="auto" w:val="clear"/>
+            <w:tcMar>
+              <w:top w:type="dxa" w:w="70"/>
+              <w:left w:type="dxa" w:w="110"/>
+              <w:bottom w:type="dxa" w:w="70"/>
+              <w:right w:type="dxa" w:w="110"/>
+            </w:tcMar>
+          </w:tcPr>
+          <w:p>
+            <w:r>
+              <w:rPr>
+                <w:rFonts w:ascii="Arial" w:cs="Arial" w:eastAsia="Arial" w:hAnsi="Arial"/>
+                <w:b/>
+                <w:bCs/>
+                <w:sz w:val="19"/>
+                <w:szCs w:val="19"/>
+              </w:rPr>
+              <w:t xml:space="preserve">Say</w:t>
+            </w:r>
+          </w:p>
+        </w:tc>
+        <w:tc>
+          <w:tcPr>
+            <w:tcW w:type="dxa" w:w="8138"/>
+            <w:tcBorders>
+              <w:top w:val="single" w:color="D5DBE7" w:sz="4"/>
+              <w:left w:val="single" w:color="D5DBE7" w:sz="4"/>
+              <w:bottom w:val="single" w:color="D5DBE7" w:sz="4"/>
+              <w:right w:val="single" w:color="D5DBE7" w:sz="4"/>
+            </w:tcBorders>
+            <w:tcMar>
+              <w:top w:type="dxa" w:w="70"/>
+              <w:left w:type="dxa" w:w="110"/>
+              <w:bottom w:type="dxa" w:w="70"/>
+              <w:right w:type="dxa" w:w="110"/>
+            </w:tcMar>
+          </w:tcPr>
+          <w:p>
+            <w:pPr>
+              <w:spacing w:after="40" w:line="264"/>
+            </w:pPr>
+            <w:r>
+              <w:rPr>
+                <w:rFonts w:ascii="Arial" w:cs="Arial" w:eastAsia="Arial" w:hAnsi="Arial"/>
+                <w:sz w:val="19"/>
+                <w:szCs w:val="19"/>
+              </w:rPr>
+              <w:t xml:space="preserve">"Every flag is explainable. Red is sale language, orange is evasion cues like KYC done, blue are identifiers. Here the image was read by OCR, so even image-only ads are caught. The score combines rules, a multilingual text model and image analysis."</w:t>
+            </w:r>
+          </w:p>
+        </w:tc>
+      </w:tr>
+      <w:tr>
+        <w:trPr>
+          <w:cantSplit/>
+        </w:trPr>
+        <w:tc>
+          <w:tcPr>
+            <w:tcW w:type="dxa" w:w="1500"/>
+            <w:tcBorders>
+              <w:top w:val="single" w:color="D5DBE7" w:sz="4"/>
+              <w:left w:val="single" w:color="D5DBE7" w:sz="4"/>
+              <w:bottom w:val="single" w:color="D5DBE7" w:sz="4"/>
+              <w:right w:val="single" w:color="D5DBE7" w:sz="4"/>
+            </w:tcBorders>
+            <w:shd w:fill="FDF3E7" w:color="auto" w:val="clear"/>
+            <w:tcMar>
+              <w:top w:type="dxa" w:w="70"/>
+              <w:left w:type="dxa" w:w="110"/>
+              <w:bottom w:type="dxa" w:w="70"/>
+              <w:right w:type="dxa" w:w="110"/>
+            </w:tcMar>
+          </w:tcPr>
+          <w:p>
+            <w:r>
+              <w:rPr>
+                <w:rFonts w:ascii="Arial" w:cs="Arial" w:eastAsia="Arial" w:hAnsi="Arial"/>
+                <w:b/>
+                <w:bCs/>
+                <w:sz w:val="19"/>
+                <w:szCs w:val="19"/>
+              </w:rPr>
+              <w:t xml:space="preserve">Judges see</w:t>
+            </w:r>
+          </w:p>
+        </w:tc>
+        <w:tc>
+          <w:tcPr>
+            <w:tcW w:type="dxa" w:w="8138"/>
+            <w:tcBorders>
+              <w:top w:val="single" w:color="D5DBE7" w:sz="4"/>
+              <w:left w:val="single" w:color="D5DBE7" w:sz="4"/>
+              <w:bottom w:val="single" w:color="D5DBE7" w:sz="4"/>
+              <w:right w:val="single" w:color="D5DBE7" w:sz="4"/>
+            </w:tcBorders>
+            <w:tcMar>
+              <w:top w:type="dxa" w:w="70"/>
+              <w:left w:type="dxa" w:w="110"/>
+              <w:bottom w:type="dxa" w:w="70"/>
+              <w:right w:type="dxa" w:w="110"/>
+            </w:tcMar>
+          </w:tcPr>
+          <w:p>
+            <w:pPr>
+              <w:spacing w:after="40" w:line="264"/>
+            </w:pPr>
+            <w:r>
+              <w:rPr>
+                <w:rFonts w:ascii="Arial" w:cs="Arial" w:eastAsia="Arial" w:hAnsi="Arial"/>
+                <w:sz w:val="19"/>
+                <w:szCs w:val="19"/>
+              </w:rPr>
+              <w:t xml:space="preserve">Score meter, colour-coded highlights, OCR text, reasons list and component scores. Linked posts on the right with why each one is linked.</w:t>
             </w:r>
           </w:p>
         </w:tc>
@@ -7821,9 +7688,9 @@
       <w:r>
         <w:drawing>
           <wp:inline distT="0" distB="0" distL="0" distR="0">
-            <wp:extent cx="5715000" cy="3409950"/>
+            <wp:extent cx="5715000" cy="3810000"/>
             <wp:effectExtent t="0" r="0" b="0" l="0"/>
-            <wp:docPr id="1" name="ring.png" descr="One seller ring: posts linked through a shared phone number, Telegram handle and reposted poster" title="One seller ring: posts linked through a shared phone number, Telegram handle and reposted poster"/>
+            <wp:docPr id="1" name="case_crop.png" descr="Case view: highlighted evidence, OCR text from the poster, linked posts" title="Case view: highlighted evidence, OCR text from the poster, linked posts"/>
             <wp:cNvGraphicFramePr>
               <a:graphicFrameLocks xmlns:a="http://schemas.openxmlformats.org/drawingml/2006/main" noChangeAspect="1"/>
             </wp:cNvGraphicFramePr>
@@ -7846,7 +7713,7 @@
                   <pic:spPr bwMode="auto">
                     <a:xfrm>
                       <a:off x="0" y="0"/>
-                      <a:ext cx="5715000" cy="3409950"/>
+                      <a:ext cx="5715000" cy="3810000"/>
                     </a:xfrm>
                     <a:prstGeom prst="rect">
                       <a:avLst/>
@@ -7873,7 +7740,7 @@
           <w:sz w:val="18"/>
           <w:szCs w:val="18"/>
         </w:rPr>
-        <w:t xml:space="preserve">One seller ring: posts linked through a shared phone number, Telegram handle and reposted poster</w:t>
+        <w:t xml:space="preserve">Case view: highlighted evidence, OCR text from the poster, linked posts</w:t>
       </w:r>
     </w:p>
     <w:p>
@@ -7885,7 +7752,7 @@
         <w:rPr>
           <w:rFonts w:ascii="Arial" w:cs="Arial" w:eastAsia="Arial" w:hAnsi="Arial"/>
         </w:rPr>
-        <w:t xml:space="preserve">Step 6. Take action: takedown and evidence report (45 s)</w:t>
+        <w:t xml:space="preserve">Step 5. Show the seller network (45 s)</w:t>
       </w:r>
     </w:p>
     <w:tbl>
@@ -7964,7 +7831,7 @@
                 <w:sz w:val="19"/>
                 <w:szCs w:val="19"/>
               </w:rPr>
-              <w:t xml:space="preserve">Back on the case, click </w:t>
+              <w:t xml:space="preserve">Click </w:t>
             </w:r>
             <w:r>
               <w:rPr>
@@ -7974,28 +7841,15 @@
                 <w:sz w:val="19"/>
                 <w:szCs w:val="19"/>
               </w:rPr>
-              <w:t xml:space="preserve">Request takedown</w:t>
-            </w:r>
-            <w:r>
-              <w:rPr>
-                <w:rFonts w:ascii="Arial" w:cs="Arial" w:eastAsia="Arial" w:hAnsi="Arial"/>
-                <w:sz w:val="19"/>
-                <w:szCs w:val="19"/>
-              </w:rPr>
-              <w:t xml:space="preserve">. Refresh the post on the judge's phone.</w:t>
-            </w:r>
-          </w:p>
-          <w:p>
-            <w:pPr>
-              <w:spacing w:after="40" w:line="264"/>
-            </w:pPr>
-            <w:r>
-              <w:rPr>
-                <w:rFonts w:ascii="Arial" w:cs="Arial" w:eastAsia="Arial" w:hAnsi="Arial"/>
-                <w:sz w:val="19"/>
-                <w:szCs w:val="19"/>
-              </w:rPr>
-              <w:t xml:space="preserve">Click </w:t>
+              <w:t xml:space="preserve">Full network</w:t>
+            </w:r>
+            <w:r>
+              <w:rPr>
+                <w:rFonts w:ascii="Arial" w:cs="Arial" w:eastAsia="Arial" w:hAnsi="Arial"/>
+                <w:sz w:val="19"/>
+                <w:szCs w:val="19"/>
+              </w:rPr>
+              <w:t xml:space="preserve"> (or the </w:t>
             </w:r>
             <w:r>
               <w:rPr>
@@ -8005,46 +7859,15 @@
                 <w:sz w:val="19"/>
                 <w:szCs w:val="19"/>
               </w:rPr>
-              <w:t xml:space="preserve">Evidence report (PDF)</w:t>
-            </w:r>
-            <w:r>
-              <w:rPr>
-                <w:rFonts w:ascii="Arial" w:cs="Arial" w:eastAsia="Arial" w:hAnsi="Arial"/>
-                <w:sz w:val="19"/>
-                <w:szCs w:val="19"/>
-              </w:rPr>
-              <w:t xml:space="preserve"> and scroll through it.</w:t>
-            </w:r>
-          </w:p>
-          <w:p>
-            <w:pPr>
-              <w:spacing w:after="40" w:line="264"/>
-            </w:pPr>
-            <w:r>
-              <w:rPr>
-                <w:rFonts w:ascii="Arial" w:cs="Arial" w:eastAsia="Arial" w:hAnsi="Arial"/>
-                <w:sz w:val="19"/>
-                <w:szCs w:val="19"/>
-              </w:rPr>
-              <w:t xml:space="preserve">Optionally click </w:t>
-            </w:r>
-            <w:r>
-              <w:rPr>
-                <w:rFonts w:ascii="Arial" w:cs="Arial" w:eastAsia="Arial" w:hAnsi="Arial"/>
-                <w:b/>
-                <w:bCs/>
-                <w:sz w:val="19"/>
-                <w:szCs w:val="19"/>
-              </w:rPr>
-              <w:t xml:space="preserve">Confirm fraud</w:t>
-            </w:r>
-            <w:r>
-              <w:rPr>
-                <w:rFonts w:ascii="Arial" w:cs="Arial" w:eastAsia="Arial" w:hAnsi="Arial"/>
-                <w:sz w:val="19"/>
-                <w:szCs w:val="19"/>
-              </w:rPr>
-              <w:t xml:space="preserve">.</w:t>
+              <w:t xml:space="preserve">Seller network</w:t>
+            </w:r>
+            <w:r>
+              <w:rPr>
+                <w:rFonts w:ascii="Arial" w:cs="Arial" w:eastAsia="Arial" w:hAnsi="Arial"/>
+                <w:sz w:val="19"/>
+                <w:szCs w:val="19"/>
+              </w:rPr>
+              <w:t xml:space="preserve"> menu). Click the Telegram triangle or phone diamond.</w:t>
             </w:r>
           </w:p>
         </w:tc>
@@ -8109,7 +7932,7 @@
                 <w:sz w:val="19"/>
                 <w:szCs w:val="19"/>
               </w:rPr>
-              <w:t xml:space="preserve">"The investigator can ask the platform to take the post down; the forum immediately shows a Cyber Cell review notice. The PDF is ready to attach to an NCRP complaint, with a SHA-256 hash so the evidence can be shown to be unaltered."</w:t>
+              <w:t xml:space="preserve">"Six different accounts, one seller. They share a phone number and a Telegram handle, and two of them posted the same poster with a different crop and tint. MuleWatch links them automatically, so police can go after the network, not one post."</w:t>
             </w:r>
           </w:p>
         </w:tc>
@@ -8174,25 +7997,7 @@
                 <w:sz w:val="19"/>
                 <w:szCs w:val="19"/>
               </w:rPr>
-              <w:t xml:space="preserve">On the phone the post is greyed out with a red </w:t>
-            </w:r>
-            <w:r>
-              <w:rPr>
-                <w:rFonts w:ascii="Arial" w:cs="Arial" w:eastAsia="Arial" w:hAnsi="Arial"/>
-                <w:b/>
-                <w:bCs/>
-                <w:sz w:val="19"/>
-                <w:szCs w:val="19"/>
-              </w:rPr>
-              <w:t xml:space="preserve">under review by the Cyber Cell</w:t>
-            </w:r>
-            <w:r>
-              <w:rPr>
-                <w:rFonts w:ascii="Arial" w:cs="Arial" w:eastAsia="Arial" w:hAnsi="Arial"/>
-                <w:sz w:val="19"/>
-                <w:szCs w:val="19"/>
-              </w:rPr>
-              <w:t xml:space="preserve"> banner. The PDF opens with case details, highlighted text, identifiers, linked posts and the hash.</w:t>
+              <w:t xml:space="preserve">Graph: red posts connected to shared identifiers; dashed red lines for reposted images or copied text. Clicking a node shows every post that used it.</w:t>
             </w:r>
           </w:p>
         </w:tc>
@@ -8212,9 +8017,9 @@
       <w:r>
         <w:drawing>
           <wp:inline distT="0" distB="0" distL="0" distR="0">
-            <wp:extent cx="2190750" cy="4276725"/>
+            <wp:extent cx="5715000" cy="3409950"/>
             <wp:effectExtent t="0" r="0" b="0" l="0"/>
-            <wp:docPr id="1" name="forum_flagged.png" descr="The forum post after Request takedown" title="The forum post after Request takedown"/>
+            <wp:docPr id="1" name="ring.png" descr="One seller ring: posts linked through a shared phone number, Telegram handle and reposted poster" title="One seller ring: posts linked through a shared phone number, Telegram handle and reposted poster"/>
             <wp:cNvGraphicFramePr>
               <a:graphicFrameLocks xmlns:a="http://schemas.openxmlformats.org/drawingml/2006/main" noChangeAspect="1"/>
             </wp:cNvGraphicFramePr>
@@ -8237,7 +8042,7 @@
                   <pic:spPr bwMode="auto">
                     <a:xfrm>
                       <a:off x="0" y="0"/>
-                      <a:ext cx="2190750" cy="4276725"/>
+                      <a:ext cx="5715000" cy="3409950"/>
                     </a:xfrm>
                     <a:prstGeom prst="rect">
                       <a:avLst/>
@@ -8264,7 +8069,7 @@
           <w:sz w:val="18"/>
           <w:szCs w:val="18"/>
         </w:rPr>
-        <w:t xml:space="preserve">The forum post after Request takedown</w:t>
+        <w:t xml:space="preserve">One seller ring: posts linked through a shared phone number, Telegram handle and reposted poster</w:t>
       </w:r>
     </w:p>
     <w:p>
@@ -8276,7 +8081,7 @@
         <w:rPr>
           <w:rFonts w:ascii="Arial" w:cs="Arial" w:eastAsia="Arial" w:hAnsi="Arial"/>
         </w:rPr>
-        <w:t xml:space="preserve">Step 7. Check any link (30 s, optional)</w:t>
+        <w:t xml:space="preserve">Step 6. Take action: takedown and evidence report (45 s)</w:t>
       </w:r>
     </w:p>
     <w:tbl>
@@ -8355,6 +8160,693 @@
                 <w:sz w:val="19"/>
                 <w:szCs w:val="19"/>
               </w:rPr>
+              <w:t xml:space="preserve">Back on the case, click </w:t>
+            </w:r>
+            <w:r>
+              <w:rPr>
+                <w:rFonts w:ascii="Arial" w:cs="Arial" w:eastAsia="Arial" w:hAnsi="Arial"/>
+                <w:b/>
+                <w:bCs/>
+                <w:sz w:val="19"/>
+                <w:szCs w:val="19"/>
+              </w:rPr>
+              <w:t xml:space="preserve">Request takedown</w:t>
+            </w:r>
+            <w:r>
+              <w:rPr>
+                <w:rFonts w:ascii="Arial" w:cs="Arial" w:eastAsia="Arial" w:hAnsi="Arial"/>
+                <w:sz w:val="19"/>
+                <w:szCs w:val="19"/>
+              </w:rPr>
+              <w:t xml:space="preserve">. Refresh the post on the judge's phone.</w:t>
+            </w:r>
+          </w:p>
+          <w:p>
+            <w:pPr>
+              <w:spacing w:after="40" w:line="264"/>
+            </w:pPr>
+            <w:r>
+              <w:rPr>
+                <w:rFonts w:ascii="Arial" w:cs="Arial" w:eastAsia="Arial" w:hAnsi="Arial"/>
+                <w:sz w:val="19"/>
+                <w:szCs w:val="19"/>
+              </w:rPr>
+              <w:t xml:space="preserve">Click </w:t>
+            </w:r>
+            <w:r>
+              <w:rPr>
+                <w:rFonts w:ascii="Arial" w:cs="Arial" w:eastAsia="Arial" w:hAnsi="Arial"/>
+                <w:b/>
+                <w:bCs/>
+                <w:sz w:val="19"/>
+                <w:szCs w:val="19"/>
+              </w:rPr>
+              <w:t xml:space="preserve">Evidence report (PDF)</w:t>
+            </w:r>
+            <w:r>
+              <w:rPr>
+                <w:rFonts w:ascii="Arial" w:cs="Arial" w:eastAsia="Arial" w:hAnsi="Arial"/>
+                <w:sz w:val="19"/>
+                <w:szCs w:val="19"/>
+              </w:rPr>
+              <w:t xml:space="preserve"> and scroll through it.</w:t>
+            </w:r>
+          </w:p>
+          <w:p>
+            <w:pPr>
+              <w:spacing w:after="40" w:line="264"/>
+            </w:pPr>
+            <w:r>
+              <w:rPr>
+                <w:rFonts w:ascii="Arial" w:cs="Arial" w:eastAsia="Arial" w:hAnsi="Arial"/>
+                <w:sz w:val="19"/>
+                <w:szCs w:val="19"/>
+              </w:rPr>
+              <w:t xml:space="preserve">Optionally click </w:t>
+            </w:r>
+            <w:r>
+              <w:rPr>
+                <w:rFonts w:ascii="Arial" w:cs="Arial" w:eastAsia="Arial" w:hAnsi="Arial"/>
+                <w:b/>
+                <w:bCs/>
+                <w:sz w:val="19"/>
+                <w:szCs w:val="19"/>
+              </w:rPr>
+              <w:t xml:space="preserve">Confirm fraud</w:t>
+            </w:r>
+            <w:r>
+              <w:rPr>
+                <w:rFonts w:ascii="Arial" w:cs="Arial" w:eastAsia="Arial" w:hAnsi="Arial"/>
+                <w:sz w:val="19"/>
+                <w:szCs w:val="19"/>
+              </w:rPr>
+              <w:t xml:space="preserve">.</w:t>
+            </w:r>
+          </w:p>
+        </w:tc>
+      </w:tr>
+      <w:tr>
+        <w:trPr>
+          <w:cantSplit/>
+        </w:trPr>
+        <w:tc>
+          <w:tcPr>
+            <w:tcW w:type="dxa" w:w="1500"/>
+            <w:tcBorders>
+              <w:top w:val="single" w:color="D5DBE7" w:sz="4"/>
+              <w:left w:val="single" w:color="D5DBE7" w:sz="4"/>
+              <w:bottom w:val="single" w:color="D5DBE7" w:sz="4"/>
+              <w:right w:val="single" w:color="D5DBE7" w:sz="4"/>
+            </w:tcBorders>
+            <w:shd w:fill="F1F8F4" w:color="auto" w:val="clear"/>
+            <w:tcMar>
+              <w:top w:type="dxa" w:w="70"/>
+              <w:left w:type="dxa" w:w="110"/>
+              <w:bottom w:type="dxa" w:w="70"/>
+              <w:right w:type="dxa" w:w="110"/>
+            </w:tcMar>
+          </w:tcPr>
+          <w:p>
+            <w:r>
+              <w:rPr>
+                <w:rFonts w:ascii="Arial" w:cs="Arial" w:eastAsia="Arial" w:hAnsi="Arial"/>
+                <w:b/>
+                <w:bCs/>
+                <w:sz w:val="19"/>
+                <w:szCs w:val="19"/>
+              </w:rPr>
+              <w:t xml:space="preserve">Say</w:t>
+            </w:r>
+          </w:p>
+        </w:tc>
+        <w:tc>
+          <w:tcPr>
+            <w:tcW w:type="dxa" w:w="8138"/>
+            <w:tcBorders>
+              <w:top w:val="single" w:color="D5DBE7" w:sz="4"/>
+              <w:left w:val="single" w:color="D5DBE7" w:sz="4"/>
+              <w:bottom w:val="single" w:color="D5DBE7" w:sz="4"/>
+              <w:right w:val="single" w:color="D5DBE7" w:sz="4"/>
+            </w:tcBorders>
+            <w:tcMar>
+              <w:top w:type="dxa" w:w="70"/>
+              <w:left w:type="dxa" w:w="110"/>
+              <w:bottom w:type="dxa" w:w="70"/>
+              <w:right w:type="dxa" w:w="110"/>
+            </w:tcMar>
+          </w:tcPr>
+          <w:p>
+            <w:pPr>
+              <w:spacing w:after="40" w:line="264"/>
+            </w:pPr>
+            <w:r>
+              <w:rPr>
+                <w:rFonts w:ascii="Arial" w:cs="Arial" w:eastAsia="Arial" w:hAnsi="Arial"/>
+                <w:sz w:val="19"/>
+                <w:szCs w:val="19"/>
+              </w:rPr>
+              <w:t xml:space="preserve">"The investigator can ask the platform to take the post down; the forum immediately shows a Cyber Cell review notice. The PDF is ready to attach to an NCRP complaint, with a SHA-256 hash so the evidence can be shown to be unaltered."</w:t>
+            </w:r>
+          </w:p>
+        </w:tc>
+      </w:tr>
+      <w:tr>
+        <w:trPr>
+          <w:cantSplit/>
+        </w:trPr>
+        <w:tc>
+          <w:tcPr>
+            <w:tcW w:type="dxa" w:w="1500"/>
+            <w:tcBorders>
+              <w:top w:val="single" w:color="D5DBE7" w:sz="4"/>
+              <w:left w:val="single" w:color="D5DBE7" w:sz="4"/>
+              <w:bottom w:val="single" w:color="D5DBE7" w:sz="4"/>
+              <w:right w:val="single" w:color="D5DBE7" w:sz="4"/>
+            </w:tcBorders>
+            <w:shd w:fill="FDF3E7" w:color="auto" w:val="clear"/>
+            <w:tcMar>
+              <w:top w:type="dxa" w:w="70"/>
+              <w:left w:type="dxa" w:w="110"/>
+              <w:bottom w:type="dxa" w:w="70"/>
+              <w:right w:type="dxa" w:w="110"/>
+            </w:tcMar>
+          </w:tcPr>
+          <w:p>
+            <w:r>
+              <w:rPr>
+                <w:rFonts w:ascii="Arial" w:cs="Arial" w:eastAsia="Arial" w:hAnsi="Arial"/>
+                <w:b/>
+                <w:bCs/>
+                <w:sz w:val="19"/>
+                <w:szCs w:val="19"/>
+              </w:rPr>
+              <w:t xml:space="preserve">Judges see</w:t>
+            </w:r>
+          </w:p>
+        </w:tc>
+        <w:tc>
+          <w:tcPr>
+            <w:tcW w:type="dxa" w:w="8138"/>
+            <w:tcBorders>
+              <w:top w:val="single" w:color="D5DBE7" w:sz="4"/>
+              <w:left w:val="single" w:color="D5DBE7" w:sz="4"/>
+              <w:bottom w:val="single" w:color="D5DBE7" w:sz="4"/>
+              <w:right w:val="single" w:color="D5DBE7" w:sz="4"/>
+            </w:tcBorders>
+            <w:tcMar>
+              <w:top w:type="dxa" w:w="70"/>
+              <w:left w:type="dxa" w:w="110"/>
+              <w:bottom w:type="dxa" w:w="70"/>
+              <w:right w:type="dxa" w:w="110"/>
+            </w:tcMar>
+          </w:tcPr>
+          <w:p>
+            <w:pPr>
+              <w:spacing w:after="40" w:line="264"/>
+            </w:pPr>
+            <w:r>
+              <w:rPr>
+                <w:rFonts w:ascii="Arial" w:cs="Arial" w:eastAsia="Arial" w:hAnsi="Arial"/>
+                <w:sz w:val="19"/>
+                <w:szCs w:val="19"/>
+              </w:rPr>
+              <w:t xml:space="preserve">On the phone the post is greyed out with a red </w:t>
+            </w:r>
+            <w:r>
+              <w:rPr>
+                <w:rFonts w:ascii="Arial" w:cs="Arial" w:eastAsia="Arial" w:hAnsi="Arial"/>
+                <w:b/>
+                <w:bCs/>
+                <w:sz w:val="19"/>
+                <w:szCs w:val="19"/>
+              </w:rPr>
+              <w:t xml:space="preserve">under review by the Cyber Cell</w:t>
+            </w:r>
+            <w:r>
+              <w:rPr>
+                <w:rFonts w:ascii="Arial" w:cs="Arial" w:eastAsia="Arial" w:hAnsi="Arial"/>
+                <w:sz w:val="19"/>
+                <w:szCs w:val="19"/>
+              </w:rPr>
+              <w:t xml:space="preserve"> banner. The PDF opens with case details, highlighted text, identifiers, linked posts and the hash.</w:t>
+            </w:r>
+          </w:p>
+        </w:tc>
+      </w:tr>
+    </w:tbl>
+    <w:p>
+      <w:pPr>
+        <w:spacing w:after="160"/>
+      </w:pPr>
+    </w:p>
+    <w:p>
+      <w:pPr>
+        <w:keepNext/>
+        <w:spacing w:after="40" w:before="80"/>
+        <w:jc w:val="center"/>
+      </w:pPr>
+      <w:r>
+        <w:drawing>
+          <wp:inline distT="0" distB="0" distL="0" distR="0">
+            <wp:extent cx="2190750" cy="4276725"/>
+            <wp:effectExtent t="0" r="0" b="0" l="0"/>
+            <wp:docPr id="1" name="forum_flagged.png" descr="The forum post after Request takedown" title="The forum post after Request takedown"/>
+            <wp:cNvGraphicFramePr>
+              <a:graphicFrameLocks xmlns:a="http://schemas.openxmlformats.org/drawingml/2006/main" noChangeAspect="1"/>
+            </wp:cNvGraphicFramePr>
+            <a:graphic xmlns:a="http://schemas.openxmlformats.org/drawingml/2006/main">
+              <a:graphicData uri="http://schemas.openxmlformats.org/drawingml/2006/picture">
+                <pic:pic xmlns:pic="http://schemas.openxmlformats.org/drawingml/2006/picture">
+                  <pic:nvPicPr>
+                    <pic:cNvPr id="0" name="" descr=""/>
+                    <pic:cNvPicPr>
+                      <a:picLocks noChangeAspect="1" noChangeArrowheads="1"/>
+                    </pic:cNvPicPr>
+                  </pic:nvPicPr>
+                  <pic:blipFill>
+                    <a:blip r:embed="rId15" cstate="none"/>
+                    <a:srcRect/>
+                    <a:stretch>
+                      <a:fillRect/>
+                    </a:stretch>
+                  </pic:blipFill>
+                  <pic:spPr bwMode="auto">
+                    <a:xfrm>
+                      <a:off x="0" y="0"/>
+                      <a:ext cx="2190750" cy="4276725"/>
+                    </a:xfrm>
+                    <a:prstGeom prst="rect">
+                      <a:avLst/>
+                    </a:prstGeom>
+                  </pic:spPr>
+                </pic:pic>
+              </a:graphicData>
+            </a:graphic>
+          </wp:inline>
+        </w:drawing>
+      </w:r>
+    </w:p>
+    <w:p>
+      <w:pPr>
+        <w:spacing w:after="200"/>
+        <w:jc w:val="center"/>
+      </w:pPr>
+      <w:r>
+        <w:rPr>
+          <w:rFonts w:ascii="Arial" w:cs="Arial" w:eastAsia="Arial" w:hAnsi="Arial"/>
+          <w:i/>
+          <w:iCs/>
+          <w:color w:val="5B6478"/>
+          <w:sz w:val="18"/>
+          <w:szCs w:val="18"/>
+        </w:rPr>
+        <w:t xml:space="preserve">The forum post after Request takedown</w:t>
+      </w:r>
+    </w:p>
+    <w:p>
+      <w:pPr>
+        <w:pStyle w:val="Heading3"/>
+        <w:keepNext/>
+      </w:pPr>
+      <w:r>
+        <w:rPr>
+          <w:rFonts w:ascii="Arial" w:cs="Arial" w:eastAsia="Arial" w:hAnsi="Arial"/>
+        </w:rPr>
+        <w:t xml:space="preserve">Step 6b. Citizens report through Telegram (45 s)</w:t>
+      </w:r>
+    </w:p>
+    <w:tbl>
+      <w:tblPr>
+        <w:tblW w:type="dxa" w:w="9638"/>
+        <w:tblBorders>
+          <w:top w:val="single" w:color="auto" w:sz="4"/>
+          <w:left w:val="single" w:color="auto" w:sz="4"/>
+          <w:bottom w:val="single" w:color="auto" w:sz="4"/>
+          <w:right w:val="single" w:color="auto" w:sz="4"/>
+          <w:insideH w:val="single" w:color="auto" w:sz="4"/>
+          <w:insideV w:val="single" w:color="auto" w:sz="4"/>
+        </w:tblBorders>
+      </w:tblPr>
+      <w:tblGrid>
+        <w:gridCol w:w="1500"/>
+        <w:gridCol w:w="8138"/>
+      </w:tblGrid>
+      <w:tr>
+        <w:trPr>
+          <w:cantSplit/>
+        </w:trPr>
+        <w:tc>
+          <w:tcPr>
+            <w:tcW w:type="dxa" w:w="1500"/>
+            <w:tcBorders>
+              <w:top w:val="single" w:color="D5DBE7" w:sz="4"/>
+              <w:left w:val="single" w:color="D5DBE7" w:sz="4"/>
+              <w:bottom w:val="single" w:color="D5DBE7" w:sz="4"/>
+              <w:right w:val="single" w:color="D5DBE7" w:sz="4"/>
+            </w:tcBorders>
+            <w:shd w:fill="E8EBFA" w:color="auto" w:val="clear"/>
+            <w:tcMar>
+              <w:top w:type="dxa" w:w="70"/>
+              <w:left w:type="dxa" w:w="110"/>
+              <w:bottom w:type="dxa" w:w="70"/>
+              <w:right w:type="dxa" w:w="110"/>
+            </w:tcMar>
+          </w:tcPr>
+          <w:p>
+            <w:r>
+              <w:rPr>
+                <w:rFonts w:ascii="Arial" w:cs="Arial" w:eastAsia="Arial" w:hAnsi="Arial"/>
+                <w:b/>
+                <w:bCs/>
+                <w:sz w:val="19"/>
+                <w:szCs w:val="19"/>
+              </w:rPr>
+              <w:t xml:space="preserve">Do</w:t>
+            </w:r>
+          </w:p>
+        </w:tc>
+        <w:tc>
+          <w:tcPr>
+            <w:tcW w:type="dxa" w:w="8138"/>
+            <w:tcBorders>
+              <w:top w:val="single" w:color="D5DBE7" w:sz="4"/>
+              <w:left w:val="single" w:color="D5DBE7" w:sz="4"/>
+              <w:bottom w:val="single" w:color="D5DBE7" w:sz="4"/>
+              <w:right w:val="single" w:color="D5DBE7" w:sz="4"/>
+            </w:tcBorders>
+            <w:tcMar>
+              <w:top w:type="dxa" w:w="70"/>
+              <w:left w:type="dxa" w:w="110"/>
+              <w:bottom w:type="dxa" w:w="70"/>
+              <w:right w:type="dxa" w:w="110"/>
+            </w:tcMar>
+          </w:tcPr>
+          <w:p>
+            <w:pPr>
+              <w:spacing w:after="40" w:line="264"/>
+            </w:pPr>
+            <w:r>
+              <w:rPr>
+                <w:rFonts w:ascii="Arial" w:cs="Arial" w:eastAsia="Arial" w:hAnsi="Arial"/>
+                <w:sz w:val="19"/>
+                <w:szCs w:val="19"/>
+              </w:rPr>
+              <w:t xml:space="preserve">Point at the QR code on the command center. Ask a judge to scan it, press </w:t>
+            </w:r>
+            <w:r>
+              <w:rPr>
+                <w:rFonts w:ascii="Arial" w:cs="Arial" w:eastAsia="Arial" w:hAnsi="Arial"/>
+                <w:b/>
+                <w:bCs/>
+                <w:sz w:val="19"/>
+                <w:szCs w:val="19"/>
+              </w:rPr>
+              <w:t xml:space="preserve">Start</w:t>
+            </w:r>
+            <w:r>
+              <w:rPr>
+                <w:rFonts w:ascii="Arial" w:cs="Arial" w:eastAsia="Arial" w:hAnsi="Arial"/>
+                <w:sz w:val="19"/>
+                <w:szCs w:val="19"/>
+              </w:rPr>
+              <w:t xml:space="preserve">, and forward or paste sample J from section 6 (or forward any message from a Telegram channel).</w:t>
+            </w:r>
+          </w:p>
+          <w:p>
+            <w:pPr>
+              <w:spacing w:after="40" w:line="264"/>
+            </w:pPr>
+            <w:r>
+              <w:rPr>
+                <w:rFonts w:ascii="Arial" w:cs="Arial" w:eastAsia="Arial" w:hAnsi="Arial"/>
+                <w:sz w:val="19"/>
+                <w:szCs w:val="19"/>
+              </w:rPr>
+              <w:t xml:space="preserve">Show the case appear on the command center tagged </w:t>
+            </w:r>
+            <w:r>
+              <w:rPr>
+                <w:rFonts w:ascii="Arial" w:cs="Arial" w:eastAsia="Arial" w:hAnsi="Arial"/>
+                <w:b/>
+                <w:bCs/>
+                <w:sz w:val="19"/>
+                <w:szCs w:val="19"/>
+              </w:rPr>
+              <w:t xml:space="preserve">reported by 1 citizen</w:t>
+            </w:r>
+            <w:r>
+              <w:rPr>
+                <w:rFonts w:ascii="Arial" w:cs="Arial" w:eastAsia="Arial" w:hAnsi="Arial"/>
+                <w:sz w:val="19"/>
+                <w:szCs w:val="19"/>
+              </w:rPr>
+              <w:t xml:space="preserve">. Click </w:t>
+            </w:r>
+            <w:r>
+              <w:rPr>
+                <w:rFonts w:ascii="Arial" w:cs="Arial" w:eastAsia="Arial" w:hAnsi="Arial"/>
+                <w:b/>
+                <w:bCs/>
+                <w:sz w:val="19"/>
+                <w:szCs w:val="19"/>
+              </w:rPr>
+              <w:t xml:space="preserve">Confirm fraud</w:t>
+            </w:r>
+            <w:r>
+              <w:rPr>
+                <w:rFonts w:ascii="Arial" w:cs="Arial" w:eastAsia="Arial" w:hAnsi="Arial"/>
+                <w:sz w:val="19"/>
+                <w:szCs w:val="19"/>
+              </w:rPr>
+              <w:t xml:space="preserve">.</w:t>
+            </w:r>
+          </w:p>
+        </w:tc>
+      </w:tr>
+      <w:tr>
+        <w:trPr>
+          <w:cantSplit/>
+        </w:trPr>
+        <w:tc>
+          <w:tcPr>
+            <w:tcW w:type="dxa" w:w="1500"/>
+            <w:tcBorders>
+              <w:top w:val="single" w:color="D5DBE7" w:sz="4"/>
+              <w:left w:val="single" w:color="D5DBE7" w:sz="4"/>
+              <w:bottom w:val="single" w:color="D5DBE7" w:sz="4"/>
+              <w:right w:val="single" w:color="D5DBE7" w:sz="4"/>
+            </w:tcBorders>
+            <w:shd w:fill="F1F8F4" w:color="auto" w:val="clear"/>
+            <w:tcMar>
+              <w:top w:type="dxa" w:w="70"/>
+              <w:left w:type="dxa" w:w="110"/>
+              <w:bottom w:type="dxa" w:w="70"/>
+              <w:right w:type="dxa" w:w="110"/>
+            </w:tcMar>
+          </w:tcPr>
+          <w:p>
+            <w:r>
+              <w:rPr>
+                <w:rFonts w:ascii="Arial" w:cs="Arial" w:eastAsia="Arial" w:hAnsi="Arial"/>
+                <w:b/>
+                <w:bCs/>
+                <w:sz w:val="19"/>
+                <w:szCs w:val="19"/>
+              </w:rPr>
+              <w:t xml:space="preserve">Say</w:t>
+            </w:r>
+          </w:p>
+        </w:tc>
+        <w:tc>
+          <w:tcPr>
+            <w:tcW w:type="dxa" w:w="8138"/>
+            <w:tcBorders>
+              <w:top w:val="single" w:color="D5DBE7" w:sz="4"/>
+              <w:left w:val="single" w:color="D5DBE7" w:sz="4"/>
+              <w:bottom w:val="single" w:color="D5DBE7" w:sz="4"/>
+              <w:right w:val="single" w:color="D5DBE7" w:sz="4"/>
+            </w:tcBorders>
+            <w:tcMar>
+              <w:top w:type="dxa" w:w="70"/>
+              <w:left w:type="dxa" w:w="110"/>
+              <w:bottom w:type="dxa" w:w="70"/>
+              <w:right w:type="dxa" w:w="110"/>
+            </w:tcMar>
+          </w:tcPr>
+          <w:p>
+            <w:pPr>
+              <w:spacing w:after="40" w:line="264"/>
+            </w:pPr>
+            <w:r>
+              <w:rPr>
+                <w:rFonts w:ascii="Arial" w:cs="Arial" w:eastAsia="Arial" w:hAnsi="Arial"/>
+                <w:sz w:val="19"/>
+                <w:szCs w:val="19"/>
+              </w:rPr>
+              <w:t xml:space="preserve">"Investigators can't watch everything, but citizens see these ads every day. Anyone can forward one to our bot and get an answer in seconds, in English and Hindi. Every report becomes a case here, identical reports are grouped, and when we act, the reporter is told."</w:t>
+            </w:r>
+          </w:p>
+        </w:tc>
+      </w:tr>
+      <w:tr>
+        <w:trPr>
+          <w:cantSplit/>
+        </w:trPr>
+        <w:tc>
+          <w:tcPr>
+            <w:tcW w:type="dxa" w:w="1500"/>
+            <w:tcBorders>
+              <w:top w:val="single" w:color="D5DBE7" w:sz="4"/>
+              <w:left w:val="single" w:color="D5DBE7" w:sz="4"/>
+              <w:bottom w:val="single" w:color="D5DBE7" w:sz="4"/>
+              <w:right w:val="single" w:color="D5DBE7" w:sz="4"/>
+            </w:tcBorders>
+            <w:shd w:fill="FDF3E7" w:color="auto" w:val="clear"/>
+            <w:tcMar>
+              <w:top w:type="dxa" w:w="70"/>
+              <w:left w:type="dxa" w:w="110"/>
+              <w:bottom w:type="dxa" w:w="70"/>
+              <w:right w:type="dxa" w:w="110"/>
+            </w:tcMar>
+          </w:tcPr>
+          <w:p>
+            <w:r>
+              <w:rPr>
+                <w:rFonts w:ascii="Arial" w:cs="Arial" w:eastAsia="Arial" w:hAnsi="Arial"/>
+                <w:b/>
+                <w:bCs/>
+                <w:sz w:val="19"/>
+                <w:szCs w:val="19"/>
+              </w:rPr>
+              <w:t xml:space="preserve">Judges see</w:t>
+            </w:r>
+          </w:p>
+        </w:tc>
+        <w:tc>
+          <w:tcPr>
+            <w:tcW w:type="dxa" w:w="8138"/>
+            <w:tcBorders>
+              <w:top w:val="single" w:color="D5DBE7" w:sz="4"/>
+              <w:left w:val="single" w:color="D5DBE7" w:sz="4"/>
+              <w:bottom w:val="single" w:color="D5DBE7" w:sz="4"/>
+              <w:right w:val="single" w:color="D5DBE7" w:sz="4"/>
+            </w:tcBorders>
+            <w:tcMar>
+              <w:top w:type="dxa" w:w="70"/>
+              <w:left w:type="dxa" w:w="110"/>
+              <w:bottom w:type="dxa" w:w="70"/>
+              <w:right w:type="dxa" w:w="110"/>
+            </w:tcMar>
+          </w:tcPr>
+          <w:p>
+            <w:pPr>
+              <w:spacing w:after="40" w:line="264"/>
+            </w:pPr>
+            <w:r>
+              <w:rPr>
+                <w:rFonts w:ascii="Arial" w:cs="Arial" w:eastAsia="Arial" w:hAnsi="Arial"/>
+                <w:sz w:val="19"/>
+                <w:szCs w:val="19"/>
+              </w:rPr>
+              <w:t xml:space="preserve">The judge's phone gets a verdict with reasons and safety advice within a few seconds; after Confirm fraud it gets a second message: investigators have confirmed it as fraud.</w:t>
+            </w:r>
+          </w:p>
+        </w:tc>
+      </w:tr>
+    </w:tbl>
+    <w:p>
+      <w:pPr>
+        <w:spacing w:after="160"/>
+      </w:pPr>
+    </w:p>
+    <w:p>
+      <w:pPr>
+        <w:pStyle w:val="Heading3"/>
+        <w:keepNext/>
+      </w:pPr>
+      <w:r>
+        <w:rPr>
+          <w:rFonts w:ascii="Arial" w:cs="Arial" w:eastAsia="Arial" w:hAnsi="Arial"/>
+        </w:rPr>
+        <w:t xml:space="preserve">Step 7. Check any link (30 s, optional)</w:t>
+      </w:r>
+    </w:p>
+    <w:tbl>
+      <w:tblPr>
+        <w:tblW w:type="dxa" w:w="9638"/>
+        <w:tblBorders>
+          <w:top w:val="single" w:color="auto" w:sz="4"/>
+          <w:left w:val="single" w:color="auto" w:sz="4"/>
+          <w:bottom w:val="single" w:color="auto" w:sz="4"/>
+          <w:right w:val="single" w:color="auto" w:sz="4"/>
+          <w:insideH w:val="single" w:color="auto" w:sz="4"/>
+          <w:insideV w:val="single" w:color="auto" w:sz="4"/>
+        </w:tblBorders>
+      </w:tblPr>
+      <w:tblGrid>
+        <w:gridCol w:w="1500"/>
+        <w:gridCol w:w="8138"/>
+      </w:tblGrid>
+      <w:tr>
+        <w:trPr>
+          <w:cantSplit/>
+        </w:trPr>
+        <w:tc>
+          <w:tcPr>
+            <w:tcW w:type="dxa" w:w="1500"/>
+            <w:tcBorders>
+              <w:top w:val="single" w:color="D5DBE7" w:sz="4"/>
+              <w:left w:val="single" w:color="D5DBE7" w:sz="4"/>
+              <w:bottom w:val="single" w:color="D5DBE7" w:sz="4"/>
+              <w:right w:val="single" w:color="D5DBE7" w:sz="4"/>
+            </w:tcBorders>
+            <w:shd w:fill="E8EBFA" w:color="auto" w:val="clear"/>
+            <w:tcMar>
+              <w:top w:type="dxa" w:w="70"/>
+              <w:left w:type="dxa" w:w="110"/>
+              <w:bottom w:type="dxa" w:w="70"/>
+              <w:right w:type="dxa" w:w="110"/>
+            </w:tcMar>
+          </w:tcPr>
+          <w:p>
+            <w:r>
+              <w:rPr>
+                <w:rFonts w:ascii="Arial" w:cs="Arial" w:eastAsia="Arial" w:hAnsi="Arial"/>
+                <w:b/>
+                <w:bCs/>
+                <w:sz w:val="19"/>
+                <w:szCs w:val="19"/>
+              </w:rPr>
+              <w:t xml:space="preserve">Do</w:t>
+            </w:r>
+          </w:p>
+        </w:tc>
+        <w:tc>
+          <w:tcPr>
+            <w:tcW w:type="dxa" w:w="8138"/>
+            <w:tcBorders>
+              <w:top w:val="single" w:color="D5DBE7" w:sz="4"/>
+              <w:left w:val="single" w:color="D5DBE7" w:sz="4"/>
+              <w:bottom w:val="single" w:color="D5DBE7" w:sz="4"/>
+              <w:right w:val="single" w:color="D5DBE7" w:sz="4"/>
+            </w:tcBorders>
+            <w:tcMar>
+              <w:top w:type="dxa" w:w="70"/>
+              <w:left w:type="dxa" w:w="110"/>
+              <w:bottom w:type="dxa" w:w="70"/>
+              <w:right w:type="dxa" w:w="110"/>
+            </w:tcMar>
+          </w:tcPr>
+          <w:p>
+            <w:pPr>
+              <w:spacing w:after="40" w:line="264"/>
+            </w:pPr>
+            <w:r>
+              <w:rPr>
+                <w:rFonts w:ascii="Arial" w:cs="Arial" w:eastAsia="Arial" w:hAnsi="Arial"/>
+                <w:sz w:val="19"/>
+                <w:szCs w:val="19"/>
+              </w:rPr>
               <w:t xml:space="preserve">Open </w:t>
             </w:r>
             <w:r>
@@ -8606,7 +9098,7 @@
                     </pic:cNvPicPr>
                   </pic:nvPicPr>
                   <pic:blipFill>
-                    <a:blip r:embed="rId15" cstate="none"/>
+                    <a:blip r:embed="rId16" cstate="none"/>
                     <a:srcRect/>
                     <a:stretch>
                       <a:fillRect/>
@@ -10254,6 +10746,162 @@
                 <w:szCs w:val="19"/>
               </w:rPr>
               <w:t xml:space="preserve">High, tagged comment; Request takedown hides only the comment</w:t>
+            </w:r>
+          </w:p>
+        </w:tc>
+      </w:tr>
+      <w:tr>
+        <w:trPr>
+          <w:cantSplit/>
+          <w:tblHeader w:val="false"/>
+        </w:trPr>
+        <w:tc>
+          <w:tcPr>
+            <w:tcW w:type="dxa" w:w="500"/>
+            <w:tcBorders>
+              <w:top w:val="single" w:color="D5DBE7" w:sz="4"/>
+              <w:left w:val="single" w:color="D5DBE7" w:sz="4"/>
+              <w:bottom w:val="single" w:color="D5DBE7" w:sz="4"/>
+              <w:right w:val="single" w:color="D5DBE7" w:sz="4"/>
+            </w:tcBorders>
+            <w:tcMar>
+              <w:top w:type="dxa" w:w="70"/>
+              <w:left w:type="dxa" w:w="110"/>
+              <w:bottom w:type="dxa" w:w="70"/>
+              <w:right w:type="dxa" w:w="110"/>
+            </w:tcMar>
+          </w:tcPr>
+          <w:p>
+            <w:pPr>
+              <w:spacing w:after="30" w:line="260"/>
+            </w:pPr>
+            <w:r>
+              <w:rPr>
+                <w:rFonts w:ascii="Arial" w:cs="Arial" w:eastAsia="Arial" w:hAnsi="Arial"/>
+                <w:sz w:val="19"/>
+                <w:szCs w:val="19"/>
+              </w:rPr>
+              <w:t xml:space="preserve">J</w:t>
+            </w:r>
+          </w:p>
+        </w:tc>
+        <w:tc>
+          <w:tcPr>
+            <w:tcW w:type="dxa" w:w="1500"/>
+            <w:tcBorders>
+              <w:top w:val="single" w:color="D5DBE7" w:sz="4"/>
+              <w:left w:val="single" w:color="D5DBE7" w:sz="4"/>
+              <w:bottom w:val="single" w:color="D5DBE7" w:sz="4"/>
+              <w:right w:val="single" w:color="D5DBE7" w:sz="4"/>
+            </w:tcBorders>
+            <w:tcMar>
+              <w:top w:type="dxa" w:w="70"/>
+              <w:left w:type="dxa" w:w="110"/>
+              <w:bottom w:type="dxa" w:w="70"/>
+              <w:right w:type="dxa" w:w="110"/>
+            </w:tcMar>
+          </w:tcPr>
+          <w:p>
+            <w:pPr>
+              <w:spacing w:after="30" w:line="260"/>
+            </w:pPr>
+            <w:r>
+              <w:rPr>
+                <w:rFonts w:ascii="Arial" w:cs="Arial" w:eastAsia="Arial" w:hAnsi="Arial"/>
+                <w:sz w:val="19"/>
+                <w:szCs w:val="19"/>
+              </w:rPr>
+              <w:t xml:space="preserve">Telegram bot (scan the QR)</w:t>
+            </w:r>
+          </w:p>
+        </w:tc>
+        <w:tc>
+          <w:tcPr>
+            <w:tcW w:type="dxa" w:w="2100"/>
+            <w:tcBorders>
+              <w:top w:val="single" w:color="D5DBE7" w:sz="4"/>
+              <w:left w:val="single" w:color="D5DBE7" w:sz="4"/>
+              <w:bottom w:val="single" w:color="D5DBE7" w:sz="4"/>
+              <w:right w:val="single" w:color="D5DBE7" w:sz="4"/>
+            </w:tcBorders>
+            <w:tcMar>
+              <w:top w:type="dxa" w:w="70"/>
+              <w:left w:type="dxa" w:w="110"/>
+              <w:bottom w:type="dxa" w:w="70"/>
+              <w:right w:type="dxa" w:w="110"/>
+            </w:tcMar>
+          </w:tcPr>
+          <w:p>
+            <w:pPr>
+              <w:spacing w:after="30" w:line="260"/>
+            </w:pPr>
+            <w:r>
+              <w:rPr>
+                <w:rFonts w:ascii="Arial" w:cs="Arial" w:eastAsia="Arial" w:hAnsi="Arial"/>
+                <w:sz w:val="19"/>
+                <w:szCs w:val="19"/>
+              </w:rPr>
+              <w:t xml:space="preserve">(message to the bot)</w:t>
+            </w:r>
+          </w:p>
+        </w:tc>
+        <w:tc>
+          <w:tcPr>
+            <w:tcW w:type="dxa" w:w="3538"/>
+            <w:tcBorders>
+              <w:top w:val="single" w:color="D5DBE7" w:sz="4"/>
+              <w:left w:val="single" w:color="D5DBE7" w:sz="4"/>
+              <w:bottom w:val="single" w:color="D5DBE7" w:sz="4"/>
+              <w:right w:val="single" w:color="D5DBE7" w:sz="4"/>
+            </w:tcBorders>
+            <w:tcMar>
+              <w:top w:type="dxa" w:w="70"/>
+              <w:left w:type="dxa" w:w="110"/>
+              <w:bottom w:type="dxa" w:w="70"/>
+              <w:right w:type="dxa" w:w="110"/>
+            </w:tcMar>
+          </w:tcPr>
+          <w:p>
+            <w:pPr>
+              <w:spacing w:after="30" w:line="260"/>
+            </w:pPr>
+            <w:r>
+              <w:rPr>
+                <w:rFonts w:ascii="Arial" w:cs="Arial" w:eastAsia="Arial" w:hAnsi="Arial"/>
+                <w:sz w:val="19"/>
+                <w:szCs w:val="19"/>
+              </w:rPr>
+              <w:t xml:space="preserve">Bhai apna khata kiraye pe do, har mahine 25k. Sirf gaming. WhatsApp 70148 25519</w:t>
+            </w:r>
+          </w:p>
+        </w:tc>
+        <w:tc>
+          <w:tcPr>
+            <w:tcW w:type="dxa" w:w="2000"/>
+            <w:tcBorders>
+              <w:top w:val="single" w:color="D5DBE7" w:sz="4"/>
+              <w:left w:val="single" w:color="D5DBE7" w:sz="4"/>
+              <w:bottom w:val="single" w:color="D5DBE7" w:sz="4"/>
+              <w:right w:val="single" w:color="D5DBE7" w:sz="4"/>
+            </w:tcBorders>
+            <w:tcMar>
+              <w:top w:type="dxa" w:w="70"/>
+              <w:left w:type="dxa" w:w="110"/>
+              <w:bottom w:type="dxa" w:w="70"/>
+              <w:right w:type="dxa" w:w="110"/>
+            </w:tcMar>
+          </w:tcPr>
+          <w:p>
+            <w:pPr>
+              <w:spacing w:after="30" w:line="260"/>
+            </w:pPr>
+            <w:r>
+              <w:rPr>
+                <w:rFonts w:ascii="Arial" w:cs="Arial" w:eastAsia="Arial" w:hAnsi="Arial"/>
+                <w:sz w:val="19"/>
+                <w:szCs w:val="19"/>
+              </w:rPr>
+              <w:t xml:space="preserve">Very likely a scam, linked to the rent-your-account ring; case tagged reported by 1 citizen</w:t>
             </w:r>
           </w:p>
         </w:tc>
@@ -12263,6 +12911,198 @@
                 <w:sz w:val="19"/>
                 <w:szCs w:val="19"/>
               </w:rPr>
+              <w:t xml:space="preserve">Bot panel says Not connected</w:t>
+            </w:r>
+          </w:p>
+        </w:tc>
+        <w:tc>
+          <w:tcPr>
+            <w:tcW w:type="dxa" w:w="2600"/>
+            <w:tcBorders>
+              <w:top w:val="single" w:color="D5DBE7" w:sz="4"/>
+              <w:left w:val="single" w:color="D5DBE7" w:sz="4"/>
+              <w:bottom w:val="single" w:color="D5DBE7" w:sz="4"/>
+              <w:right w:val="single" w:color="D5DBE7" w:sz="4"/>
+            </w:tcBorders>
+            <w:tcMar>
+              <w:top w:type="dxa" w:w="70"/>
+              <w:left w:type="dxa" w:w="110"/>
+              <w:bottom w:type="dxa" w:w="70"/>
+              <w:right w:type="dxa" w:w="110"/>
+            </w:tcMar>
+          </w:tcPr>
+          <w:p>
+            <w:pPr>
+              <w:spacing w:after="30" w:line="260"/>
+            </w:pPr>
+            <w:r>
+              <w:rPr>
+                <w:rFonts w:ascii="Arial" w:cs="Arial" w:eastAsia="Arial" w:hAnsi="Arial"/>
+                <w:sz w:val="19"/>
+                <w:szCs w:val="19"/>
+              </w:rPr>
+              <w:t xml:space="preserve">No internet, wrong token, or another copy of MuleWatch uses the same token</w:t>
+            </w:r>
+          </w:p>
+        </w:tc>
+        <w:tc>
+          <w:tcPr>
+            <w:tcW w:type="dxa" w:w="4338"/>
+            <w:tcBorders>
+              <w:top w:val="single" w:color="D5DBE7" w:sz="4"/>
+              <w:left w:val="single" w:color="D5DBE7" w:sz="4"/>
+              <w:bottom w:val="single" w:color="D5DBE7" w:sz="4"/>
+              <w:right w:val="single" w:color="D5DBE7" w:sz="4"/>
+            </w:tcBorders>
+            <w:tcMar>
+              <w:top w:type="dxa" w:w="70"/>
+              <w:left w:type="dxa" w:w="110"/>
+              <w:bottom w:type="dxa" w:w="70"/>
+              <w:right w:type="dxa" w:w="110"/>
+            </w:tcMar>
+          </w:tcPr>
+          <w:p>
+            <w:pPr>
+              <w:spacing w:after="30" w:line="260"/>
+            </w:pPr>
+            <w:r>
+              <w:rPr>
+                <w:rFonts w:ascii="Arial" w:cs="Arial" w:eastAsia="Arial" w:hAnsi="Arial"/>
+                <w:sz w:val="19"/>
+                <w:szCs w:val="19"/>
+              </w:rPr>
+              <w:t xml:space="preserve">Check the token in .env; close other copies; the bot reconnects by itself</w:t>
+            </w:r>
+          </w:p>
+        </w:tc>
+      </w:tr>
+      <w:tr>
+        <w:trPr>
+          <w:cantSplit/>
+          <w:tblHeader w:val="false"/>
+        </w:trPr>
+        <w:tc>
+          <w:tcPr>
+            <w:tcW w:type="dxa" w:w="2700"/>
+            <w:tcBorders>
+              <w:top w:val="single" w:color="D5DBE7" w:sz="4"/>
+              <w:left w:val="single" w:color="D5DBE7" w:sz="4"/>
+              <w:bottom w:val="single" w:color="D5DBE7" w:sz="4"/>
+              <w:right w:val="single" w:color="D5DBE7" w:sz="4"/>
+            </w:tcBorders>
+            <w:tcMar>
+              <w:top w:type="dxa" w:w="70"/>
+              <w:left w:type="dxa" w:w="110"/>
+              <w:bottom w:type="dxa" w:w="70"/>
+              <w:right w:type="dxa" w:w="110"/>
+            </w:tcMar>
+          </w:tcPr>
+          <w:p>
+            <w:pPr>
+              <w:spacing w:after="30" w:line="260"/>
+            </w:pPr>
+            <w:r>
+              <w:rPr>
+                <w:rFonts w:ascii="Arial" w:cs="Arial" w:eastAsia="Arial" w:hAnsi="Arial"/>
+                <w:sz w:val="19"/>
+                <w:szCs w:val="19"/>
+              </w:rPr>
+              <w:t xml:space="preserve">Bot doesn't reply</w:t>
+            </w:r>
+          </w:p>
+        </w:tc>
+        <w:tc>
+          <w:tcPr>
+            <w:tcW w:type="dxa" w:w="2600"/>
+            <w:tcBorders>
+              <w:top w:val="single" w:color="D5DBE7" w:sz="4"/>
+              <w:left w:val="single" w:color="D5DBE7" w:sz="4"/>
+              <w:bottom w:val="single" w:color="D5DBE7" w:sz="4"/>
+              <w:right w:val="single" w:color="D5DBE7" w:sz="4"/>
+            </w:tcBorders>
+            <w:tcMar>
+              <w:top w:type="dxa" w:w="70"/>
+              <w:left w:type="dxa" w:w="110"/>
+              <w:bottom w:type="dxa" w:w="70"/>
+              <w:right w:type="dxa" w:w="110"/>
+            </w:tcMar>
+          </w:tcPr>
+          <w:p>
+            <w:pPr>
+              <w:spacing w:after="30" w:line="260"/>
+            </w:pPr>
+            <w:r>
+              <w:rPr>
+                <w:rFonts w:ascii="Arial" w:cs="Arial" w:eastAsia="Arial" w:hAnsi="Arial"/>
+                <w:sz w:val="19"/>
+                <w:szCs w:val="19"/>
+              </w:rPr>
+              <w:t xml:space="preserve">Message sent in a group, or the laptop is offline</w:t>
+            </w:r>
+          </w:p>
+        </w:tc>
+        <w:tc>
+          <w:tcPr>
+            <w:tcW w:type="dxa" w:w="4338"/>
+            <w:tcBorders>
+              <w:top w:val="single" w:color="D5DBE7" w:sz="4"/>
+              <w:left w:val="single" w:color="D5DBE7" w:sz="4"/>
+              <w:bottom w:val="single" w:color="D5DBE7" w:sz="4"/>
+              <w:right w:val="single" w:color="D5DBE7" w:sz="4"/>
+            </w:tcBorders>
+            <w:tcMar>
+              <w:top w:type="dxa" w:w="70"/>
+              <w:left w:type="dxa" w:w="110"/>
+              <w:bottom w:type="dxa" w:w="70"/>
+              <w:right w:type="dxa" w:w="110"/>
+            </w:tcMar>
+          </w:tcPr>
+          <w:p>
+            <w:pPr>
+              <w:spacing w:after="30" w:line="260"/>
+            </w:pPr>
+            <w:r>
+              <w:rPr>
+                <w:rFonts w:ascii="Arial" w:cs="Arial" w:eastAsia="Arial" w:hAnsi="Arial"/>
+                <w:sz w:val="19"/>
+                <w:szCs w:val="19"/>
+              </w:rPr>
+              <w:t xml:space="preserve">Message the bot directly (private chat); check the panel shows Online</w:t>
+            </w:r>
+          </w:p>
+        </w:tc>
+      </w:tr>
+      <w:tr>
+        <w:trPr>
+          <w:cantSplit/>
+          <w:tblHeader w:val="false"/>
+        </w:trPr>
+        <w:tc>
+          <w:tcPr>
+            <w:tcW w:type="dxa" w:w="2700"/>
+            <w:tcBorders>
+              <w:top w:val="single" w:color="D5DBE7" w:sz="4"/>
+              <w:left w:val="single" w:color="D5DBE7" w:sz="4"/>
+              <w:bottom w:val="single" w:color="D5DBE7" w:sz="4"/>
+              <w:right w:val="single" w:color="D5DBE7" w:sz="4"/>
+            </w:tcBorders>
+            <w:tcMar>
+              <w:top w:type="dxa" w:w="70"/>
+              <w:left w:type="dxa" w:w="110"/>
+              <w:bottom w:type="dxa" w:w="70"/>
+              <w:right w:type="dxa" w:w="110"/>
+            </w:tcMar>
+          </w:tcPr>
+          <w:p>
+            <w:pPr>
+              <w:spacing w:after="30" w:line="260"/>
+            </w:pPr>
+            <w:r>
+              <w:rPr>
+                <w:rFonts w:ascii="Arial" w:cs="Arial" w:eastAsia="Arial" w:hAnsi="Arial"/>
+                <w:sz w:val="19"/>
+                <w:szCs w:val="19"/>
+              </w:rPr>
               <w:t xml:space="preserve">Request takedown says the post is no longer on the forum</w:t>
             </w:r>
           </w:p>
@@ -14187,6 +15027,104 @@
                 <w:szCs w:val="19"/>
               </w:rPr>
               <w:t xml:space="preserve">Server</w:t>
+            </w:r>
+          </w:p>
+        </w:tc>
+      </w:tr>
+      <w:tr>
+        <w:trPr>
+          <w:cantSplit/>
+          <w:tblHeader w:val="false"/>
+        </w:trPr>
+        <w:tc>
+          <w:tcPr>
+            <w:tcW w:type="dxa" w:w="2600"/>
+            <w:tcBorders>
+              <w:top w:val="single" w:color="D5DBE7" w:sz="4"/>
+              <w:left w:val="single" w:color="D5DBE7" w:sz="4"/>
+              <w:bottom w:val="single" w:color="D5DBE7" w:sz="4"/>
+              <w:right w:val="single" w:color="D5DBE7" w:sz="4"/>
+            </w:tcBorders>
+            <w:tcMar>
+              <w:top w:type="dxa" w:w="70"/>
+              <w:left w:type="dxa" w:w="110"/>
+              <w:bottom w:type="dxa" w:w="70"/>
+              <w:right w:type="dxa" w:w="110"/>
+            </w:tcMar>
+          </w:tcPr>
+          <w:p>
+            <w:pPr>
+              <w:spacing w:after="30" w:line="260"/>
+            </w:pPr>
+            <w:r>
+              <w:rPr>
+                <w:rFonts w:ascii="Arial" w:cs="Arial" w:eastAsia="Arial" w:hAnsi="Arial"/>
+                <w:sz w:val="19"/>
+                <w:szCs w:val="19"/>
+              </w:rPr>
+              <w:t xml:space="preserve">Bot status</w:t>
+            </w:r>
+          </w:p>
+        </w:tc>
+        <w:tc>
+          <w:tcPr>
+            <w:tcW w:type="dxa" w:w="4838"/>
+            <w:tcBorders>
+              <w:top w:val="single" w:color="D5DBE7" w:sz="4"/>
+              <w:left w:val="single" w:color="D5DBE7" w:sz="4"/>
+              <w:bottom w:val="single" w:color="D5DBE7" w:sz="4"/>
+              <w:right w:val="single" w:color="D5DBE7" w:sz="4"/>
+            </w:tcBorders>
+            <w:tcMar>
+              <w:top w:type="dxa" w:w="70"/>
+              <w:left w:type="dxa" w:w="110"/>
+              <w:bottom w:type="dxa" w:w="70"/>
+              <w:right w:type="dxa" w:w="110"/>
+            </w:tcMar>
+          </w:tcPr>
+          <w:p>
+            <w:pPr>
+              <w:spacing w:after="30" w:line="260"/>
+            </w:pPr>
+            <w:r>
+              <w:rPr>
+                <w:rFonts w:ascii="Consolas" w:cs="Consolas" w:eastAsia="Consolas" w:hAnsi="Consolas"/>
+                <w:color w:val="1F2A7A"/>
+                <w:sz w:val="18"/>
+                <w:szCs w:val="18"/>
+                <w:shd w:fill="EEF0F7" w:color="auto" w:val="clear"/>
+              </w:rPr>
+              <w:t xml:space="preserve">curl localhost:8000/api/bot</w:t>
+            </w:r>
+          </w:p>
+        </w:tc>
+        <w:tc>
+          <w:tcPr>
+            <w:tcW w:type="dxa" w:w="2200"/>
+            <w:tcBorders>
+              <w:top w:val="single" w:color="D5DBE7" w:sz="4"/>
+              <w:left w:val="single" w:color="D5DBE7" w:sz="4"/>
+              <w:bottom w:val="single" w:color="D5DBE7" w:sz="4"/>
+              <w:right w:val="single" w:color="D5DBE7" w:sz="4"/>
+            </w:tcBorders>
+            <w:tcMar>
+              <w:top w:type="dxa" w:w="70"/>
+              <w:left w:type="dxa" w:w="110"/>
+              <w:bottom w:type="dxa" w:w="70"/>
+              <w:right w:type="dxa" w:w="110"/>
+            </w:tcMar>
+          </w:tcPr>
+          <w:p>
+            <w:pPr>
+              <w:spacing w:after="30" w:line="260"/>
+            </w:pPr>
+            <w:r>
+              <w:rPr>
+                <w:rFonts w:ascii="Arial" w:cs="Arial" w:eastAsia="Arial" w:hAnsi="Arial"/>
+                <w:sz w:val="19"/>
+                <w:szCs w:val="19"/>
+              </w:rPr>
+              <w:t xml:space="preserve">Laptop</w:t>
             </w:r>
           </w:p>
         </w:tc>

--- a/docs/MuleWatch_Demo_Guide.docx
+++ b/docs/MuleWatch_Demo_Guide.docx
@@ -4742,7 +4742,35 @@
         <w:rPr>
           <w:rFonts w:ascii="Arial" w:cs="Arial" w:eastAsia="Arial" w:hAnsi="Arial"/>
         </w:rPr>
-        <w:t xml:space="preserve">For phone alerts too: send your bot any message, open </w:t>
+        <w:t xml:space="preserve">For Critical alerts on your phone: in </w:t>
+      </w:r>
+      <w:r>
+        <w:rPr>
+          <w:rFonts w:ascii="Arial" w:cs="Arial" w:eastAsia="Arial" w:hAnsi="Arial"/>
+          <w:b/>
+          <w:bCs/>
+        </w:rPr>
+        <w:t xml:space="preserve">Monitored sources</w:t>
+      </w:r>
+      <w:r>
+        <w:rPr>
+          <w:rFonts w:ascii="Arial" w:cs="Arial" w:eastAsia="Arial" w:hAnsi="Arial"/>
+        </w:rPr>
+        <w:t xml:space="preserve">, the bot panel shows </w:t>
+      </w:r>
+      <w:r>
+        <w:rPr>
+          <w:rFonts w:ascii="Arial" w:cs="Arial" w:eastAsia="Arial" w:hAnsi="Arial"/>
+          <w:b/>
+          <w:bCs/>
+        </w:rPr>
+        <w:t xml:space="preserve">Phone alerts: send /alerts 123456</w:t>
+      </w:r>
+      <w:r>
+        <w:rPr>
+          <w:rFonts w:ascii="Arial" w:cs="Arial" w:eastAsia="Arial" w:hAnsi="Arial"/>
+        </w:rPr>
+        <w:t xml:space="preserve">. Send exactly that message to your bot from your phone. The bot replies Linked and alerts start arriving. Send </w:t>
       </w:r>
       <w:r>
         <w:rPr>
@@ -4752,61 +4780,13 @@
           <w:szCs w:val="20"/>
           <w:shd w:fill="EEF0F7" w:color="auto" w:val="clear"/>
         </w:rPr>
-        <w:t xml:space="preserve">https://api.telegram.org/bot&lt;TOKEN&gt;/getUpdates</w:t>
-      </w:r>
-      <w:r>
-        <w:rPr>
-          <w:rFonts w:ascii="Arial" w:cs="Arial" w:eastAsia="Arial" w:hAnsi="Arial"/>
-        </w:rPr>
-        <w:t xml:space="preserve"> in a browser, copy the number after </w:t>
-      </w:r>
-      <w:r>
-        <w:rPr>
-          <w:rFonts w:ascii="Consolas" w:cs="Consolas" w:eastAsia="Consolas" w:hAnsi="Consolas"/>
-          <w:color w:val="1F2A7A"/>
-          <w:sz w:val="20"/>
-          <w:szCs w:val="20"/>
-          <w:shd w:fill="EEF0F7" w:color="auto" w:val="clear"/>
-        </w:rPr>
-        <w:t xml:space="preserve">"chat":{"id":</w:t>
-      </w:r>
-      <w:r>
-        <w:rPr>
-          <w:rFonts w:ascii="Arial" w:cs="Arial" w:eastAsia="Arial" w:hAnsi="Arial"/>
-        </w:rPr>
-        <w:t xml:space="preserve"> into </w:t>
-      </w:r>
-      <w:r>
-        <w:rPr>
-          <w:rFonts w:ascii="Consolas" w:cs="Consolas" w:eastAsia="Consolas" w:hAnsi="Consolas"/>
-          <w:color w:val="1F2A7A"/>
-          <w:sz w:val="20"/>
-          <w:szCs w:val="20"/>
-          <w:shd w:fill="EEF0F7" w:color="auto" w:val="clear"/>
-        </w:rPr>
-        <w:t xml:space="preserve">.env</w:t>
-      </w:r>
-      <w:r>
-        <w:rPr>
-          <w:rFonts w:ascii="Arial" w:cs="Arial" w:eastAsia="Arial" w:hAnsi="Arial"/>
-        </w:rPr>
-        <w:t xml:space="preserve"> as </w:t>
-      </w:r>
-      <w:r>
-        <w:rPr>
-          <w:rFonts w:ascii="Consolas" w:cs="Consolas" w:eastAsia="Consolas" w:hAnsi="Consolas"/>
-          <w:color w:val="1F2A7A"/>
-          <w:sz w:val="20"/>
-          <w:szCs w:val="20"/>
-          <w:shd w:fill="EEF0F7" w:color="auto" w:val="clear"/>
-        </w:rPr>
-        <w:t xml:space="preserve">TELEGRAM_CHAT_ID</w:t>
-      </w:r>
-      <w:r>
-        <w:rPr>
-          <w:rFonts w:ascii="Arial" w:cs="Arial" w:eastAsia="Arial" w:hAnsi="Arial"/>
-        </w:rPr>
-        <w:t xml:space="preserve">, and restart.</w:t>
+        <w:t xml:space="preserve">/alerts off</w:t>
+      </w:r>
+      <w:r>
+        <w:rPr>
+          <w:rFonts w:ascii="Arial" w:cs="Arial" w:eastAsia="Arial" w:hAnsi="Arial"/>
+        </w:rPr>
+        <w:t xml:space="preserve"> to stop. (No chat ID needed.)</w:t>
       </w:r>
     </w:p>
     <w:p>
